--- a/TDD RAG based Generative AI.docx
+++ b/TDD RAG based Generative AI.docx
@@ -651,9 +651,152 @@
     </w:p>
     <w:p>
       <w:pPr>
-        <w:rPr>
-          <w:b/>
-          <w:bCs/>
+        <w:pStyle w:val="ListParagraph"/>
+        <w:rPr>
+          <w:lang w:val="en-IN"/>
+        </w:rPr>
+      </w:pPr>
+    </w:p>
+    <w:p>
+      <w:pPr>
+        <w:pStyle w:val="ListParagraph"/>
+        <w:rPr>
+          <w:lang w:val="en-IN"/>
+        </w:rPr>
+      </w:pPr>
+      <w:r>
+        <w:rPr>
+          <w:lang w:val="en-IN"/>
+        </w:rPr>
+        <w:lastRenderedPageBreak/>
+        <w:t>Searches:</w:t>
+      </w:r>
+    </w:p>
+    <w:p>
+      <w:pPr>
+        <w:pStyle w:val="ListParagraph"/>
+        <w:numPr>
+          <w:ilvl w:val="0"/>
+          <w:numId w:val="25"/>
+        </w:numPr>
+        <w:rPr>
+          <w:lang w:val="en-IN"/>
+        </w:rPr>
+      </w:pPr>
+      <w:r>
+        <w:rPr>
+          <w:lang w:val="en-IN"/>
+        </w:rPr>
+        <w:t>Document retrieval</w:t>
+      </w:r>
+    </w:p>
+    <w:p>
+      <w:pPr>
+        <w:pStyle w:val="ListParagraph"/>
+        <w:numPr>
+          <w:ilvl w:val="0"/>
+          <w:numId w:val="25"/>
+        </w:numPr>
+        <w:rPr>
+          <w:lang w:val="en-IN"/>
+        </w:rPr>
+      </w:pPr>
+      <w:r>
+        <w:rPr>
+          <w:lang w:val="en-IN"/>
+        </w:rPr>
+        <w:t>Vector DB</w:t>
+      </w:r>
+    </w:p>
+    <w:p>
+      <w:pPr>
+        <w:pStyle w:val="ListParagraph"/>
+        <w:numPr>
+          <w:ilvl w:val="0"/>
+          <w:numId w:val="25"/>
+        </w:numPr>
+        <w:rPr>
+          <w:lang w:val="en-IN"/>
+        </w:rPr>
+      </w:pPr>
+      <w:r>
+        <w:rPr>
+          <w:lang w:val="en-IN"/>
+        </w:rPr>
+        <w:t>Knowledge graph /Graph RAG</w:t>
+      </w:r>
+    </w:p>
+    <w:p>
+      <w:pPr>
+        <w:pStyle w:val="ListParagraph"/>
+        <w:numPr>
+          <w:ilvl w:val="0"/>
+          <w:numId w:val="25"/>
+        </w:numPr>
+        <w:rPr>
+          <w:lang w:val="en-IN"/>
+        </w:rPr>
+      </w:pPr>
+      <w:r>
+        <w:rPr>
+          <w:lang w:val="en-IN"/>
+        </w:rPr>
+        <w:t xml:space="preserve">Hybrid retrieval and </w:t>
+      </w:r>
+      <w:r>
+        <w:rPr>
+          <w:b/>
+          <w:bCs/>
+        </w:rPr>
+        <w:t>eranker</w:t>
+      </w:r>
+      <w:r>
+        <w:t> like Cohere Rerank</w:t>
+      </w:r>
+    </w:p>
+    <w:p>
+      <w:pPr>
+        <w:rPr>
+          <w:b/>
+          <w:bCs/>
+          <w:lang w:val="en-IN"/>
+        </w:rPr>
+      </w:pPr>
+      <w:r>
+        <w:rPr>
+          <w:b/>
+          <w:bCs/>
+          <w:lang w:val="en-IN"/>
+        </w:rPr>
+        <w:t>Embedding Models:</w:t>
+      </w:r>
+    </w:p>
+    <w:p>
+      <w:pPr>
+        <w:pStyle w:val="ListParagraph"/>
+        <w:numPr>
+          <w:ilvl w:val="0"/>
+          <w:numId w:val="26"/>
+        </w:numPr>
+        <w:rPr>
+          <w:lang w:val="en-IN"/>
+        </w:rPr>
+      </w:pPr>
+      <w:r>
+        <w:rPr>
+          <w:lang w:val="en-IN"/>
+        </w:rPr>
+        <w:t>open AI – text embedding-002</w:t>
+      </w:r>
+    </w:p>
+    <w:p>
+      <w:pPr>
+        <w:pStyle w:val="ListParagraph"/>
+        <w:numPr>
+          <w:ilvl w:val="0"/>
+          <w:numId w:val="26"/>
+        </w:numPr>
+        <w:rPr>
           <w:lang w:val="en-IN"/>
         </w:rPr>
       </w:pPr>
@@ -1038,6 +1181,7 @@
         <w:rPr>
           <w:lang w:val="en-IN"/>
         </w:rPr>
+        <w:lastRenderedPageBreak/>
         <w:t>[Chat UI] &lt;------&gt; [Web Service / API Layer]</w:t>
       </w:r>
     </w:p>
@@ -1103,7 +1247,6 @@
         <w:rPr>
           <w:lang w:val="en-IN"/>
         </w:rPr>
-        <w:lastRenderedPageBreak/>
         <w:t xml:space="preserve">       (Azure AI Search           (GPT-4o)</w:t>
       </w:r>
     </w:p>
@@ -1542,6 +1685,7 @@
         <w:rPr>
           <w:lang w:val="en-IN"/>
         </w:rPr>
+        <w:lastRenderedPageBreak/>
         <w:t xml:space="preserve">Ensure Azure Cognitive Search is configured for </w:t>
       </w:r>
       <w:r>
@@ -1655,7 +1799,6 @@
           <w:bCs/>
           <w:lang w:val="en-IN"/>
         </w:rPr>
-        <w:lastRenderedPageBreak/>
         <w:t>Step 4: Semantic Retrieval</w:t>
       </w:r>
     </w:p>
@@ -2025,6 +2168,7 @@
         <w:rPr>
           <w:lang w:val="en-IN"/>
         </w:rPr>
+        <w:lastRenderedPageBreak/>
         <w:t>Capture user feedback for continual improvement (e.g., “Was this answer helpful?”).</w:t>
       </w:r>
     </w:p>
@@ -2124,7 +2268,6 @@
         <w:rPr>
           <w:lang w:val="en-IN"/>
         </w:rPr>
-        <w:lastRenderedPageBreak/>
         <w:t>Re-embed and update Azure index upon receiving new FAQ or call data.</w:t>
       </w:r>
     </w:p>
@@ -2557,6 +2700,7 @@
           <w:bCs/>
           <w:lang w:val="en-IN"/>
         </w:rPr>
+        <w:lastRenderedPageBreak/>
         <w:t>Generator</w:t>
       </w:r>
       <w:r>
@@ -2649,7 +2793,6 @@
           <w:bCs/>
           <w:lang w:val="en-IN"/>
         </w:rPr>
-        <w:lastRenderedPageBreak/>
         <w:t>Feedback loop</w:t>
       </w:r>
       <w:r>
@@ -2715,7 +2858,19 @@
         <w:rPr>
           <w:lang w:val="en-IN"/>
         </w:rPr>
-        <w:t>Integration with other business systems (claims, enrollment) for transactional queries.</w:t>
+        <w:t xml:space="preserve">Integration with other business systems (claims, </w:t>
+      </w:r>
+      <w:r>
+        <w:rPr>
+          <w:lang w:val="en-IN"/>
+        </w:rPr>
+        <w:t>enrolment</w:t>
+      </w:r>
+      <w:r>
+        <w:rPr>
+          <w:lang w:val="en-IN"/>
+        </w:rPr>
+        <w:t>) for transactional queries.</w:t>
       </w:r>
     </w:p>
     <w:p>
@@ -2925,113 +3080,6 @@
           <w:lang w:val="en-IN"/>
         </w:rPr>
       </w:pPr>
-    </w:p>
-    <w:p>
-      <w:pPr>
-        <w:rPr>
-          <w:lang w:val="en-IN"/>
-        </w:rPr>
-      </w:pPr>
-      <w:r>
-        <w:rPr>
-          <w:lang w:val="en-IN"/>
-        </w:rPr>
-        <w:t xml:space="preserve">Generative </w:t>
-      </w:r>
-      <w:r>
-        <w:rPr>
-          <w:lang w:val="en-IN"/>
-        </w:rPr>
-        <w:t>AI test generation</w:t>
-      </w:r>
-    </w:p>
-    <w:p>
-      <w:pPr>
-        <w:rPr>
-          <w:lang w:val="en-IN"/>
-        </w:rPr>
-      </w:pPr>
-      <w:r>
-        <w:rPr>
-          <w:lang w:val="en-IN"/>
-        </w:rPr>
-        <w:t xml:space="preserve">We have a inbuilt VS code plugin which is used for test case generator. </w:t>
-      </w:r>
-    </w:p>
-    <w:p>
-      <w:pPr>
-        <w:rPr>
-          <w:lang w:val="en-IN"/>
-        </w:rPr>
-      </w:pPr>
-      <w:r>
-        <w:rPr>
-          <w:lang w:val="en-IN"/>
-        </w:rPr>
-        <w:t>This plugin has two components on</w:t>
-      </w:r>
-      <w:r>
-        <w:rPr>
-          <w:lang w:val="en-IN"/>
-        </w:rPr>
-        <w:t>e</w:t>
-      </w:r>
-      <w:r>
-        <w:rPr>
-          <w:lang w:val="en-IN"/>
-        </w:rPr>
-        <w:t xml:space="preserve"> is the vector DB which is in postgres, which can store most of the document types. The other component is the plugin it self which will be installed in VS code. Once you upload the data which you are using as RAG in ur actual solution. </w:t>
-      </w:r>
-      <w:r>
-        <w:rPr>
-          <w:lang w:val="en-IN"/>
-        </w:rPr>
-        <w:t xml:space="preserve"> This plugin will generate a csv with all the test cases generated, you can decide to keep the test cases or remove. </w:t>
-      </w:r>
-    </w:p>
-    <w:p>
-      <w:pPr>
-        <w:rPr>
-          <w:lang w:val="en-IN"/>
-        </w:rPr>
-      </w:pPr>
-      <w:r>
-        <w:rPr>
-          <w:lang w:val="en-IN"/>
-        </w:rPr>
-        <w:t xml:space="preserve">In this plugin you can also give a project specific template on the format you want the test cases </w:t>
-      </w:r>
-      <w:r>
-        <w:rPr>
-          <w:lang w:val="en-IN"/>
-        </w:rPr>
-        <w:t xml:space="preserve">to be written. </w:t>
-      </w:r>
-    </w:p>
-    <w:p>
-      <w:pPr>
-        <w:rPr>
-          <w:lang w:val="en-IN"/>
-        </w:rPr>
-      </w:pPr>
-      <w:r>
-        <w:rPr>
-          <w:lang w:val="en-IN"/>
-        </w:rPr>
-        <w:t xml:space="preserve">End to end testing </w:t>
-      </w:r>
-      <w:r>
-        <w:rPr>
-          <w:lang w:val="en-IN"/>
-        </w:rPr>
-        <w:t xml:space="preserve">: this plugin also checks if the flow from Prompt input, authorization, </w:t>
-      </w:r>
-      <w:r>
-        <w:rPr>
-          <w:lang w:val="en-IN"/>
-        </w:rPr>
-        <w:t>LLM and tool usage and then response</w:t>
-      </w:r>
     </w:p>
     <w:p>
       <w:pPr>
@@ -3097,6 +3145,2983 @@
       </w:r>
     </w:p>
     <w:p/>
+    <w:p>
+      <w:pPr>
+        <w:pStyle w:val="Title"/>
+        <w:rPr>
+          <w:lang w:val="en-IN"/>
+        </w:rPr>
+      </w:pPr>
+      <w:r>
+        <w:rPr>
+          <w:lang w:val="en-IN"/>
+        </w:rPr>
+        <w:t>TECHNICAL DESIGN and CODING</w:t>
+      </w:r>
+    </w:p>
+    <w:p>
+      <w:pPr>
+        <w:rPr>
+          <w:b/>
+          <w:bCs/>
+          <w:lang w:val="en-IN"/>
+        </w:rPr>
+      </w:pPr>
+      <w:r>
+        <w:rPr>
+          <w:b/>
+          <w:bCs/>
+          <w:lang w:val="en-IN"/>
+        </w:rPr>
+        <w:t>Step 1: Document ingestion and chunking</w:t>
+      </w:r>
+    </w:p>
+    <w:p>
+      <w:pPr>
+        <w:rPr>
+          <w:lang w:val="en-IN"/>
+        </w:rPr>
+      </w:pPr>
+      <w:r>
+        <w:rPr>
+          <w:b/>
+          <w:bCs/>
+          <w:u w:val="single"/>
+          <w:lang w:val="en-IN"/>
+        </w:rPr>
+        <w:t>LOAD</w:t>
+      </w:r>
+      <w:r>
+        <w:rPr>
+          <w:b/>
+          <w:bCs/>
+          <w:lang w:val="en-IN"/>
+        </w:rPr>
+        <w:t xml:space="preserve"> -</w:t>
+      </w:r>
+      <w:r>
+        <w:rPr>
+          <w:lang w:val="en-IN"/>
+        </w:rPr>
+        <w:t xml:space="preserve"> </w:t>
+      </w:r>
+      <w:r>
+        <w:rPr>
+          <w:lang w:val="en-IN"/>
+        </w:rPr>
+        <w:t>Your documents (PDFs, Word files, Confluence pages, etc.) are loaded into the system</w:t>
+      </w:r>
+      <w:r>
+        <w:rPr>
+          <w:lang w:val="en-IN"/>
+        </w:rPr>
+        <w:t>.</w:t>
+      </w:r>
+    </w:p>
+    <w:p>
+      <w:pPr>
+        <w:rPr>
+          <w:lang w:val="en-IN"/>
+        </w:rPr>
+      </w:pPr>
+      <w:r>
+        <w:rPr>
+          <w:lang w:val="en-IN"/>
+        </w:rPr>
+        <w:t xml:space="preserve">Write code to ensure the PDF is not password protected or the Weburls’s don’t have any </w:t>
+      </w:r>
+      <w:r>
+        <w:rPr>
+          <w:lang w:val="en-IN"/>
+        </w:rPr>
+        <w:t>restrictions</w:t>
+      </w:r>
+      <w:r>
+        <w:rPr>
+          <w:lang w:val="en-IN"/>
+        </w:rPr>
+        <w:t>, like configure SSL certificates before</w:t>
+      </w:r>
+      <w:r>
+        <w:rPr>
+          <w:lang w:val="en-IN"/>
+        </w:rPr>
+        <w:t xml:space="preserve">  (For enterprise projects use asynchronous  calls to crawl the web pages</w:t>
+      </w:r>
+      <w:r>
+        <w:rPr>
+          <w:lang w:val="en-IN"/>
+        </w:rPr>
+        <w:t xml:space="preserve"> concurrently, set the max concurrency with </w:t>
+      </w:r>
+      <w:r>
+        <w:rPr>
+          <w:lang w:val="en-IN"/>
+        </w:rPr>
+        <w:t>semaphore</w:t>
+      </w:r>
+      <w:r>
+        <w:rPr>
+          <w:lang w:val="en-IN"/>
+        </w:rPr>
+        <w:t xml:space="preserve">) </w:t>
+      </w:r>
+      <w:r>
+        <w:rPr>
+          <w:lang w:val="en-IN"/>
+        </w:rPr>
+        <w:t xml:space="preserve"> Use Logger to predefine the log structure for any exceptions.</w:t>
+      </w:r>
+    </w:p>
+    <w:p>
+      <w:pPr>
+        <w:pStyle w:val="ListParagraph"/>
+        <w:numPr>
+          <w:ilvl w:val="0"/>
+          <w:numId w:val="28"/>
+        </w:numPr>
+        <w:rPr>
+          <w:lang w:val="en-IN"/>
+        </w:rPr>
+      </w:pPr>
+      <w:r>
+        <w:rPr>
+          <w:lang w:val="en-IN"/>
+        </w:rPr>
+        <w:t>Load the documents using Langchain community loaders(textloader, Pdf loader,WebbaseLoader,) or inherit the  langchain_core Basemodel class and update it to load text, web url’s, PDF etc..</w:t>
+      </w:r>
+    </w:p>
+    <w:p>
+      <w:pPr>
+        <w:pStyle w:val="ListParagraph"/>
+        <w:numPr>
+          <w:ilvl w:val="0"/>
+          <w:numId w:val="28"/>
+        </w:numPr>
+        <w:rPr>
+          <w:lang w:val="en-IN"/>
+        </w:rPr>
+      </w:pPr>
+      <w:r>
+        <w:rPr>
+          <w:lang w:val="en-IN"/>
+        </w:rPr>
+        <w:t>Load using from langchain_tavily import TavilyCrawl, TavilyExtract, TavilyMap – to crawl the web pages and extract</w:t>
+      </w:r>
+      <w:r>
+        <w:rPr>
+          <w:lang w:val="en-IN"/>
+        </w:rPr>
+        <w:t>. Tavily goes to the website, based on the max_depth set it decides how many link-hops away from the starting URL the crawler is allowed to go</w:t>
+      </w:r>
+      <w:r>
+        <w:rPr>
+          <w:lang w:val="en-IN"/>
+        </w:rPr>
+        <w:t>.</w:t>
+      </w:r>
+      <w:r>
+        <w:rPr>
+          <w:lang w:val="en-IN"/>
+        </w:rPr>
+        <w:t xml:space="preserve"> </w:t>
+      </w:r>
+      <w:r>
+        <w:rPr>
+          <w:lang w:val="en-IN"/>
+        </w:rPr>
+        <w:t xml:space="preserve"> You can also </w:t>
+      </w:r>
+      <w:r>
+        <w:rPr>
+          <w:lang w:val="en-IN"/>
+        </w:rPr>
+        <w:t xml:space="preserve">set </w:t>
+      </w:r>
+      <w:r>
+        <w:rPr>
+          <w:i/>
+          <w:iCs/>
+          <w:lang w:val="en-IN"/>
+        </w:rPr>
+        <w:t>"instructions":"content on ai agents"</w:t>
+      </w:r>
+      <w:r>
+        <w:rPr>
+          <w:i/>
+          <w:iCs/>
+          <w:lang w:val="en-IN"/>
+        </w:rPr>
+        <w:t xml:space="preserve"> </w:t>
+      </w:r>
+      <w:r>
+        <w:rPr>
+          <w:lang w:val="en-IN"/>
+        </w:rPr>
+        <w:t>, this will fetch only the documents based on instructions</w:t>
+      </w:r>
+      <w:r>
+        <w:rPr>
+          <w:lang w:val="en-IN"/>
+        </w:rPr>
+        <w:t xml:space="preserve"> </w:t>
+      </w:r>
+      <w:r>
+        <w:rPr>
+          <w:lang w:val="en-IN"/>
+        </w:rPr>
+        <w:t>(backend tavily</w:t>
+      </w:r>
+      <w:r>
+        <w:rPr>
+          <w:lang w:val="en-IN"/>
+        </w:rPr>
+        <w:t xml:space="preserve"> </w:t>
+      </w:r>
+      <w:r>
+        <w:rPr>
+          <w:lang w:val="en-IN"/>
+        </w:rPr>
+        <w:t>will run their NLP LLM and complete this</w:t>
+      </w:r>
+      <w:r>
+        <w:rPr>
+          <w:lang w:val="en-IN"/>
+        </w:rPr>
+        <w:t>) and do the load.</w:t>
+      </w:r>
+    </w:p>
+    <w:p>
+      <w:pPr>
+        <w:pStyle w:val="ListParagraph"/>
+        <w:numPr>
+          <w:ilvl w:val="0"/>
+          <w:numId w:val="28"/>
+        </w:numPr>
+        <w:rPr>
+          <w:lang w:val="en-IN"/>
+        </w:rPr>
+      </w:pPr>
+      <w:r>
+        <w:rPr>
+          <w:lang w:val="en-IN"/>
+        </w:rPr>
+        <w:t>Load  - inherit the  langchain_core Basemodel class and update it to load text, web url’s, PDF etc manually write these classes.</w:t>
+      </w:r>
+    </w:p>
+    <w:p>
+      <w:pPr>
+        <w:pStyle w:val="ListParagraph"/>
+        <w:rPr>
+          <w:lang w:val="en-IN"/>
+        </w:rPr>
+      </w:pPr>
+    </w:p>
+    <w:p>
+      <w:pPr>
+        <w:rPr>
+          <w:lang w:val="en-IN"/>
+        </w:rPr>
+      </w:pPr>
+      <w:r>
+        <w:rPr>
+          <w:lang w:val="en-IN"/>
+        </w:rPr>
+        <w:t xml:space="preserve"> </w:t>
+      </w:r>
+      <w:r>
+        <w:rPr>
+          <w:b/>
+          <w:bCs/>
+          <w:u w:val="single"/>
+          <w:lang w:val="en-IN"/>
+        </w:rPr>
+        <w:t>SPLIT</w:t>
+      </w:r>
+      <w:r>
+        <w:rPr>
+          <w:b/>
+          <w:bCs/>
+          <w:lang w:val="en-IN"/>
+        </w:rPr>
+        <w:t xml:space="preserve"> - </w:t>
+      </w:r>
+      <w:r>
+        <w:rPr>
+          <w:lang w:val="en-IN"/>
+        </w:rPr>
+        <w:t>S</w:t>
+      </w:r>
+      <w:r>
+        <w:rPr>
+          <w:lang w:val="en-IN"/>
+        </w:rPr>
+        <w:t>plit into smaller segments called “</w:t>
+      </w:r>
+      <w:r>
+        <w:rPr>
+          <w:b/>
+          <w:bCs/>
+          <w:lang w:val="en-IN"/>
+        </w:rPr>
+        <w:t>chunks</w:t>
+      </w:r>
+      <w:r>
+        <w:rPr>
+          <w:lang w:val="en-IN"/>
+        </w:rPr>
+        <w:t>.” Chunking strategy matters enormously: chunks that are too large lose specificity; chunks that are too small lose context.</w:t>
+      </w:r>
+      <w:r>
+        <w:rPr>
+          <w:lang w:val="en-IN"/>
+        </w:rPr>
+        <w:t xml:space="preserve"> Standard recommended size is 1000 and standard chunk overlap is 150 to 200 characters. Again chunk overlap is when we have split a chunk into 1000/512 character, but the sentence or paragraph is still remaining, then we allow it to go for another 150 to 200(or 10%) before breaking into that chunk,</w:t>
+      </w:r>
+      <w:r>
+        <w:rPr>
+          <w:lang w:val="en-IN"/>
+        </w:rPr>
+        <w:t xml:space="preserve">to </w:t>
+      </w:r>
+      <w:r>
+        <w:rPr>
+          <w:lang w:val="en-IN"/>
+        </w:rPr>
+        <w:lastRenderedPageBreak/>
+        <w:t xml:space="preserve">prevent critical information from being </w:t>
+      </w:r>
+      <w:r>
+        <w:rPr>
+          <w:lang w:val="en-IN"/>
+        </w:rPr>
+        <w:t>s</w:t>
+      </w:r>
+      <w:r>
+        <w:rPr>
+          <w:lang w:val="en-IN"/>
+        </w:rPr>
+        <w:t>plit across boundaries.</w:t>
+      </w:r>
+      <w:r>
+        <w:rPr>
+          <w:lang w:val="en-IN"/>
+        </w:rPr>
+        <w:t xml:space="preserve"> Langchain provides</w:t>
+      </w:r>
+      <w:r>
+        <w:rPr>
+          <w:lang w:val="en-IN"/>
+        </w:rPr>
+        <w:t xml:space="preserve"> multiple data splitters like </w:t>
+      </w:r>
+      <w:r>
+        <w:rPr>
+          <w:lang w:val="en-IN"/>
+        </w:rPr>
+        <w:t xml:space="preserve"> these splitters, use based on your use case:</w:t>
+      </w:r>
+    </w:p>
+    <w:p>
+      <w:pPr>
+        <w:pStyle w:val="ListParagraph"/>
+        <w:numPr>
+          <w:ilvl w:val="0"/>
+          <w:numId w:val="29"/>
+        </w:numPr>
+        <w:rPr>
+          <w:lang w:val="en-IN"/>
+        </w:rPr>
+      </w:pPr>
+      <w:r>
+        <w:rPr>
+          <w:lang w:val="en-IN"/>
+        </w:rPr>
+        <w:t>CharacterTextSplitter</w:t>
+      </w:r>
+      <w:r>
+        <w:rPr>
+          <w:lang w:val="en-IN"/>
+        </w:rPr>
+        <w:t xml:space="preserve"> </w:t>
+      </w:r>
+      <w:r>
+        <w:rPr>
+          <w:lang w:val="en-IN"/>
+        </w:rPr>
+        <w:t xml:space="preserve"> - </w:t>
+      </w:r>
+      <w:r>
+        <w:t>This is a simple splitter that breaks text based on a provided separator (e.g., a single character like "\n\n").</w:t>
+      </w:r>
+    </w:p>
+    <w:p>
+      <w:pPr>
+        <w:pStyle w:val="ListParagraph"/>
+        <w:numPr>
+          <w:ilvl w:val="0"/>
+          <w:numId w:val="29"/>
+        </w:numPr>
+        <w:rPr>
+          <w:lang w:val="en-IN"/>
+        </w:rPr>
+      </w:pPr>
+      <w:r>
+        <w:rPr>
+          <w:b/>
+          <w:bCs/>
+        </w:rPr>
+        <w:t xml:space="preserve">RecursiveCharacterTextSplitter </w:t>
+      </w:r>
+      <w:r>
+        <w:rPr>
+          <w:b/>
+          <w:bCs/>
+        </w:rPr>
+        <w:t xml:space="preserve"> </w:t>
+      </w:r>
+      <w:r>
+        <w:t>- This is the recommended default for most generic text use cases. It attempts to split text hierarchically using a list of separators (defaulting to ["\n\n", "\n", " ", ""]).</w:t>
+      </w:r>
+      <w:r>
+        <w:t xml:space="preserve"> Actual code goes like this – create an object from this class and use split_documents() method to split into each chunk. This method </w:t>
+      </w:r>
+      <w:r>
+        <w:t xml:space="preserve">is </w:t>
+      </w:r>
+      <w:r>
+        <w:t xml:space="preserve">also part of text splitter class in langchain. </w:t>
+      </w:r>
+    </w:p>
+    <w:p>
+      <w:pPr>
+        <w:rPr>
+          <w:lang w:val="en-IN"/>
+        </w:rPr>
+      </w:pPr>
+      <w:r>
+        <w:rPr>
+          <w:lang w:val="en-IN"/>
+        </w:rPr>
+        <w:t>Each chunk is converted into a simple record with text and metadata</w:t>
+      </w:r>
+      <w:r>
+        <w:rPr>
+          <w:lang w:val="en-IN"/>
+        </w:rPr>
+        <w:t xml:space="preserve"> and write</w:t>
+      </w:r>
+      <w:r>
+        <w:rPr>
+          <w:lang w:val="en-IN"/>
+        </w:rPr>
+        <w:t xml:space="preserve"> the results into a JSON with format</w:t>
+      </w:r>
+      <w:r>
+        <w:rPr>
+          <w:lang w:val="en-IN"/>
+        </w:rPr>
+        <w:t xml:space="preserve"> (Actual text </w:t>
+      </w:r>
+      <w:r>
+        <w:rPr>
+          <w:lang w:val="en-IN"/>
+        </w:rPr>
+        <w:t xml:space="preserve">, </w:t>
+      </w:r>
+      <w:r>
+        <w:rPr>
+          <w:lang w:val="en-IN"/>
+        </w:rPr>
+        <w:t xml:space="preserve">title, </w:t>
+      </w:r>
+      <w:r>
+        <w:rPr>
+          <w:lang w:val="en-IN"/>
+        </w:rPr>
+        <w:t xml:space="preserve">Source type, source_reference etc..). </w:t>
+      </w:r>
+      <w:r>
+        <w:rPr>
+          <w:lang w:val="en-IN"/>
+        </w:rPr>
+        <w:t xml:space="preserve">This JSON is predefined by Langchain to get certain information from which we usually consider the text and source. </w:t>
+      </w:r>
+      <w:r>
+        <w:rPr>
+          <w:lang w:val="en-IN"/>
+        </w:rPr>
+        <w:t>report the data load results</w:t>
+      </w:r>
+      <w:r>
+        <w:rPr>
+          <w:lang w:val="en-IN"/>
+        </w:rPr>
+        <w:t xml:space="preserve"> using logger.</w:t>
+      </w:r>
+    </w:p>
+    <w:p>
+      <w:pPr>
+        <w:rPr>
+          <w:b/>
+          <w:bCs/>
+          <w:lang w:val="en-IN"/>
+        </w:rPr>
+      </w:pPr>
+      <w:r>
+        <w:rPr>
+          <w:b/>
+          <w:bCs/>
+          <w:lang w:val="en-IN"/>
+        </w:rPr>
+        <w:t>Step 2</w:t>
+      </w:r>
+      <w:r>
+        <w:rPr>
+          <w:b/>
+          <w:bCs/>
+          <w:lang w:val="en-IN"/>
+        </w:rPr>
+        <w:t>a</w:t>
+      </w:r>
+      <w:r>
+        <w:rPr>
+          <w:b/>
+          <w:bCs/>
+          <w:lang w:val="en-IN"/>
+        </w:rPr>
+        <w:t>: Embedding (vectorization)</w:t>
+      </w:r>
+    </w:p>
+    <w:p>
+      <w:pPr>
+        <w:rPr>
+          <w:lang w:val="en-IN"/>
+        </w:rPr>
+      </w:pPr>
+      <w:r>
+        <w:rPr>
+          <w:lang w:val="en-IN"/>
+        </w:rPr>
+        <w:t>Each chunk is converted into a numerical vector (a high-dimensional mathematical representation of its semantic meaning) using an embedding model (OpenAI’s text-embedding-3-small, Cohere’s embed-v3, or Mistral’s embedding model).</w:t>
+      </w:r>
+    </w:p>
+    <w:p>
+      <w:pPr>
+        <w:rPr>
+          <w:lang w:val="en-IN"/>
+        </w:rPr>
+      </w:pPr>
+      <w:r>
+        <w:rPr>
+          <w:lang w:val="en-IN"/>
+        </w:rPr>
+        <w:t>These vectors are stored in a </w:t>
+      </w:r>
+      <w:r>
+        <w:rPr>
+          <w:b/>
+          <w:bCs/>
+          <w:lang w:val="en-IN"/>
+        </w:rPr>
+        <w:t>vector database</w:t>
+      </w:r>
+      <w:r>
+        <w:rPr>
+          <w:lang w:val="en-IN"/>
+        </w:rPr>
+        <w:t> (Qdrant, Pinecone, Weaviate, or Chroma). The key property of vector databases is that semantically similar texts produce similar vectors, so “vehicle maintenance schedule” and “car service intervals” will be close together in vector space. This enables semantic search that goes far beyond keyword matching.</w:t>
+      </w:r>
+    </w:p>
+    <w:p>
+      <w:pPr>
+        <w:rPr>
+          <w:lang w:val="en-IN"/>
+        </w:rPr>
+      </w:pPr>
+      <w:r>
+        <w:rPr>
+          <w:lang w:val="en-IN"/>
+        </w:rPr>
+        <w:t xml:space="preserve">Code wise, read the chunks created previously and convert them into a </w:t>
+      </w:r>
+      <w:proofErr w:type="spellStart"/>
+      <w:r>
+        <w:rPr>
+          <w:lang w:val="en-IN"/>
+        </w:rPr>
+        <w:t>langchain</w:t>
+      </w:r>
+      <w:proofErr w:type="spellEnd"/>
+      <w:r>
+        <w:rPr>
+          <w:lang w:val="en-IN"/>
+        </w:rPr>
+        <w:t xml:space="preserve"> object called “Document” which contains “</w:t>
+      </w:r>
+      <w:proofErr w:type="spellStart"/>
+      <w:r>
+        <w:rPr>
+          <w:lang w:val="en-IN"/>
+        </w:rPr>
+        <w:t>Page_content</w:t>
+      </w:r>
+      <w:proofErr w:type="spellEnd"/>
+      <w:r>
+        <w:rPr>
+          <w:lang w:val="en-IN"/>
+        </w:rPr>
+        <w:t xml:space="preserve">” and “metadata”, extract only these two from chunks, unless you want customization.  </w:t>
+      </w:r>
+      <w:r>
+        <w:rPr>
+          <w:lang w:val="en-IN"/>
+        </w:rPr>
+        <w:t xml:space="preserve">Along with the </w:t>
+      </w:r>
+      <w:proofErr w:type="spellStart"/>
+      <w:r>
+        <w:rPr>
+          <w:lang w:val="en-IN"/>
+        </w:rPr>
+        <w:t>langchain</w:t>
+      </w:r>
+      <w:proofErr w:type="spellEnd"/>
+      <w:r>
+        <w:rPr>
+          <w:lang w:val="en-IN"/>
+        </w:rPr>
+        <w:t xml:space="preserve"> object generate a unique chunk ID for each chunk and store it a tuple </w:t>
+      </w:r>
+      <w:r>
+        <w:rPr>
+          <w:lang w:val="en-IN"/>
+        </w:rPr>
+        <w:t xml:space="preserve">-&gt; </w:t>
+      </w:r>
+      <w:proofErr w:type="gramStart"/>
+      <w:r>
+        <w:rPr>
+          <w:b/>
+          <w:bCs/>
+          <w:lang w:val="en-IN"/>
+        </w:rPr>
+        <w:t>tuple</w:t>
+      </w:r>
+      <w:r>
+        <w:rPr>
+          <w:lang w:val="en-IN"/>
+        </w:rPr>
+        <w:t>[</w:t>
+      </w:r>
+      <w:proofErr w:type="gramEnd"/>
+      <w:r>
+        <w:rPr>
+          <w:b/>
+          <w:bCs/>
+          <w:lang w:val="en-IN"/>
+        </w:rPr>
+        <w:t>Document</w:t>
+      </w:r>
+      <w:r>
+        <w:rPr>
+          <w:lang w:val="en-IN"/>
+        </w:rPr>
+        <w:t xml:space="preserve">, </w:t>
+      </w:r>
+      <w:r>
+        <w:rPr>
+          <w:b/>
+          <w:bCs/>
+          <w:lang w:val="en-IN"/>
+        </w:rPr>
+        <w:t>str</w:t>
+      </w:r>
+      <w:r>
+        <w:rPr>
+          <w:lang w:val="en-IN"/>
+        </w:rPr>
+        <w:t>]</w:t>
+      </w:r>
+      <w:r>
+        <w:rPr>
+          <w:lang w:val="en-IN"/>
+        </w:rPr>
+        <w:t xml:space="preserve">. Check if we have any duplicate chunk ID, log error. </w:t>
+      </w:r>
+    </w:p>
+    <w:p>
+      <w:pPr>
+        <w:rPr>
+          <w:lang w:val="en-IN"/>
+        </w:rPr>
+      </w:pPr>
+      <w:r>
+        <w:rPr>
+          <w:lang w:val="en-IN"/>
+        </w:rPr>
+        <w:t xml:space="preserve">Vector store creation </w:t>
+      </w:r>
+      <w:proofErr w:type="gramStart"/>
+      <w:r>
+        <w:rPr>
+          <w:lang w:val="en-IN"/>
+        </w:rPr>
+        <w:t xml:space="preserve">-  </w:t>
+      </w:r>
+      <w:r>
+        <w:rPr>
+          <w:lang w:val="en-IN"/>
+        </w:rPr>
+        <w:t>After</w:t>
+      </w:r>
+      <w:proofErr w:type="gramEnd"/>
+      <w:r>
+        <w:rPr>
+          <w:lang w:val="en-IN"/>
+        </w:rPr>
+        <w:t xml:space="preserve"> all the index </w:t>
+      </w:r>
+      <w:proofErr w:type="gramStart"/>
+      <w:r>
+        <w:rPr>
+          <w:lang w:val="en-IN"/>
+        </w:rPr>
+        <w:t>name ,</w:t>
+      </w:r>
+      <w:proofErr w:type="gramEnd"/>
+      <w:r>
+        <w:rPr>
+          <w:lang w:val="en-IN"/>
+        </w:rPr>
+        <w:t xml:space="preserve"> dimension </w:t>
+      </w:r>
+      <w:proofErr w:type="gramStart"/>
+      <w:r>
+        <w:rPr>
+          <w:lang w:val="en-IN"/>
+        </w:rPr>
+        <w:t>etc..</w:t>
+      </w:r>
+      <w:proofErr w:type="gramEnd"/>
+      <w:r>
+        <w:rPr>
+          <w:lang w:val="en-IN"/>
+        </w:rPr>
+        <w:t xml:space="preserve"> validations. Create call OPNEAI EMBED object and then </w:t>
+      </w:r>
+      <w:r>
+        <w:rPr>
+          <w:lang w:val="en-IN"/>
+        </w:rPr>
+        <w:t xml:space="preserve">create a </w:t>
+      </w:r>
+      <w:proofErr w:type="gramStart"/>
+      <w:r>
+        <w:rPr>
+          <w:lang w:val="en-IN"/>
+        </w:rPr>
+        <w:t>pine cone</w:t>
+      </w:r>
+      <w:proofErr w:type="gramEnd"/>
+      <w:r>
+        <w:rPr>
+          <w:lang w:val="en-IN"/>
+        </w:rPr>
+        <w:t xml:space="preserve"> client</w:t>
+      </w:r>
+    </w:p>
+    <w:p>
+      <w:pPr>
+        <w:rPr>
+          <w:i/>
+          <w:iCs/>
+          <w:lang w:val="en-IN"/>
+        </w:rPr>
+      </w:pPr>
+      <w:r>
+        <w:rPr>
+          <w:i/>
+          <w:iCs/>
+          <w:lang w:val="en-IN"/>
+        </w:rPr>
+        <w:t xml:space="preserve">embed = </w:t>
+      </w:r>
+      <w:proofErr w:type="spellStart"/>
+      <w:proofErr w:type="gramStart"/>
+      <w:r>
+        <w:rPr>
+          <w:b/>
+          <w:bCs/>
+          <w:i/>
+          <w:iCs/>
+          <w:lang w:val="en-IN"/>
+        </w:rPr>
+        <w:t>OpenAIEmbeddings</w:t>
+      </w:r>
+      <w:proofErr w:type="spellEnd"/>
+      <w:r>
+        <w:rPr>
+          <w:i/>
+          <w:iCs/>
+          <w:lang w:val="en-IN"/>
+        </w:rPr>
+        <w:t>(</w:t>
+      </w:r>
+      <w:proofErr w:type="gramEnd"/>
+      <w:r>
+        <w:rPr>
+          <w:i/>
+          <w:iCs/>
+          <w:lang w:val="en-IN"/>
+        </w:rPr>
+        <w:t>model="text-embedding-3-large", dimensions=</w:t>
+      </w:r>
+      <w:proofErr w:type="gramStart"/>
+      <w:r>
+        <w:rPr>
+          <w:i/>
+          <w:iCs/>
+          <w:lang w:val="en-IN"/>
+        </w:rPr>
+        <w:t>1024,openai</w:t>
+      </w:r>
+      <w:proofErr w:type="gramEnd"/>
+      <w:r>
+        <w:rPr>
+          <w:i/>
+          <w:iCs/>
+          <w:lang w:val="en-IN"/>
+        </w:rPr>
+        <w:t>_api_key=</w:t>
+      </w:r>
+      <w:r>
+        <w:rPr>
+          <w:b/>
+          <w:bCs/>
+          <w:i/>
+          <w:iCs/>
+          <w:lang w:val="en-IN"/>
+        </w:rPr>
+        <w:t>os</w:t>
+      </w:r>
+      <w:r>
+        <w:rPr>
+          <w:i/>
+          <w:iCs/>
+          <w:lang w:val="en-IN"/>
+        </w:rPr>
+        <w:t>.environ.</w:t>
+      </w:r>
+      <w:r>
+        <w:rPr>
+          <w:b/>
+          <w:bCs/>
+          <w:i/>
+          <w:iCs/>
+          <w:lang w:val="en-IN"/>
+        </w:rPr>
+        <w:t>get</w:t>
+      </w:r>
+      <w:r>
+        <w:rPr>
+          <w:i/>
+          <w:iCs/>
+          <w:lang w:val="en-IN"/>
+        </w:rPr>
+        <w:t>("OPENAI_API_KEY"))</w:t>
+      </w:r>
+      <w:r>
+        <w:rPr>
+          <w:i/>
+          <w:iCs/>
+          <w:lang w:val="en-IN"/>
+        </w:rPr>
+        <w:t>”</w:t>
+      </w:r>
+    </w:p>
+    <w:p>
+      <w:pPr>
+        <w:rPr>
+          <w:lang w:val="en-IN"/>
+        </w:rPr>
+      </w:pPr>
+      <w:r>
+        <w:rPr>
+          <w:lang w:val="en-IN"/>
+        </w:rPr>
+        <w:t xml:space="preserve">Then we call the vector store object and pass this embed object </w:t>
+      </w:r>
+    </w:p>
+    <w:p>
+      <w:pPr>
+        <w:rPr>
+          <w:i/>
+          <w:iCs/>
+          <w:lang w:val="en-IN"/>
+        </w:rPr>
+      </w:pPr>
+      <w:r>
+        <w:rPr>
+          <w:i/>
+          <w:iCs/>
+          <w:lang w:val="en-IN"/>
+        </w:rPr>
+        <w:t xml:space="preserve">from </w:t>
+      </w:r>
+      <w:proofErr w:type="spellStart"/>
+      <w:r>
+        <w:rPr>
+          <w:i/>
+          <w:iCs/>
+          <w:lang w:val="en-IN"/>
+        </w:rPr>
+        <w:t>langchain_pinecone</w:t>
+      </w:r>
+      <w:proofErr w:type="spellEnd"/>
+      <w:r>
+        <w:rPr>
+          <w:i/>
+          <w:iCs/>
+          <w:lang w:val="en-IN"/>
+        </w:rPr>
+        <w:t xml:space="preserve"> import </w:t>
+      </w:r>
+      <w:proofErr w:type="spellStart"/>
+      <w:r>
+        <w:rPr>
+          <w:i/>
+          <w:iCs/>
+          <w:lang w:val="en-IN"/>
+        </w:rPr>
+        <w:t>PineconeVectorStore</w:t>
+      </w:r>
+      <w:proofErr w:type="spellEnd"/>
+    </w:p>
+    <w:p>
+      <w:pPr>
+        <w:rPr>
+          <w:i/>
+          <w:iCs/>
+          <w:lang w:val="en-IN"/>
+        </w:rPr>
+      </w:pPr>
+      <w:proofErr w:type="spellStart"/>
+      <w:r>
+        <w:rPr>
+          <w:i/>
+          <w:iCs/>
+          <w:lang w:val="en-IN"/>
+        </w:rPr>
+        <w:t>vectr</w:t>
+      </w:r>
+      <w:proofErr w:type="spellEnd"/>
+      <w:r>
+        <w:rPr>
+          <w:i/>
+          <w:iCs/>
+          <w:lang w:val="en-IN"/>
+        </w:rPr>
+        <w:t xml:space="preserve"> = </w:t>
+      </w:r>
+      <w:proofErr w:type="spellStart"/>
+      <w:r>
+        <w:rPr>
+          <w:i/>
+          <w:iCs/>
+          <w:lang w:val="en-IN"/>
+        </w:rPr>
+        <w:t>PineconeVectorStore.from_</w:t>
+      </w:r>
+      <w:proofErr w:type="gramStart"/>
+      <w:r>
+        <w:rPr>
+          <w:i/>
+          <w:iCs/>
+          <w:lang w:val="en-IN"/>
+        </w:rPr>
+        <w:t>documents</w:t>
+      </w:r>
+      <w:proofErr w:type="spellEnd"/>
+      <w:r>
+        <w:rPr>
+          <w:i/>
+          <w:iCs/>
+          <w:lang w:val="en-IN"/>
+        </w:rPr>
+        <w:t>(</w:t>
+      </w:r>
+      <w:proofErr w:type="gramEnd"/>
+      <w:r>
+        <w:rPr>
+          <w:i/>
+          <w:iCs/>
+          <w:lang w:val="en-IN"/>
+        </w:rPr>
+        <w:t>documents=</w:t>
+      </w:r>
+      <w:proofErr w:type="spellStart"/>
+      <w:r>
+        <w:rPr>
+          <w:i/>
+          <w:iCs/>
+          <w:lang w:val="en-IN"/>
+        </w:rPr>
+        <w:t>texts_bunch</w:t>
+      </w:r>
+      <w:proofErr w:type="spellEnd"/>
+      <w:r>
+        <w:rPr>
+          <w:i/>
+          <w:iCs/>
+          <w:lang w:val="en-IN"/>
+        </w:rPr>
+        <w:t>, embedding=embed, index_name=os.environ.get('PINECONE_INDEX_NAME'))</w:t>
+      </w:r>
+    </w:p>
+    <w:p>
+      <w:pPr>
+        <w:rPr>
+          <w:lang w:val="en-IN"/>
+        </w:rPr>
+      </w:pPr>
+    </w:p>
+    <w:p>
+      <w:pPr>
+        <w:rPr>
+          <w:b/>
+          <w:bCs/>
+          <w:u w:val="single"/>
+          <w:lang w:val="en-IN"/>
+        </w:rPr>
+      </w:pPr>
+    </w:p>
+    <w:p>
+      <w:pPr>
+        <w:rPr>
+          <w:b/>
+          <w:bCs/>
+          <w:u w:val="single"/>
+          <w:lang w:val="en-IN"/>
+        </w:rPr>
+      </w:pPr>
+    </w:p>
+    <w:p>
+      <w:pPr>
+        <w:rPr>
+          <w:b/>
+          <w:bCs/>
+          <w:u w:val="single"/>
+          <w:lang w:val="en-IN"/>
+        </w:rPr>
+      </w:pPr>
+    </w:p>
+    <w:p>
+      <w:pPr>
+        <w:rPr>
+          <w:lang w:val="en-IN"/>
+        </w:rPr>
+      </w:pPr>
+      <w:r>
+        <w:rPr>
+          <w:b/>
+          <w:bCs/>
+          <w:u w:val="single"/>
+          <w:lang w:val="en-IN"/>
+        </w:rPr>
+        <w:t>Batch Indexing:</w:t>
+      </w:r>
+      <w:r>
+        <w:rPr>
+          <w:lang w:val="en-IN"/>
+        </w:rPr>
+        <w:t xml:space="preserve"> </w:t>
+      </w:r>
+      <w:r>
+        <w:rPr>
+          <w:lang w:val="en-IN"/>
+        </w:rPr>
+        <w:t xml:space="preserve">BI is a way of grouping multiple </w:t>
+      </w:r>
+      <w:r>
+        <w:rPr>
+          <w:lang w:val="en-IN"/>
+        </w:rPr>
+        <w:t>Langchain D</w:t>
+      </w:r>
+      <w:r>
+        <w:rPr>
+          <w:lang w:val="en-IN"/>
+        </w:rPr>
+        <w:t>ocument</w:t>
+      </w:r>
+      <w:r>
+        <w:rPr>
+          <w:lang w:val="en-IN"/>
+        </w:rPr>
+        <w:t xml:space="preserve"> objects</w:t>
+      </w:r>
+      <w:r>
+        <w:rPr>
+          <w:lang w:val="en-IN"/>
+        </w:rPr>
+        <w:t xml:space="preserve"> into smaller more manageable bundles called batches</w:t>
+      </w:r>
+      <w:r>
+        <w:rPr>
+          <w:lang w:val="en-IN"/>
+        </w:rPr>
+        <w:t xml:space="preserve"> based on batch_size</w:t>
+      </w:r>
+      <w:r>
+        <w:rPr>
+          <w:lang w:val="en-IN"/>
+        </w:rPr>
+        <w:t>.</w:t>
+      </w:r>
+      <w:r>
+        <w:rPr>
+          <w:lang w:val="en-IN"/>
+        </w:rPr>
+        <w:t xml:space="preserve">  For example, 500 </w:t>
+      </w:r>
+      <w:r>
+        <w:rPr>
+          <w:lang w:val="en-IN"/>
+        </w:rPr>
+        <w:t>D</w:t>
+      </w:r>
+      <w:r>
+        <w:rPr>
+          <w:lang w:val="en-IN"/>
+        </w:rPr>
+        <w:t>ocument</w:t>
+      </w:r>
+      <w:r>
+        <w:rPr>
+          <w:lang w:val="en-IN"/>
+        </w:rPr>
+        <w:t xml:space="preserve"> s</w:t>
+      </w:r>
+      <w:r>
+        <w:rPr>
+          <w:lang w:val="en-IN"/>
+        </w:rPr>
+        <w:t xml:space="preserve">will create 5 batches if </w:t>
+      </w:r>
+      <w:proofErr w:type="spellStart"/>
+      <w:r>
+        <w:rPr>
+          <w:lang w:val="en-IN"/>
+        </w:rPr>
+        <w:t>batch_size</w:t>
+      </w:r>
+      <w:proofErr w:type="spellEnd"/>
+      <w:r>
+        <w:rPr>
+          <w:lang w:val="en-IN"/>
+        </w:rPr>
+        <w:t xml:space="preserve"> is 100. Now we can call the vector store for 5 times for each batch, instead of sending each </w:t>
+      </w:r>
+      <w:r>
+        <w:rPr>
+          <w:lang w:val="en-IN"/>
+        </w:rPr>
+        <w:t>D</w:t>
+      </w:r>
+      <w:r>
+        <w:rPr>
+          <w:lang w:val="en-IN"/>
+        </w:rPr>
+        <w:t>ocument</w:t>
+      </w:r>
+      <w:r>
+        <w:rPr>
+          <w:lang w:val="en-IN"/>
+        </w:rPr>
+        <w:t xml:space="preserve">, which will end up creating 500 API calls. Use asynchronous call for all the 5 batches to load concurrently making the whole loading process faster. </w:t>
+      </w:r>
+    </w:p>
+    <w:p>
+      <w:pPr>
+        <w:rPr>
+          <w:i/>
+          <w:iCs/>
+          <w:lang w:val="en-IN"/>
+        </w:rPr>
+      </w:pPr>
+      <w:r>
+        <w:rPr>
+          <w:lang w:val="en-IN"/>
+        </w:rPr>
+        <w:t>Create separate tasks(</w:t>
+      </w:r>
+      <w:proofErr w:type="spellStart"/>
+      <w:proofErr w:type="gramStart"/>
+      <w:r>
+        <w:rPr>
+          <w:lang w:val="en-IN"/>
+        </w:rPr>
+        <w:t>asyncio.create</w:t>
+      </w:r>
+      <w:proofErr w:type="gramEnd"/>
+      <w:r>
+        <w:rPr>
+          <w:lang w:val="en-IN"/>
+        </w:rPr>
+        <w:t>_task</w:t>
+      </w:r>
+      <w:proofErr w:type="spellEnd"/>
+      <w:r>
+        <w:rPr>
+          <w:lang w:val="en-IN"/>
+        </w:rPr>
+        <w:t xml:space="preserve">) for each batch and await and gather them concurrently.  </w:t>
+      </w:r>
+      <w:r>
+        <w:rPr>
+          <w:lang w:val="en-IN"/>
+        </w:rPr>
+        <w:t xml:space="preserve">Use </w:t>
+      </w:r>
+      <w:proofErr w:type="spellStart"/>
+      <w:r>
+        <w:rPr>
+          <w:lang w:val="en-IN"/>
+        </w:rPr>
+        <w:t>Lanchain’s</w:t>
+      </w:r>
+      <w:proofErr w:type="spellEnd"/>
+      <w:r>
+        <w:rPr>
+          <w:lang w:val="en-IN"/>
+        </w:rPr>
+        <w:t xml:space="preserve"> </w:t>
+      </w:r>
+      <w:r>
+        <w:rPr>
+          <w:i/>
+          <w:iCs/>
+          <w:lang w:val="en-IN"/>
+        </w:rPr>
+        <w:t xml:space="preserve">await </w:t>
+      </w:r>
+      <w:proofErr w:type="spellStart"/>
+      <w:proofErr w:type="gramStart"/>
+      <w:r>
+        <w:rPr>
+          <w:i/>
+          <w:iCs/>
+          <w:lang w:val="en-IN"/>
+        </w:rPr>
+        <w:t>vectr.aadd</w:t>
+      </w:r>
+      <w:proofErr w:type="gramEnd"/>
+      <w:r>
+        <w:rPr>
+          <w:i/>
+          <w:iCs/>
+          <w:lang w:val="en-IN"/>
+        </w:rPr>
+        <w:t>_documents</w:t>
+      </w:r>
+      <w:proofErr w:type="spellEnd"/>
+      <w:r>
+        <w:rPr>
+          <w:i/>
+          <w:iCs/>
+          <w:lang w:val="en-IN"/>
+        </w:rPr>
+        <w:t>(batch)</w:t>
+      </w:r>
+      <w:r>
+        <w:rPr>
+          <w:i/>
+          <w:iCs/>
+          <w:lang w:val="en-IN"/>
+        </w:rPr>
+        <w:t xml:space="preserve"> </w:t>
+      </w:r>
+      <w:r>
+        <w:rPr>
+          <w:lang w:val="en-IN"/>
+        </w:rPr>
+        <w:t>to add all the batches</w:t>
+      </w:r>
+      <w:r>
+        <w:rPr>
+          <w:lang w:val="en-IN"/>
+        </w:rPr>
+        <w:t xml:space="preserve">. If there is any issue, create a wait function and then retry the load based on the predefined number of times or based on the allowed return status codes from the API request. </w:t>
+      </w:r>
+    </w:p>
+    <w:p>
+      <w:pPr>
+        <w:rPr>
+          <w:b/>
+          <w:bCs/>
+          <w:lang w:val="en-IN"/>
+        </w:rPr>
+      </w:pPr>
+      <w:r>
+        <w:rPr>
+          <w:b/>
+          <w:bCs/>
+          <w:highlight w:val="yellow"/>
+          <w:lang w:val="en-IN"/>
+        </w:rPr>
+        <w:t>Step 3: Guardrails</w:t>
+      </w:r>
+    </w:p>
+    <w:p>
+      <w:pPr>
+        <w:rPr>
+          <w:lang w:val="en-IN"/>
+        </w:rPr>
+      </w:pPr>
+      <w:r>
+        <w:t>This is a security layer that protects your RAG system by validating requests, preventing attacks, redacting sensitive data, and auditing all operations.</w:t>
+      </w:r>
+    </w:p>
+    <w:p>
+      <w:pPr>
+        <w:rPr>
+          <w:lang w:val="en-IN"/>
+        </w:rPr>
+      </w:pPr>
+    </w:p>
+    <w:p>
+      <w:pPr>
+        <w:rPr>
+          <w:lang w:val="en-IN"/>
+        </w:rPr>
+      </w:pPr>
+    </w:p>
+    <w:p>
+      <w:pPr>
+        <w:rPr>
+          <w:b/>
+          <w:bCs/>
+          <w:lang w:val="en-IN"/>
+        </w:rPr>
+      </w:pPr>
+      <w:r>
+        <w:rPr>
+          <w:b/>
+          <w:bCs/>
+          <w:highlight w:val="yellow"/>
+          <w:lang w:val="en-IN"/>
+        </w:rPr>
+        <w:t xml:space="preserve">Step </w:t>
+      </w:r>
+      <w:r>
+        <w:rPr>
+          <w:b/>
+          <w:bCs/>
+          <w:highlight w:val="yellow"/>
+          <w:lang w:val="en-IN"/>
+        </w:rPr>
+        <w:t>4</w:t>
+      </w:r>
+      <w:r>
+        <w:rPr>
+          <w:b/>
+          <w:bCs/>
+          <w:highlight w:val="yellow"/>
+          <w:lang w:val="en-IN"/>
+        </w:rPr>
+        <w:t>: Retrieval</w:t>
+      </w:r>
+    </w:p>
+    <w:p>
+      <w:pPr>
+        <w:rPr>
+          <w:lang w:val="en-IN"/>
+        </w:rPr>
+      </w:pPr>
+      <w:r>
+        <w:rPr>
+          <w:lang w:val="en-IN"/>
+        </w:rPr>
+        <w:t>When a user asks a question, the question is also converted into a vector. The system then performs a </w:t>
+      </w:r>
+      <w:r>
+        <w:rPr>
+          <w:b/>
+          <w:bCs/>
+          <w:lang w:val="en-IN"/>
+        </w:rPr>
+        <w:t>similarity search</w:t>
+      </w:r>
+      <w:r>
+        <w:rPr>
+          <w:lang w:val="en-IN"/>
+        </w:rPr>
+        <w:t> in the vector database, retrieving the top-k chunks whose vectors are closest to the question vector (typically k = 3 to 10 chunks).</w:t>
+      </w:r>
+    </w:p>
+    <w:p>
+      <w:pPr>
+        <w:rPr>
+          <w:b/>
+          <w:bCs/>
+          <w:lang w:val="en-IN"/>
+        </w:rPr>
+      </w:pPr>
+    </w:p>
+    <w:p>
+      <w:pPr>
+        <w:rPr>
+          <w:lang w:val="en-IN"/>
+        </w:rPr>
+      </w:pPr>
+      <w:r>
+        <w:rPr>
+          <w:lang w:val="en-IN"/>
+        </w:rPr>
+        <w:t xml:space="preserve">Code wise, do </w:t>
+      </w:r>
+      <w:r>
+        <w:rPr>
+          <w:lang w:val="en-IN"/>
+        </w:rPr>
+        <w:t xml:space="preserve">a sanity checks for all API’s, Index names, dimensions, authorization </w:t>
+      </w:r>
+      <w:proofErr w:type="gramStart"/>
+      <w:r>
+        <w:rPr>
+          <w:lang w:val="en-IN"/>
+        </w:rPr>
+        <w:t>etc..</w:t>
+      </w:r>
+      <w:proofErr w:type="gramEnd"/>
+      <w:r>
+        <w:rPr>
+          <w:lang w:val="en-IN"/>
+        </w:rPr>
+        <w:t xml:space="preserve"> by calling the guardrails. Get the pinecone data ready(like index name, actual dimensions</w:t>
+      </w:r>
+      <w:r>
+        <w:rPr>
+          <w:lang w:val="en-IN"/>
+        </w:rPr>
+        <w:t>), call the open AI embedding model to embed the query, use this object to</w:t>
+      </w:r>
+      <w:r>
+        <w:t>create pinecone vector object</w:t>
+      </w:r>
+    </w:p>
+    <w:p>
+      <w:pPr>
+        <w:rPr>
+          <w:lang w:val="en-IN"/>
+        </w:rPr>
+      </w:pPr>
+    </w:p>
+    <w:p>
+      <w:pPr>
+        <w:rPr>
+          <w:b/>
+          <w:bCs/>
+          <w:lang w:val="en-IN"/>
+        </w:rPr>
+      </w:pPr>
+    </w:p>
+    <w:p>
+      <w:pPr>
+        <w:rPr>
+          <w:b/>
+          <w:bCs/>
+          <w:lang w:val="en-IN"/>
+        </w:rPr>
+      </w:pPr>
+      <w:r>
+        <w:rPr>
+          <w:b/>
+          <w:bCs/>
+          <w:lang w:val="en-IN"/>
+        </w:rPr>
+        <w:t>Step 4: Generation with context</w:t>
+      </w:r>
+    </w:p>
+    <w:p>
+      <w:pPr>
+        <w:rPr>
+          <w:lang w:val="en-IN"/>
+        </w:rPr>
+      </w:pPr>
+      <w:r>
+        <w:rPr>
+          <w:lang w:val="en-IN"/>
+        </w:rPr>
+        <w:t>The retrieved chunks are injected into the LLM’s prompt as context. This is the “augmented” part of RAG. The final prompt looks roughly like:</w:t>
+      </w:r>
+    </w:p>
+    <w:p/>
+    <w:p/>
+    <w:p/>
+    <w:p>
+      <w:pPr>
+        <w:rPr>
+          <w:b/>
+          <w:bCs/>
+        </w:rPr>
+      </w:pPr>
+      <w:r>
+        <w:rPr>
+          <w:b/>
+          <w:bCs/>
+        </w:rPr>
+        <w:t>R</w:t>
+      </w:r>
+      <w:r>
+        <w:rPr>
+          <w:b/>
+          <w:bCs/>
+        </w:rPr>
+        <w:t>aise exceptions</w:t>
+      </w:r>
+      <w:r>
+        <w:rPr>
+          <w:b/>
+          <w:bCs/>
+        </w:rPr>
+        <w:t xml:space="preserve"> and stop execution</w:t>
+      </w:r>
+      <w:r>
+        <w:rPr>
+          <w:b/>
+          <w:bCs/>
+        </w:rPr>
+        <w:t>:</w:t>
+      </w:r>
+    </w:p>
+    <w:p>
+      <w:pPr>
+        <w:jc w:val="both"/>
+      </w:pPr>
+      <w:r>
+        <w:lastRenderedPageBreak/>
+        <w:t xml:space="preserve">1. </w:t>
+      </w:r>
+      <w:r>
+        <w:t xml:space="preserve">Check if the API’s keys are available: </w:t>
+      </w:r>
+    </w:p>
+    <w:p>
+      <w:pPr>
+        <w:pStyle w:val="ListParagraph"/>
+        <w:numPr>
+          <w:ilvl w:val="0"/>
+          <w:numId w:val="30"/>
+        </w:numPr>
+      </w:pPr>
+      <w:r>
+        <w:t>OPENAI_API_KEY</w:t>
+      </w:r>
+    </w:p>
+    <w:p>
+      <w:pPr>
+        <w:pStyle w:val="ListParagraph"/>
+        <w:numPr>
+          <w:ilvl w:val="0"/>
+          <w:numId w:val="30"/>
+        </w:numPr>
+      </w:pPr>
+      <w:r>
+        <w:t>PINECONE_API_KEY</w:t>
+      </w:r>
+    </w:p>
+    <w:p>
+      <w:pPr>
+        <w:pStyle w:val="ListParagraph"/>
+        <w:numPr>
+          <w:ilvl w:val="0"/>
+          <w:numId w:val="30"/>
+        </w:numPr>
+      </w:pPr>
+      <w:r>
+        <w:t>PINECONE_INDEX_NAME</w:t>
+      </w:r>
+    </w:p>
+    <w:p>
+      <w:r>
+        <w:t>If any are missing, the script stops immediately</w:t>
+      </w:r>
+      <w:r>
+        <w:t xml:space="preserve"> and raise exception</w:t>
+      </w:r>
+      <w:r>
+        <w:t>.</w:t>
+      </w:r>
+    </w:p>
+    <w:p>
+      <w:r>
+        <w:t>2. Check if the API keys are valid, if you get authentication error on any of them, raise exception.</w:t>
+      </w:r>
+    </w:p>
+    <w:p>
+      <w:pPr>
+        <w:rPr>
+          <w:b/>
+          <w:bCs/>
+        </w:rPr>
+      </w:pPr>
+      <w:r>
+        <w:rPr>
+          <w:b/>
+          <w:bCs/>
+        </w:rPr>
+        <w:t>Log Error</w:t>
+      </w:r>
+      <w:r>
+        <w:rPr>
+          <w:b/>
+          <w:bCs/>
+        </w:rPr>
+        <w:t xml:space="preserve"> into report</w:t>
+      </w:r>
+      <w:r>
+        <w:rPr>
+          <w:b/>
+          <w:bCs/>
+        </w:rPr>
+        <w:t>:</w:t>
+      </w:r>
+    </w:p>
+    <w:p>
+      <w:r>
+        <w:t xml:space="preserve">1. If any of the URL’s did not load even after max number of retries, log the error to error report with the error, URL and other metadata. </w:t>
+      </w:r>
+    </w:p>
+    <w:p>
+      <w:r>
+        <w:t xml:space="preserve">2. If any batches </w:t>
+      </w:r>
+      <w:proofErr w:type="gramStart"/>
+      <w:r>
+        <w:t>failed</w:t>
+      </w:r>
+      <w:proofErr w:type="gramEnd"/>
+      <w:r>
+        <w:t xml:space="preserve">, report the batch and reason. </w:t>
+      </w:r>
+    </w:p>
+    <w:p>
+      <w:r>
+        <w:t xml:space="preserve">3. Check if the Actual </w:t>
+      </w:r>
+      <w:proofErr w:type="gramStart"/>
+      <w:r>
+        <w:t>dimension(</w:t>
+      </w:r>
+      <w:proofErr w:type="gramEnd"/>
+      <w:r>
+        <w:t xml:space="preserve">set during index creation based on the price tier chosen) of the index matches the expected </w:t>
+      </w:r>
+      <w:proofErr w:type="gramStart"/>
+      <w:r>
+        <w:t>dimension(</w:t>
+      </w:r>
+      <w:proofErr w:type="gramEnd"/>
+      <w:r>
+        <w:t>this is what we are passing)</w:t>
+      </w:r>
+    </w:p>
+    <w:p>
+      <w:pPr>
+        <w:rPr>
+          <w:b/>
+          <w:bCs/>
+          <w:lang w:val="en-IN"/>
+        </w:rPr>
+      </w:pPr>
+      <w:r>
+        <w:rPr>
+          <w:b/>
+          <w:bCs/>
+          <w:highlight w:val="yellow"/>
+          <w:lang w:val="en-IN"/>
+        </w:rPr>
+        <w:t xml:space="preserve">How did </w:t>
+      </w:r>
+      <w:proofErr w:type="spellStart"/>
+      <w:r>
+        <w:rPr>
+          <w:b/>
+          <w:bCs/>
+          <w:highlight w:val="yellow"/>
+          <w:lang w:val="en-IN"/>
+        </w:rPr>
+        <w:t>langchain</w:t>
+      </w:r>
+      <w:proofErr w:type="spellEnd"/>
+      <w:r>
+        <w:rPr>
+          <w:b/>
+          <w:bCs/>
+          <w:highlight w:val="yellow"/>
+          <w:lang w:val="en-IN"/>
+        </w:rPr>
+        <w:t xml:space="preserve"> help?</w:t>
+      </w:r>
+    </w:p>
+    <w:p>
+      <w:pPr>
+        <w:rPr>
+          <w:lang w:val="en-IN"/>
+        </w:rPr>
+      </w:pPr>
+      <w:r>
+        <w:rPr>
+          <w:b/>
+          <w:bCs/>
+          <w:lang w:val="en-IN"/>
+        </w:rPr>
+        <w:t>1.</w:t>
+      </w:r>
+      <w:r>
+        <w:rPr>
+          <w:b/>
+          <w:bCs/>
+          <w:lang w:val="en-IN"/>
+        </w:rPr>
+        <w:t xml:space="preserve"> Tokenizer logic</w:t>
+      </w:r>
+    </w:p>
+    <w:p>
+      <w:pPr>
+        <w:numPr>
+          <w:ilvl w:val="0"/>
+          <w:numId w:val="32"/>
+        </w:numPr>
+        <w:rPr>
+          <w:lang w:val="en-IN"/>
+        </w:rPr>
+      </w:pPr>
+      <w:r>
+        <w:rPr>
+          <w:lang w:val="en-IN"/>
+        </w:rPr>
+        <w:t xml:space="preserve">Hybrid Search: Must manually import </w:t>
+      </w:r>
+      <w:proofErr w:type="spellStart"/>
+      <w:r>
+        <w:rPr>
+          <w:lang w:val="en-IN"/>
+        </w:rPr>
+        <w:t>tiktoken</w:t>
+      </w:r>
+      <w:proofErr w:type="spellEnd"/>
+      <w:r>
+        <w:rPr>
+          <w:lang w:val="en-IN"/>
+        </w:rPr>
+        <w:t>, set up tokenizer, count tokens, validate limits</w:t>
+      </w:r>
+    </w:p>
+    <w:p>
+      <w:pPr>
+        <w:numPr>
+          <w:ilvl w:val="0"/>
+          <w:numId w:val="32"/>
+        </w:numPr>
+        <w:rPr>
+          <w:lang w:val="en-IN"/>
+        </w:rPr>
+      </w:pPr>
+      <w:r>
+        <w:rPr>
+          <w:lang w:val="en-IN"/>
+        </w:rPr>
+        <w:t>LangChain: Handles internally—no tokenizer code neede</w:t>
+      </w:r>
+      <w:r>
+        <w:rPr>
+          <w:lang w:val="en-IN"/>
+        </w:rPr>
+        <w:t>d</w:t>
+      </w:r>
+    </w:p>
+    <w:p>
+      <w:pPr>
+        <w:rPr>
+          <w:lang w:val="en-IN"/>
+        </w:rPr>
+      </w:pPr>
+      <w:r>
+        <w:rPr>
+          <w:b/>
+          <w:bCs/>
+          <w:lang w:val="en-IN"/>
+        </w:rPr>
+        <w:t>2. Batch creation</w:t>
+      </w:r>
+    </w:p>
+    <w:p>
+      <w:pPr>
+        <w:numPr>
+          <w:ilvl w:val="0"/>
+          <w:numId w:val="33"/>
+        </w:numPr>
+        <w:rPr>
+          <w:lang w:val="en-IN"/>
+        </w:rPr>
+      </w:pPr>
+      <w:r>
+        <w:rPr>
+          <w:lang w:val="en-IN"/>
+        </w:rPr>
+        <w:t xml:space="preserve">Hybrid Search: Must write </w:t>
+      </w:r>
+      <w:proofErr w:type="spellStart"/>
+      <w:r>
+        <w:rPr>
+          <w:lang w:val="en-IN"/>
+        </w:rPr>
+        <w:t>build_embedding_</w:t>
+      </w:r>
+      <w:proofErr w:type="gramStart"/>
+      <w:r>
+        <w:rPr>
+          <w:lang w:val="en-IN"/>
+        </w:rPr>
+        <w:t>batches</w:t>
+      </w:r>
+      <w:proofErr w:type="spellEnd"/>
+      <w:r>
+        <w:rPr>
+          <w:lang w:val="en-IN"/>
+        </w:rPr>
+        <w:t>(</w:t>
+      </w:r>
+      <w:proofErr w:type="gramEnd"/>
+      <w:r>
+        <w:rPr>
+          <w:lang w:val="en-IN"/>
+        </w:rPr>
+        <w:t>) function with token budget logic</w:t>
+      </w:r>
+    </w:p>
+    <w:p>
+      <w:pPr>
+        <w:numPr>
+          <w:ilvl w:val="0"/>
+          <w:numId w:val="33"/>
+        </w:numPr>
+        <w:rPr>
+          <w:lang w:val="en-IN"/>
+        </w:rPr>
+      </w:pPr>
+      <w:r>
+        <w:rPr>
+          <w:lang w:val="en-IN"/>
+        </w:rPr>
+        <w:t xml:space="preserve">LangChain: Automatic batching inside </w:t>
+      </w:r>
+      <w:proofErr w:type="spellStart"/>
+      <w:r>
+        <w:rPr>
+          <w:lang w:val="en-IN"/>
+        </w:rPr>
+        <w:t>aadd_</w:t>
+      </w:r>
+      <w:proofErr w:type="gramStart"/>
+      <w:r>
+        <w:rPr>
+          <w:lang w:val="en-IN"/>
+        </w:rPr>
+        <w:t>documents</w:t>
+      </w:r>
+      <w:proofErr w:type="spellEnd"/>
+      <w:r>
+        <w:rPr>
+          <w:lang w:val="en-IN"/>
+        </w:rPr>
+        <w:t>(</w:t>
+      </w:r>
+      <w:proofErr w:type="gramEnd"/>
+      <w:r>
+        <w:rPr>
+          <w:lang w:val="en-IN"/>
+        </w:rPr>
+        <w:t>)</w:t>
+      </w:r>
+    </w:p>
+    <w:p>
+      <w:pPr>
+        <w:rPr>
+          <w:lang w:val="en-IN"/>
+        </w:rPr>
+      </w:pPr>
+      <w:r>
+        <w:rPr>
+          <w:b/>
+          <w:bCs/>
+          <w:lang w:val="en-IN"/>
+        </w:rPr>
+        <w:t>3. Token validation</w:t>
+      </w:r>
+    </w:p>
+    <w:p>
+      <w:pPr>
+        <w:numPr>
+          <w:ilvl w:val="0"/>
+          <w:numId w:val="34"/>
+        </w:numPr>
+        <w:rPr>
+          <w:lang w:val="en-IN"/>
+        </w:rPr>
+      </w:pPr>
+      <w:r>
+        <w:rPr>
+          <w:lang w:val="en-IN"/>
+        </w:rPr>
+        <w:t>Hybrid Search: Must manually check if chunks exceed 8192 tokens</w:t>
+      </w:r>
+    </w:p>
+    <w:p>
+      <w:pPr>
+        <w:numPr>
+          <w:ilvl w:val="0"/>
+          <w:numId w:val="34"/>
+        </w:numPr>
+        <w:rPr>
+          <w:lang w:val="en-IN"/>
+        </w:rPr>
+      </w:pPr>
+      <w:r>
+        <w:rPr>
+          <w:lang w:val="en-IN"/>
+        </w:rPr>
+        <w:t>LangChain: Validation happens automatically</w:t>
+      </w:r>
+    </w:p>
+    <w:p>
+      <w:pPr>
+        <w:rPr>
+          <w:lang w:val="en-IN"/>
+        </w:rPr>
+      </w:pPr>
+      <w:r>
+        <w:rPr>
+          <w:b/>
+          <w:bCs/>
+          <w:lang w:val="en-IN"/>
+        </w:rPr>
+        <w:t>4. Embedding API client setup</w:t>
+      </w:r>
+    </w:p>
+    <w:p>
+      <w:pPr>
+        <w:numPr>
+          <w:ilvl w:val="0"/>
+          <w:numId w:val="35"/>
+        </w:numPr>
+        <w:rPr>
+          <w:lang w:val="en-IN"/>
+        </w:rPr>
+      </w:pPr>
+      <w:r>
+        <w:rPr>
+          <w:lang w:val="en-IN"/>
+        </w:rPr>
+        <w:t xml:space="preserve">Hybrid Search: Must create </w:t>
+      </w:r>
+      <w:proofErr w:type="spellStart"/>
+      <w:r>
+        <w:rPr>
+          <w:lang w:val="en-IN"/>
+        </w:rPr>
+        <w:t>AsyncOpenAI</w:t>
+      </w:r>
+      <w:proofErr w:type="spellEnd"/>
+      <w:r>
+        <w:rPr>
+          <w:lang w:val="en-IN"/>
+        </w:rPr>
+        <w:t xml:space="preserve"> client, manage retries=0, timeout manually</w:t>
+      </w:r>
+    </w:p>
+    <w:p>
+      <w:pPr>
+        <w:numPr>
+          <w:ilvl w:val="0"/>
+          <w:numId w:val="35"/>
+        </w:numPr>
+        <w:rPr>
+          <w:lang w:val="en-IN"/>
+        </w:rPr>
+      </w:pPr>
+      <w:r>
+        <w:rPr>
+          <w:lang w:val="en-IN"/>
+        </w:rPr>
+        <w:t xml:space="preserve">LangChain: </w:t>
+      </w:r>
+      <w:proofErr w:type="spellStart"/>
+      <w:r>
+        <w:rPr>
+          <w:lang w:val="en-IN"/>
+        </w:rPr>
+        <w:t>OpenAIEmbeddings</w:t>
+      </w:r>
+      <w:proofErr w:type="spellEnd"/>
+      <w:r>
+        <w:rPr>
+          <w:lang w:val="en-IN"/>
+        </w:rPr>
+        <w:t xml:space="preserve"> wrapper handles all this</w:t>
+      </w:r>
+    </w:p>
+    <w:p>
+      <w:pPr>
+        <w:rPr>
+          <w:lang w:val="en-IN"/>
+        </w:rPr>
+      </w:pPr>
+      <w:r>
+        <w:rPr>
+          <w:b/>
+          <w:bCs/>
+          <w:lang w:val="en-IN"/>
+        </w:rPr>
+        <w:t>5. Pinecone connection</w:t>
+      </w:r>
+    </w:p>
+    <w:p>
+      <w:pPr>
+        <w:numPr>
+          <w:ilvl w:val="0"/>
+          <w:numId w:val="36"/>
+        </w:numPr>
+        <w:rPr>
+          <w:lang w:val="en-IN"/>
+        </w:rPr>
+      </w:pPr>
+      <w:r>
+        <w:rPr>
+          <w:lang w:val="en-IN"/>
+        </w:rPr>
+        <w:t xml:space="preserve">Hybrid Search: Must use </w:t>
+      </w:r>
+      <w:proofErr w:type="spellStart"/>
+      <w:r>
+        <w:rPr>
+          <w:lang w:val="en-IN"/>
+        </w:rPr>
+        <w:t>AsyncPinecone</w:t>
+      </w:r>
+      <w:proofErr w:type="spellEnd"/>
+      <w:r>
+        <w:rPr>
+          <w:lang w:val="en-IN"/>
+        </w:rPr>
+        <w:t>, manually describe index, validate dimensions, get host</w:t>
+      </w:r>
+    </w:p>
+    <w:p>
+      <w:pPr>
+        <w:numPr>
+          <w:ilvl w:val="0"/>
+          <w:numId w:val="36"/>
+        </w:numPr>
+        <w:rPr>
+          <w:lang w:val="en-IN"/>
+        </w:rPr>
+      </w:pPr>
+      <w:r>
+        <w:rPr>
+          <w:lang w:val="en-IN"/>
+        </w:rPr>
+        <w:t xml:space="preserve">LangChain: </w:t>
+      </w:r>
+      <w:proofErr w:type="spellStart"/>
+      <w:r>
+        <w:rPr>
+          <w:lang w:val="en-IN"/>
+        </w:rPr>
+        <w:t>PineconeVectorStore</w:t>
+      </w:r>
+      <w:proofErr w:type="spellEnd"/>
+      <w:r>
+        <w:rPr>
+          <w:lang w:val="en-IN"/>
+        </w:rPr>
+        <w:t xml:space="preserve"> wraps everything in </w:t>
+      </w:r>
+      <w:proofErr w:type="spellStart"/>
+      <w:r>
+        <w:rPr>
+          <w:lang w:val="en-IN"/>
+        </w:rPr>
+        <w:t>create_vector_</w:t>
+      </w:r>
+      <w:proofErr w:type="gramStart"/>
+      <w:r>
+        <w:rPr>
+          <w:lang w:val="en-IN"/>
+        </w:rPr>
+        <w:t>store</w:t>
+      </w:r>
+      <w:proofErr w:type="spellEnd"/>
+      <w:r>
+        <w:rPr>
+          <w:lang w:val="en-IN"/>
+        </w:rPr>
+        <w:t>(</w:t>
+      </w:r>
+      <w:proofErr w:type="gramEnd"/>
+      <w:r>
+        <w:rPr>
+          <w:lang w:val="en-IN"/>
+        </w:rPr>
+        <w:t>)</w:t>
+      </w:r>
+    </w:p>
+    <w:p>
+      <w:pPr>
+        <w:rPr>
+          <w:lang w:val="en-IN"/>
+        </w:rPr>
+      </w:pPr>
+      <w:r>
+        <w:rPr>
+          <w:b/>
+          <w:bCs/>
+          <w:lang w:val="en-IN"/>
+        </w:rPr>
+        <w:t>6. Document representation</w:t>
+      </w:r>
+    </w:p>
+    <w:p>
+      <w:pPr>
+        <w:numPr>
+          <w:ilvl w:val="0"/>
+          <w:numId w:val="37"/>
+        </w:numPr>
+        <w:rPr>
+          <w:lang w:val="en-IN"/>
+        </w:rPr>
+      </w:pPr>
+      <w:r>
+        <w:rPr>
+          <w:lang w:val="en-IN"/>
+        </w:rPr>
+        <w:lastRenderedPageBreak/>
+        <w:t xml:space="preserve">Hybrid Search: Must manually create </w:t>
+      </w:r>
+      <w:proofErr w:type="spellStart"/>
+      <w:r>
+        <w:rPr>
+          <w:lang w:val="en-IN"/>
+        </w:rPr>
+        <w:t>dicts</w:t>
+      </w:r>
+      <w:proofErr w:type="spellEnd"/>
+      <w:r>
+        <w:rPr>
+          <w:lang w:val="en-IN"/>
+        </w:rPr>
+        <w:t xml:space="preserve"> with "id", "values", "metadata"</w:t>
+      </w:r>
+    </w:p>
+    <w:p>
+      <w:pPr>
+        <w:numPr>
+          <w:ilvl w:val="0"/>
+          <w:numId w:val="37"/>
+        </w:numPr>
+        <w:rPr>
+          <w:lang w:val="en-IN"/>
+        </w:rPr>
+      </w:pPr>
+      <w:r>
+        <w:rPr>
+          <w:lang w:val="en-IN"/>
+        </w:rPr>
+        <w:t>LangChain: Uses Document class—simpler and more structured</w:t>
+      </w:r>
+    </w:p>
+    <w:p>
+      <w:pPr>
+        <w:rPr>
+          <w:lang w:val="en-IN"/>
+        </w:rPr>
+      </w:pPr>
+      <w:r>
+        <w:rPr>
+          <w:b/>
+          <w:bCs/>
+          <w:lang w:val="en-IN"/>
+        </w:rPr>
+        <w:t>7. Embedding request</w:t>
+      </w:r>
+    </w:p>
+    <w:p>
+      <w:pPr>
+        <w:numPr>
+          <w:ilvl w:val="0"/>
+          <w:numId w:val="38"/>
+        </w:numPr>
+        <w:rPr>
+          <w:lang w:val="en-IN"/>
+        </w:rPr>
+      </w:pPr>
+      <w:r>
+        <w:rPr>
+          <w:lang w:val="en-IN"/>
+        </w:rPr>
+        <w:t xml:space="preserve">Hybrid Search: Must manually call </w:t>
+      </w:r>
+      <w:proofErr w:type="spellStart"/>
+      <w:proofErr w:type="gramStart"/>
+      <w:r>
+        <w:rPr>
+          <w:lang w:val="en-IN"/>
+        </w:rPr>
+        <w:t>client.embeddings</w:t>
+      </w:r>
+      <w:proofErr w:type="gramEnd"/>
+      <w:r>
+        <w:rPr>
+          <w:lang w:val="en-IN"/>
+        </w:rPr>
+        <w:t>.</w:t>
+      </w:r>
+      <w:proofErr w:type="gramStart"/>
+      <w:r>
+        <w:rPr>
+          <w:lang w:val="en-IN"/>
+        </w:rPr>
+        <w:t>create</w:t>
+      </w:r>
+      <w:proofErr w:type="spellEnd"/>
+      <w:r>
+        <w:rPr>
+          <w:lang w:val="en-IN"/>
+        </w:rPr>
+        <w:t>(</w:t>
+      </w:r>
+      <w:proofErr w:type="gramEnd"/>
+      <w:r>
+        <w:rPr>
+          <w:lang w:val="en-IN"/>
+        </w:rPr>
+        <w:t>), parse response, sort by index, validate</w:t>
+      </w:r>
+    </w:p>
+    <w:p>
+      <w:pPr>
+        <w:numPr>
+          <w:ilvl w:val="0"/>
+          <w:numId w:val="38"/>
+        </w:numPr>
+        <w:rPr>
+          <w:lang w:val="en-IN"/>
+        </w:rPr>
+      </w:pPr>
+      <w:r>
+        <w:rPr>
+          <w:lang w:val="en-IN"/>
+        </w:rPr>
+        <w:t xml:space="preserve">LangChain: Happens inside </w:t>
+      </w:r>
+      <w:proofErr w:type="spellStart"/>
+      <w:r>
+        <w:rPr>
+          <w:lang w:val="en-IN"/>
+        </w:rPr>
+        <w:t>vector_</w:t>
+      </w:r>
+      <w:proofErr w:type="gramStart"/>
+      <w:r>
+        <w:rPr>
+          <w:lang w:val="en-IN"/>
+        </w:rPr>
+        <w:t>store.aadd</w:t>
+      </w:r>
+      <w:proofErr w:type="gramEnd"/>
+      <w:r>
+        <w:rPr>
+          <w:lang w:val="en-IN"/>
+        </w:rPr>
+        <w:t>_</w:t>
+      </w:r>
+      <w:proofErr w:type="gramStart"/>
+      <w:r>
+        <w:rPr>
+          <w:lang w:val="en-IN"/>
+        </w:rPr>
+        <w:t>documents</w:t>
+      </w:r>
+      <w:proofErr w:type="spellEnd"/>
+      <w:r>
+        <w:rPr>
+          <w:lang w:val="en-IN"/>
+        </w:rPr>
+        <w:t>(</w:t>
+      </w:r>
+      <w:proofErr w:type="gramEnd"/>
+      <w:r>
+        <w:rPr>
+          <w:lang w:val="en-IN"/>
+        </w:rPr>
+        <w:t>)</w:t>
+      </w:r>
+    </w:p>
+    <w:p>
+      <w:pPr>
+        <w:rPr>
+          <w:lang w:val="en-IN"/>
+        </w:rPr>
+      </w:pPr>
+      <w:r>
+        <w:rPr>
+          <w:b/>
+          <w:bCs/>
+          <w:lang w:val="en-IN"/>
+        </w:rPr>
+        <w:t xml:space="preserve">8. </w:t>
+      </w:r>
+      <w:proofErr w:type="spellStart"/>
+      <w:r>
+        <w:rPr>
+          <w:b/>
+          <w:bCs/>
+          <w:lang w:val="en-IN"/>
+        </w:rPr>
+        <w:t>Upsert</w:t>
+      </w:r>
+      <w:proofErr w:type="spellEnd"/>
+      <w:r>
+        <w:rPr>
+          <w:b/>
+          <w:bCs/>
+          <w:lang w:val="en-IN"/>
+        </w:rPr>
+        <w:t xml:space="preserve"> logic</w:t>
+      </w:r>
+    </w:p>
+    <w:p>
+      <w:pPr>
+        <w:numPr>
+          <w:ilvl w:val="0"/>
+          <w:numId w:val="39"/>
+        </w:numPr>
+        <w:rPr>
+          <w:lang w:val="en-IN"/>
+        </w:rPr>
+      </w:pPr>
+      <w:r>
+        <w:rPr>
+          <w:lang w:val="en-IN"/>
+        </w:rPr>
+        <w:t xml:space="preserve">Hybrid Search: Must write </w:t>
+      </w:r>
+      <w:proofErr w:type="spellStart"/>
+      <w:r>
+        <w:rPr>
+          <w:lang w:val="en-IN"/>
+        </w:rPr>
+        <w:t>upsert_</w:t>
+      </w:r>
+      <w:proofErr w:type="gramStart"/>
+      <w:r>
+        <w:rPr>
+          <w:lang w:val="en-IN"/>
+        </w:rPr>
+        <w:t>vectors</w:t>
+      </w:r>
+      <w:proofErr w:type="spellEnd"/>
+      <w:r>
+        <w:rPr>
+          <w:lang w:val="en-IN"/>
+        </w:rPr>
+        <w:t>(</w:t>
+      </w:r>
+      <w:proofErr w:type="gramEnd"/>
+      <w:r>
+        <w:rPr>
+          <w:lang w:val="en-IN"/>
+        </w:rPr>
+        <w:t>) function to handle batch splitting and API calls</w:t>
+      </w:r>
+    </w:p>
+    <w:p>
+      <w:pPr>
+        <w:numPr>
+          <w:ilvl w:val="0"/>
+          <w:numId w:val="39"/>
+        </w:numPr>
+        <w:rPr>
+          <w:lang w:val="en-IN"/>
+        </w:rPr>
+      </w:pPr>
+      <w:r>
+        <w:rPr>
+          <w:lang w:val="en-IN"/>
+        </w:rPr>
+        <w:t xml:space="preserve">LangChain: </w:t>
+      </w:r>
+      <w:proofErr w:type="spellStart"/>
+      <w:r>
+        <w:rPr>
+          <w:lang w:val="en-IN"/>
+        </w:rPr>
+        <w:t>aadd_</w:t>
+      </w:r>
+      <w:proofErr w:type="gramStart"/>
+      <w:r>
+        <w:rPr>
+          <w:lang w:val="en-IN"/>
+        </w:rPr>
+        <w:t>documents</w:t>
+      </w:r>
+      <w:proofErr w:type="spellEnd"/>
+      <w:r>
+        <w:rPr>
+          <w:lang w:val="en-IN"/>
+        </w:rPr>
+        <w:t>(</w:t>
+      </w:r>
+      <w:proofErr w:type="gramEnd"/>
+      <w:r>
+        <w:rPr>
+          <w:lang w:val="en-IN"/>
+        </w:rPr>
+        <w:t xml:space="preserve">) handles </w:t>
+      </w:r>
+      <w:proofErr w:type="spellStart"/>
+      <w:r>
+        <w:rPr>
+          <w:lang w:val="en-IN"/>
+        </w:rPr>
+        <w:t>upsert</w:t>
+      </w:r>
+      <w:proofErr w:type="spellEnd"/>
+      <w:r>
+        <w:rPr>
+          <w:lang w:val="en-IN"/>
+        </w:rPr>
+        <w:t xml:space="preserve"> automatically</w:t>
+      </w:r>
+    </w:p>
+    <w:p>
+      <w:pPr>
+        <w:rPr>
+          <w:lang w:val="en-IN"/>
+        </w:rPr>
+      </w:pPr>
+      <w:r>
+        <w:rPr>
+          <w:b/>
+          <w:bCs/>
+          <w:lang w:val="en-IN"/>
+        </w:rPr>
+        <w:t>9. Metadata handling</w:t>
+      </w:r>
+    </w:p>
+    <w:p>
+      <w:pPr>
+        <w:numPr>
+          <w:ilvl w:val="0"/>
+          <w:numId w:val="40"/>
+        </w:numPr>
+        <w:rPr>
+          <w:lang w:val="en-IN"/>
+        </w:rPr>
+      </w:pPr>
+      <w:r>
+        <w:rPr>
+          <w:lang w:val="en-IN"/>
+        </w:rPr>
+        <w:t>Hybrid Search: Must manually add "text" to metadata for Pinecone compatibility</w:t>
+      </w:r>
+    </w:p>
+    <w:p>
+      <w:pPr>
+        <w:numPr>
+          <w:ilvl w:val="0"/>
+          <w:numId w:val="40"/>
+        </w:numPr>
+        <w:rPr>
+          <w:lang w:val="en-IN"/>
+        </w:rPr>
+      </w:pPr>
+      <w:r>
+        <w:rPr>
+          <w:lang w:val="en-IN"/>
+        </w:rPr>
+        <w:t>LangChain: Handles metadata automatically via Document object</w:t>
+      </w:r>
+    </w:p>
+    <w:p>
+      <w:pPr>
+        <w:rPr>
+          <w:lang w:val="en-IN"/>
+        </w:rPr>
+      </w:pPr>
+      <w:r>
+        <w:rPr>
+          <w:b/>
+          <w:bCs/>
+          <w:lang w:val="en-IN"/>
+        </w:rPr>
+        <w:t>10. Retry logic</w:t>
+      </w:r>
+    </w:p>
+    <w:p>
+      <w:pPr>
+        <w:numPr>
+          <w:ilvl w:val="0"/>
+          <w:numId w:val="41"/>
+        </w:numPr>
+        <w:rPr>
+          <w:lang w:val="en-IN"/>
+        </w:rPr>
+      </w:pPr>
+      <w:r>
+        <w:rPr>
+          <w:lang w:val="en-IN"/>
+        </w:rPr>
+        <w:t xml:space="preserve">Hybrid Search: Must write </w:t>
+      </w:r>
+      <w:proofErr w:type="spellStart"/>
+      <w:r>
+        <w:rPr>
+          <w:lang w:val="en-IN"/>
+        </w:rPr>
+        <w:t>retry_</w:t>
+      </w:r>
+      <w:proofErr w:type="gramStart"/>
+      <w:r>
+        <w:rPr>
+          <w:lang w:val="en-IN"/>
+        </w:rPr>
+        <w:t>async</w:t>
+      </w:r>
+      <w:proofErr w:type="spellEnd"/>
+      <w:r>
+        <w:rPr>
+          <w:lang w:val="en-IN"/>
+        </w:rPr>
+        <w:t>(</w:t>
+      </w:r>
+      <w:proofErr w:type="gramEnd"/>
+      <w:r>
+        <w:rPr>
+          <w:lang w:val="en-IN"/>
+        </w:rPr>
+        <w:t>) function with exponential backoff</w:t>
+      </w:r>
+    </w:p>
+    <w:p>
+      <w:pPr>
+        <w:numPr>
+          <w:ilvl w:val="0"/>
+          <w:numId w:val="41"/>
+        </w:numPr>
+        <w:rPr>
+          <w:lang w:val="en-IN"/>
+        </w:rPr>
+      </w:pPr>
+      <w:r>
+        <w:rPr>
+          <w:lang w:val="en-IN"/>
+        </w:rPr>
+        <w:t>LangChain: Built-in retry handling</w:t>
+      </w:r>
+    </w:p>
+    <w:p>
+      <w:pPr>
+        <w:rPr>
+          <w:lang w:val="en-IN"/>
+        </w:rPr>
+      </w:pPr>
+      <w:r>
+        <w:rPr>
+          <w:b/>
+          <w:bCs/>
+          <w:lang w:val="en-IN"/>
+        </w:rPr>
+        <w:t>11. Concurrency control</w:t>
+      </w:r>
+    </w:p>
+    <w:p>
+      <w:pPr>
+        <w:numPr>
+          <w:ilvl w:val="0"/>
+          <w:numId w:val="42"/>
+        </w:numPr>
+        <w:rPr>
+          <w:lang w:val="en-IN"/>
+        </w:rPr>
+      </w:pPr>
+      <w:r>
+        <w:rPr>
+          <w:lang w:val="en-IN"/>
+        </w:rPr>
+        <w:t xml:space="preserve">Hybrid Search: Must manually create semaphores for embedding and </w:t>
+      </w:r>
+      <w:proofErr w:type="spellStart"/>
+      <w:r>
+        <w:rPr>
+          <w:lang w:val="en-IN"/>
+        </w:rPr>
+        <w:t>upsert</w:t>
+      </w:r>
+      <w:proofErr w:type="spellEnd"/>
+    </w:p>
+    <w:p>
+      <w:pPr>
+        <w:numPr>
+          <w:ilvl w:val="0"/>
+          <w:numId w:val="42"/>
+        </w:numPr>
+        <w:rPr>
+          <w:lang w:val="en-IN"/>
+        </w:rPr>
+      </w:pPr>
+      <w:r>
+        <w:rPr>
+          <w:lang w:val="en-IN"/>
+        </w:rPr>
+        <w:t>LangChain: Built-in concurrency management</w:t>
+      </w:r>
+    </w:p>
+    <w:p>
+      <w:pPr>
+        <w:rPr>
+          <w:lang w:val="en-IN"/>
+        </w:rPr>
+      </w:pPr>
+      <w:r>
+        <w:rPr>
+          <w:b/>
+          <w:bCs/>
+          <w:lang w:val="en-IN"/>
+        </w:rPr>
+        <w:t>12. Logging</w:t>
+      </w:r>
+    </w:p>
+    <w:p>
+      <w:pPr>
+        <w:numPr>
+          <w:ilvl w:val="0"/>
+          <w:numId w:val="43"/>
+        </w:numPr>
+        <w:rPr>
+          <w:lang w:val="en-IN"/>
+        </w:rPr>
+      </w:pPr>
+      <w:r>
+        <w:rPr>
+          <w:lang w:val="en-IN"/>
+        </w:rPr>
+        <w:t>Hybrid Search: Must manually log progress after each batch</w:t>
+      </w:r>
+    </w:p>
+    <w:p>
+      <w:pPr>
+        <w:numPr>
+          <w:ilvl w:val="0"/>
+          <w:numId w:val="43"/>
+        </w:numPr>
+        <w:rPr>
+          <w:lang w:val="en-IN"/>
+        </w:rPr>
+      </w:pPr>
+      <w:r>
+        <w:rPr>
+          <w:lang w:val="en-IN"/>
+        </w:rPr>
+        <w:t>LangChain: Logging is minimal, abstracted away</w:t>
+      </w:r>
+    </w:p>
+    <w:p>
+      <w:pPr>
+        <w:rPr>
+          <w:lang w:val="en-IN"/>
+        </w:rPr>
+      </w:pPr>
+      <w:r>
+        <w:rPr>
+          <w:b/>
+          <w:bCs/>
+          <w:lang w:val="en-IN"/>
+        </w:rPr>
+        <w:t>13. Error handling</w:t>
+      </w:r>
+    </w:p>
+    <w:p>
+      <w:pPr>
+        <w:numPr>
+          <w:ilvl w:val="0"/>
+          <w:numId w:val="44"/>
+        </w:numPr>
+        <w:rPr>
+          <w:lang w:val="en-IN"/>
+        </w:rPr>
+      </w:pPr>
+      <w:r>
+        <w:rPr>
+          <w:lang w:val="en-IN"/>
+        </w:rPr>
+        <w:t>Hybrid Search: Must check for non-</w:t>
+      </w:r>
+      <w:proofErr w:type="spellStart"/>
+      <w:r>
+        <w:rPr>
+          <w:lang w:val="en-IN"/>
+        </w:rPr>
+        <w:t>retryable</w:t>
+      </w:r>
+      <w:proofErr w:type="spellEnd"/>
+      <w:r>
+        <w:rPr>
+          <w:lang w:val="en-IN"/>
+        </w:rPr>
+        <w:t xml:space="preserve"> status codes (400, 401, 403, etc.)</w:t>
+      </w:r>
+    </w:p>
+    <w:p>
+      <w:pPr>
+        <w:numPr>
+          <w:ilvl w:val="0"/>
+          <w:numId w:val="44"/>
+        </w:numPr>
+        <w:rPr>
+          <w:lang w:val="en-IN"/>
+        </w:rPr>
+      </w:pPr>
+      <w:r>
+        <w:rPr>
+          <w:lang w:val="en-IN"/>
+        </w:rPr>
+        <w:t>LangChain: Error handling is abstracted</w:t>
+      </w:r>
+    </w:p>
+    <w:p>
+      <w:pPr>
+        <w:rPr>
+          <w:lang w:val="en-IN"/>
+        </w:rPr>
+      </w:pPr>
+      <w:r>
+        <w:rPr>
+          <w:b/>
+          <w:bCs/>
+          <w:lang w:val="en-IN"/>
+        </w:rPr>
+        <w:t>14. Main flow</w:t>
+      </w:r>
+    </w:p>
+    <w:p>
+      <w:pPr>
+        <w:numPr>
+          <w:ilvl w:val="0"/>
+          <w:numId w:val="45"/>
+        </w:numPr>
+        <w:rPr>
+          <w:lang w:val="en-IN"/>
+        </w:rPr>
+      </w:pPr>
+      <w:r>
+        <w:rPr>
+          <w:lang w:val="en-IN"/>
+        </w:rPr>
+        <w:t>Hybrid Search: ~150 lines of orchestration logic</w:t>
+      </w:r>
+    </w:p>
+    <w:p>
+      <w:pPr>
+        <w:numPr>
+          <w:ilvl w:val="0"/>
+          <w:numId w:val="45"/>
+        </w:numPr>
+        <w:rPr>
+          <w:lang w:val="en-IN"/>
+        </w:rPr>
+      </w:pPr>
+      <w:r>
+        <w:rPr>
+          <w:lang w:val="en-IN"/>
+        </w:rPr>
+        <w:t xml:space="preserve">LangChain: ~30 lines in </w:t>
+      </w:r>
+      <w:proofErr w:type="gramStart"/>
+      <w:r>
+        <w:rPr>
+          <w:lang w:val="en-IN"/>
+        </w:rPr>
+        <w:t>main(</w:t>
+      </w:r>
+      <w:proofErr w:type="gramEnd"/>
+      <w:r>
+        <w:rPr>
+          <w:lang w:val="en-IN"/>
+        </w:rPr>
+        <w:t>)</w:t>
+      </w:r>
+    </w:p>
+    <w:p/>
+    <w:p/>
+    <w:p/>
+    <w:p>
+      <w:pPr>
+        <w:pStyle w:val="Title"/>
+      </w:pPr>
+      <w:r>
+        <w:t>Testing</w:t>
+      </w:r>
+    </w:p>
+    <w:p>
+      <w:pPr>
+        <w:rPr>
+          <w:lang w:val="en-IN"/>
+        </w:rPr>
+      </w:pPr>
+      <w:r>
+        <w:rPr>
+          <w:lang w:val="en-IN"/>
+        </w:rPr>
+        <w:t>Generative AI test generation</w:t>
+      </w:r>
+    </w:p>
+    <w:p>
+      <w:pPr>
+        <w:rPr>
+          <w:lang w:val="en-IN"/>
+        </w:rPr>
+      </w:pPr>
+      <w:r>
+        <w:rPr>
+          <w:lang w:val="en-IN"/>
+        </w:rPr>
+        <w:t xml:space="preserve">We have a inbuilt VS code plugin which is used for test case generator. </w:t>
+      </w:r>
+    </w:p>
+    <w:p>
+      <w:pPr>
+        <w:rPr>
+          <w:lang w:val="en-IN"/>
+        </w:rPr>
+      </w:pPr>
+      <w:r>
+        <w:rPr>
+          <w:lang w:val="en-IN"/>
+        </w:rPr>
+        <w:t xml:space="preserve">This plugin has two components one is the vector DB which is in postgres, which can store most of the document types. The other component is the plugin it self which will be installed in VS code. Once you upload the data which you are using as RAG in ur actual solution.  This plugin will generate a csv with all the test cases generated, you can decide to keep the test cases or remove. </w:t>
+      </w:r>
+    </w:p>
+    <w:p>
+      <w:pPr>
+        <w:rPr>
+          <w:lang w:val="en-IN"/>
+        </w:rPr>
+      </w:pPr>
+      <w:r>
+        <w:rPr>
+          <w:lang w:val="en-IN"/>
+        </w:rPr>
+        <w:t xml:space="preserve">In this plugin you can also give a project specific template on the format you want the test cases to be written. </w:t>
+      </w:r>
+    </w:p>
+    <w:p>
+      <w:pPr>
+        <w:rPr>
+          <w:lang w:val="en-IN"/>
+        </w:rPr>
+      </w:pPr>
+      <w:r>
+        <w:rPr>
+          <w:lang w:val="en-IN"/>
+        </w:rPr>
+        <w:t>End to end testing : this plugin also checks if the flow from Prompt input, authorization, LLM and tool usage and then response</w:t>
+      </w:r>
+    </w:p>
+    <w:p/>
+    <w:p/>
+    <w:p>
+      <w:pPr>
+        <w:rPr>
+          <w:b/>
+          <w:bCs/>
+        </w:rPr>
+      </w:pPr>
+      <w:r>
+        <w:rPr>
+          <w:b/>
+          <w:bCs/>
+        </w:rPr>
+        <w:t>EXTRA ARHITECTURE to improve the native RAG:</w:t>
+      </w:r>
+    </w:p>
+    <w:p>
+      <w:pPr>
+        <w:rPr>
+          <w:lang w:val="en-IN"/>
+        </w:rPr>
+      </w:pPr>
+      <w:r>
+        <w:t xml:space="preserve">1. Hybrid - </w:t>
+      </w:r>
+      <w:r>
+        <w:rPr>
+          <w:lang w:val="en-IN"/>
+        </w:rPr>
+        <w:t>Enterprise RAG systems often combine </w:t>
+      </w:r>
+      <w:r>
+        <w:rPr>
+          <w:b/>
+          <w:bCs/>
+          <w:lang w:val="en-IN"/>
+        </w:rPr>
+        <w:t>dense retrieval</w:t>
+      </w:r>
+      <w:r>
+        <w:rPr>
+          <w:lang w:val="en-IN"/>
+        </w:rPr>
+        <w:t> (vector similarity) with </w:t>
+      </w:r>
+      <w:r>
+        <w:rPr>
+          <w:b/>
+          <w:bCs/>
+          <w:lang w:val="en-IN"/>
+        </w:rPr>
+        <w:t>sparse retrieval</w:t>
+      </w:r>
+      <w:r>
+        <w:rPr>
+          <w:lang w:val="en-IN"/>
+        </w:rPr>
+        <w:t xml:space="preserve"> (BM25 keyword matching) in a technique called hybrid retrieval. This combination consistently outperforms either method alone, particularly for technical terminology </w:t>
+      </w:r>
+      <w:proofErr w:type="gramStart"/>
+      <w:r>
+        <w:rPr>
+          <w:lang w:val="en-IN"/>
+        </w:rPr>
+        <w:t>and</w:t>
+      </w:r>
+      <w:proofErr w:type="gramEnd"/>
+      <w:r>
+        <w:rPr>
+          <w:lang w:val="en-IN"/>
+        </w:rPr>
+        <w:t xml:space="preserve"> proper nouns.</w:t>
+      </w:r>
+    </w:p>
+    <w:p>
+      <w:pPr>
+        <w:pStyle w:val="ListParagraph"/>
+        <w:ind w:left="1440"/>
+      </w:pPr>
+    </w:p>
     <w:p/>
     <w:sectPr>
       <w:pgSz w:w="12240" w:h="15840"/>
@@ -3224,6 +6249,304 @@
     </w:lvl>
   </w:abstractNum>
   <w:abstractNum w:abstractNumId="1" w15:restartNumberingAfterBreak="0">
+    <w:nsid w:val="09F246B0"/>
+    <w:multiLevelType w:val="multilevel"/>
+    <w:tmpl w:val="353CAF04"/>
+    <w:lvl w:ilvl="0">
+      <w:start w:val="1"/>
+      <w:numFmt w:val="bullet"/>
+      <w:lvlText w:val=""/>
+      <w:lvlJc w:val="left"/>
+      <w:pPr>
+        <w:tabs>
+          <w:tab w:val="num" w:pos="720"/>
+        </w:tabs>
+        <w:ind w:left="720" w:hanging="360"/>
+      </w:pPr>
+      <w:rPr>
+        <w:rFonts w:ascii="Symbol" w:hAnsi="Symbol" w:hint="default"/>
+        <w:sz w:val="20"/>
+      </w:rPr>
+    </w:lvl>
+    <w:lvl w:ilvl="1" w:tentative="1">
+      <w:start w:val="1"/>
+      <w:numFmt w:val="bullet"/>
+      <w:lvlText w:val="o"/>
+      <w:lvlJc w:val="left"/>
+      <w:pPr>
+        <w:tabs>
+          <w:tab w:val="num" w:pos="1440"/>
+        </w:tabs>
+        <w:ind w:left="1440" w:hanging="360"/>
+      </w:pPr>
+      <w:rPr>
+        <w:rFonts w:ascii="Courier New" w:hAnsi="Courier New" w:hint="default"/>
+        <w:sz w:val="20"/>
+      </w:rPr>
+    </w:lvl>
+    <w:lvl w:ilvl="2" w:tentative="1">
+      <w:start w:val="1"/>
+      <w:numFmt w:val="bullet"/>
+      <w:lvlText w:val=""/>
+      <w:lvlJc w:val="left"/>
+      <w:pPr>
+        <w:tabs>
+          <w:tab w:val="num" w:pos="2160"/>
+        </w:tabs>
+        <w:ind w:left="2160" w:hanging="360"/>
+      </w:pPr>
+      <w:rPr>
+        <w:rFonts w:ascii="Wingdings" w:hAnsi="Wingdings" w:hint="default"/>
+        <w:sz w:val="20"/>
+      </w:rPr>
+    </w:lvl>
+    <w:lvl w:ilvl="3" w:tentative="1">
+      <w:start w:val="1"/>
+      <w:numFmt w:val="bullet"/>
+      <w:lvlText w:val=""/>
+      <w:lvlJc w:val="left"/>
+      <w:pPr>
+        <w:tabs>
+          <w:tab w:val="num" w:pos="2880"/>
+        </w:tabs>
+        <w:ind w:left="2880" w:hanging="360"/>
+      </w:pPr>
+      <w:rPr>
+        <w:rFonts w:ascii="Wingdings" w:hAnsi="Wingdings" w:hint="default"/>
+        <w:sz w:val="20"/>
+      </w:rPr>
+    </w:lvl>
+    <w:lvl w:ilvl="4" w:tentative="1">
+      <w:start w:val="1"/>
+      <w:numFmt w:val="bullet"/>
+      <w:lvlText w:val=""/>
+      <w:lvlJc w:val="left"/>
+      <w:pPr>
+        <w:tabs>
+          <w:tab w:val="num" w:pos="3600"/>
+        </w:tabs>
+        <w:ind w:left="3600" w:hanging="360"/>
+      </w:pPr>
+      <w:rPr>
+        <w:rFonts w:ascii="Wingdings" w:hAnsi="Wingdings" w:hint="default"/>
+        <w:sz w:val="20"/>
+      </w:rPr>
+    </w:lvl>
+    <w:lvl w:ilvl="5" w:tentative="1">
+      <w:start w:val="1"/>
+      <w:numFmt w:val="bullet"/>
+      <w:lvlText w:val=""/>
+      <w:lvlJc w:val="left"/>
+      <w:pPr>
+        <w:tabs>
+          <w:tab w:val="num" w:pos="4320"/>
+        </w:tabs>
+        <w:ind w:left="4320" w:hanging="360"/>
+      </w:pPr>
+      <w:rPr>
+        <w:rFonts w:ascii="Wingdings" w:hAnsi="Wingdings" w:hint="default"/>
+        <w:sz w:val="20"/>
+      </w:rPr>
+    </w:lvl>
+    <w:lvl w:ilvl="6" w:tentative="1">
+      <w:start w:val="1"/>
+      <w:numFmt w:val="bullet"/>
+      <w:lvlText w:val=""/>
+      <w:lvlJc w:val="left"/>
+      <w:pPr>
+        <w:tabs>
+          <w:tab w:val="num" w:pos="5040"/>
+        </w:tabs>
+        <w:ind w:left="5040" w:hanging="360"/>
+      </w:pPr>
+      <w:rPr>
+        <w:rFonts w:ascii="Wingdings" w:hAnsi="Wingdings" w:hint="default"/>
+        <w:sz w:val="20"/>
+      </w:rPr>
+    </w:lvl>
+    <w:lvl w:ilvl="7" w:tentative="1">
+      <w:start w:val="1"/>
+      <w:numFmt w:val="bullet"/>
+      <w:lvlText w:val=""/>
+      <w:lvlJc w:val="left"/>
+      <w:pPr>
+        <w:tabs>
+          <w:tab w:val="num" w:pos="5760"/>
+        </w:tabs>
+        <w:ind w:left="5760" w:hanging="360"/>
+      </w:pPr>
+      <w:rPr>
+        <w:rFonts w:ascii="Wingdings" w:hAnsi="Wingdings" w:hint="default"/>
+        <w:sz w:val="20"/>
+      </w:rPr>
+    </w:lvl>
+    <w:lvl w:ilvl="8" w:tentative="1">
+      <w:start w:val="1"/>
+      <w:numFmt w:val="bullet"/>
+      <w:lvlText w:val=""/>
+      <w:lvlJc w:val="left"/>
+      <w:pPr>
+        <w:tabs>
+          <w:tab w:val="num" w:pos="6480"/>
+        </w:tabs>
+        <w:ind w:left="6480" w:hanging="360"/>
+      </w:pPr>
+      <w:rPr>
+        <w:rFonts w:ascii="Wingdings" w:hAnsi="Wingdings" w:hint="default"/>
+        <w:sz w:val="20"/>
+      </w:rPr>
+    </w:lvl>
+  </w:abstractNum>
+  <w:abstractNum w:abstractNumId="2" w15:restartNumberingAfterBreak="0">
+    <w:nsid w:val="0B126834"/>
+    <w:multiLevelType w:val="multilevel"/>
+    <w:tmpl w:val="CA34A1EA"/>
+    <w:lvl w:ilvl="0">
+      <w:start w:val="1"/>
+      <w:numFmt w:val="bullet"/>
+      <w:lvlText w:val=""/>
+      <w:lvlJc w:val="left"/>
+      <w:pPr>
+        <w:tabs>
+          <w:tab w:val="num" w:pos="720"/>
+        </w:tabs>
+        <w:ind w:left="720" w:hanging="360"/>
+      </w:pPr>
+      <w:rPr>
+        <w:rFonts w:ascii="Symbol" w:hAnsi="Symbol" w:hint="default"/>
+        <w:sz w:val="20"/>
+      </w:rPr>
+    </w:lvl>
+    <w:lvl w:ilvl="1">
+      <w:start w:val="1"/>
+      <w:numFmt w:val="bullet"/>
+      <w:lvlText w:val="o"/>
+      <w:lvlJc w:val="left"/>
+      <w:pPr>
+        <w:tabs>
+          <w:tab w:val="num" w:pos="1440"/>
+        </w:tabs>
+        <w:ind w:left="1440" w:hanging="360"/>
+      </w:pPr>
+      <w:rPr>
+        <w:rFonts w:ascii="Courier New" w:hAnsi="Courier New" w:hint="default"/>
+        <w:sz w:val="20"/>
+      </w:rPr>
+    </w:lvl>
+    <w:lvl w:ilvl="2" w:tentative="1">
+      <w:start w:val="1"/>
+      <w:numFmt w:val="bullet"/>
+      <w:lvlText w:val=""/>
+      <w:lvlJc w:val="left"/>
+      <w:pPr>
+        <w:tabs>
+          <w:tab w:val="num" w:pos="2160"/>
+        </w:tabs>
+        <w:ind w:left="2160" w:hanging="360"/>
+      </w:pPr>
+      <w:rPr>
+        <w:rFonts w:ascii="Wingdings" w:hAnsi="Wingdings" w:hint="default"/>
+        <w:sz w:val="20"/>
+      </w:rPr>
+    </w:lvl>
+    <w:lvl w:ilvl="3" w:tentative="1">
+      <w:start w:val="1"/>
+      <w:numFmt w:val="bullet"/>
+      <w:lvlText w:val=""/>
+      <w:lvlJc w:val="left"/>
+      <w:pPr>
+        <w:tabs>
+          <w:tab w:val="num" w:pos="2880"/>
+        </w:tabs>
+        <w:ind w:left="2880" w:hanging="360"/>
+      </w:pPr>
+      <w:rPr>
+        <w:rFonts w:ascii="Wingdings" w:hAnsi="Wingdings" w:hint="default"/>
+        <w:sz w:val="20"/>
+      </w:rPr>
+    </w:lvl>
+    <w:lvl w:ilvl="4" w:tentative="1">
+      <w:start w:val="1"/>
+      <w:numFmt w:val="bullet"/>
+      <w:lvlText w:val=""/>
+      <w:lvlJc w:val="left"/>
+      <w:pPr>
+        <w:tabs>
+          <w:tab w:val="num" w:pos="3600"/>
+        </w:tabs>
+        <w:ind w:left="3600" w:hanging="360"/>
+      </w:pPr>
+      <w:rPr>
+        <w:rFonts w:ascii="Wingdings" w:hAnsi="Wingdings" w:hint="default"/>
+        <w:sz w:val="20"/>
+      </w:rPr>
+    </w:lvl>
+    <w:lvl w:ilvl="5" w:tentative="1">
+      <w:start w:val="1"/>
+      <w:numFmt w:val="bullet"/>
+      <w:lvlText w:val=""/>
+      <w:lvlJc w:val="left"/>
+      <w:pPr>
+        <w:tabs>
+          <w:tab w:val="num" w:pos="4320"/>
+        </w:tabs>
+        <w:ind w:left="4320" w:hanging="360"/>
+      </w:pPr>
+      <w:rPr>
+        <w:rFonts w:ascii="Wingdings" w:hAnsi="Wingdings" w:hint="default"/>
+        <w:sz w:val="20"/>
+      </w:rPr>
+    </w:lvl>
+    <w:lvl w:ilvl="6" w:tentative="1">
+      <w:start w:val="1"/>
+      <w:numFmt w:val="bullet"/>
+      <w:lvlText w:val=""/>
+      <w:lvlJc w:val="left"/>
+      <w:pPr>
+        <w:tabs>
+          <w:tab w:val="num" w:pos="5040"/>
+        </w:tabs>
+        <w:ind w:left="5040" w:hanging="360"/>
+      </w:pPr>
+      <w:rPr>
+        <w:rFonts w:ascii="Wingdings" w:hAnsi="Wingdings" w:hint="default"/>
+        <w:sz w:val="20"/>
+      </w:rPr>
+    </w:lvl>
+    <w:lvl w:ilvl="7" w:tentative="1">
+      <w:start w:val="1"/>
+      <w:numFmt w:val="bullet"/>
+      <w:lvlText w:val=""/>
+      <w:lvlJc w:val="left"/>
+      <w:pPr>
+        <w:tabs>
+          <w:tab w:val="num" w:pos="5760"/>
+        </w:tabs>
+        <w:ind w:left="5760" w:hanging="360"/>
+      </w:pPr>
+      <w:rPr>
+        <w:rFonts w:ascii="Wingdings" w:hAnsi="Wingdings" w:hint="default"/>
+        <w:sz w:val="20"/>
+      </w:rPr>
+    </w:lvl>
+    <w:lvl w:ilvl="8" w:tentative="1">
+      <w:start w:val="1"/>
+      <w:numFmt w:val="bullet"/>
+      <w:lvlText w:val=""/>
+      <w:lvlJc w:val="left"/>
+      <w:pPr>
+        <w:tabs>
+          <w:tab w:val="num" w:pos="6480"/>
+        </w:tabs>
+        <w:ind w:left="6480" w:hanging="360"/>
+      </w:pPr>
+      <w:rPr>
+        <w:rFonts w:ascii="Wingdings" w:hAnsi="Wingdings" w:hint="default"/>
+        <w:sz w:val="20"/>
+      </w:rPr>
+    </w:lvl>
+  </w:abstractNum>
+  <w:abstractNum w:abstractNumId="3" w15:restartNumberingAfterBreak="0">
     <w:nsid w:val="0C1F44DA"/>
     <w:multiLevelType w:val="multilevel"/>
     <w:tmpl w:val="29BCA070"/>
@@ -3372,7 +6695,7 @@
       </w:rPr>
     </w:lvl>
   </w:abstractNum>
-  <w:abstractNum w:abstractNumId="2" w15:restartNumberingAfterBreak="0">
+  <w:abstractNum w:abstractNumId="4" w15:restartNumberingAfterBreak="0">
     <w:nsid w:val="0E922016"/>
     <w:multiLevelType w:val="hybridMultilevel"/>
     <w:tmpl w:val="EFEE3FBC"/>
@@ -3461,7 +6784,7 @@
       </w:pPr>
     </w:lvl>
   </w:abstractNum>
-  <w:abstractNum w:abstractNumId="3" w15:restartNumberingAfterBreak="0">
+  <w:abstractNum w:abstractNumId="5" w15:restartNumberingAfterBreak="0">
     <w:nsid w:val="133C275E"/>
     <w:multiLevelType w:val="multilevel"/>
     <w:tmpl w:val="E200B278"/>
@@ -3610,7 +6933,96 @@
       </w:rPr>
     </w:lvl>
   </w:abstractNum>
-  <w:abstractNum w:abstractNumId="4" w15:restartNumberingAfterBreak="0">
+  <w:abstractNum w:abstractNumId="6" w15:restartNumberingAfterBreak="0">
+    <w:nsid w:val="14CD30E1"/>
+    <w:multiLevelType w:val="hybridMultilevel"/>
+    <w:tmpl w:val="2FF07F5C"/>
+    <w:lvl w:ilvl="0" w:tplc="655A9A76">
+      <w:start w:val="1"/>
+      <w:numFmt w:val="decimal"/>
+      <w:lvlText w:val="%1."/>
+      <w:lvlJc w:val="left"/>
+      <w:pPr>
+        <w:ind w:left="1080" w:hanging="360"/>
+      </w:pPr>
+      <w:rPr>
+        <w:rFonts w:hint="default"/>
+      </w:rPr>
+    </w:lvl>
+    <w:lvl w:ilvl="1" w:tplc="40090019" w:tentative="1">
+      <w:start w:val="1"/>
+      <w:numFmt w:val="lowerLetter"/>
+      <w:lvlText w:val="%2."/>
+      <w:lvlJc w:val="left"/>
+      <w:pPr>
+        <w:ind w:left="1800" w:hanging="360"/>
+      </w:pPr>
+    </w:lvl>
+    <w:lvl w:ilvl="2" w:tplc="4009001B" w:tentative="1">
+      <w:start w:val="1"/>
+      <w:numFmt w:val="lowerRoman"/>
+      <w:lvlText w:val="%3."/>
+      <w:lvlJc w:val="right"/>
+      <w:pPr>
+        <w:ind w:left="2520" w:hanging="180"/>
+      </w:pPr>
+    </w:lvl>
+    <w:lvl w:ilvl="3" w:tplc="4009000F" w:tentative="1">
+      <w:start w:val="1"/>
+      <w:numFmt w:val="decimal"/>
+      <w:lvlText w:val="%4."/>
+      <w:lvlJc w:val="left"/>
+      <w:pPr>
+        <w:ind w:left="3240" w:hanging="360"/>
+      </w:pPr>
+    </w:lvl>
+    <w:lvl w:ilvl="4" w:tplc="40090019" w:tentative="1">
+      <w:start w:val="1"/>
+      <w:numFmt w:val="lowerLetter"/>
+      <w:lvlText w:val="%5."/>
+      <w:lvlJc w:val="left"/>
+      <w:pPr>
+        <w:ind w:left="3960" w:hanging="360"/>
+      </w:pPr>
+    </w:lvl>
+    <w:lvl w:ilvl="5" w:tplc="4009001B" w:tentative="1">
+      <w:start w:val="1"/>
+      <w:numFmt w:val="lowerRoman"/>
+      <w:lvlText w:val="%6."/>
+      <w:lvlJc w:val="right"/>
+      <w:pPr>
+        <w:ind w:left="4680" w:hanging="180"/>
+      </w:pPr>
+    </w:lvl>
+    <w:lvl w:ilvl="6" w:tplc="4009000F" w:tentative="1">
+      <w:start w:val="1"/>
+      <w:numFmt w:val="decimal"/>
+      <w:lvlText w:val="%7."/>
+      <w:lvlJc w:val="left"/>
+      <w:pPr>
+        <w:ind w:left="5400" w:hanging="360"/>
+      </w:pPr>
+    </w:lvl>
+    <w:lvl w:ilvl="7" w:tplc="40090019" w:tentative="1">
+      <w:start w:val="1"/>
+      <w:numFmt w:val="lowerLetter"/>
+      <w:lvlText w:val="%8."/>
+      <w:lvlJc w:val="left"/>
+      <w:pPr>
+        <w:ind w:left="6120" w:hanging="360"/>
+      </w:pPr>
+    </w:lvl>
+    <w:lvl w:ilvl="8" w:tplc="4009001B" w:tentative="1">
+      <w:start w:val="1"/>
+      <w:numFmt w:val="lowerRoman"/>
+      <w:lvlText w:val="%9."/>
+      <w:lvlJc w:val="right"/>
+      <w:pPr>
+        <w:ind w:left="6840" w:hanging="180"/>
+      </w:pPr>
+    </w:lvl>
+  </w:abstractNum>
+  <w:abstractNum w:abstractNumId="7" w15:restartNumberingAfterBreak="0">
     <w:nsid w:val="17D8779C"/>
     <w:multiLevelType w:val="multilevel"/>
     <w:tmpl w:val="CD1E9EBE"/>
@@ -3759,7 +7171,7 @@
       </w:rPr>
     </w:lvl>
   </w:abstractNum>
-  <w:abstractNum w:abstractNumId="5" w15:restartNumberingAfterBreak="0">
+  <w:abstractNum w:abstractNumId="8" w15:restartNumberingAfterBreak="0">
     <w:nsid w:val="1BB65928"/>
     <w:multiLevelType w:val="multilevel"/>
     <w:tmpl w:val="3CB2E5FE"/>
@@ -3908,7 +7320,7 @@
       </w:rPr>
     </w:lvl>
   </w:abstractNum>
-  <w:abstractNum w:abstractNumId="6" w15:restartNumberingAfterBreak="0">
+  <w:abstractNum w:abstractNumId="9" w15:restartNumberingAfterBreak="0">
     <w:nsid w:val="1DCD7D89"/>
     <w:multiLevelType w:val="multilevel"/>
     <w:tmpl w:val="A10CE9BC"/>
@@ -4057,7 +7469,7 @@
       </w:rPr>
     </w:lvl>
   </w:abstractNum>
-  <w:abstractNum w:abstractNumId="7" w15:restartNumberingAfterBreak="0">
+  <w:abstractNum w:abstractNumId="10" w15:restartNumberingAfterBreak="0">
     <w:nsid w:val="210F7634"/>
     <w:multiLevelType w:val="multilevel"/>
     <w:tmpl w:val="E27095A4"/>
@@ -4206,7 +7618,7 @@
       </w:rPr>
     </w:lvl>
   </w:abstractNum>
-  <w:abstractNum w:abstractNumId="8" w15:restartNumberingAfterBreak="0">
+  <w:abstractNum w:abstractNumId="11" w15:restartNumberingAfterBreak="0">
     <w:nsid w:val="227F2487"/>
     <w:multiLevelType w:val="multilevel"/>
     <w:tmpl w:val="FB50ADA2"/>
@@ -4355,7 +7767,7 @@
       </w:rPr>
     </w:lvl>
   </w:abstractNum>
-  <w:abstractNum w:abstractNumId="9" w15:restartNumberingAfterBreak="0">
+  <w:abstractNum w:abstractNumId="12" w15:restartNumberingAfterBreak="0">
     <w:nsid w:val="23287863"/>
     <w:multiLevelType w:val="multilevel"/>
     <w:tmpl w:val="A0ECF14A"/>
@@ -4504,7 +7916,7 @@
       </w:rPr>
     </w:lvl>
   </w:abstractNum>
-  <w:abstractNum w:abstractNumId="10" w15:restartNumberingAfterBreak="0">
+  <w:abstractNum w:abstractNumId="13" w15:restartNumberingAfterBreak="0">
     <w:nsid w:val="23DE38F7"/>
     <w:multiLevelType w:val="multilevel"/>
     <w:tmpl w:val="36DE41A2"/>
@@ -4653,7 +8065,7 @@
       </w:rPr>
     </w:lvl>
   </w:abstractNum>
-  <w:abstractNum w:abstractNumId="11" w15:restartNumberingAfterBreak="0">
+  <w:abstractNum w:abstractNumId="14" w15:restartNumberingAfterBreak="0">
     <w:nsid w:val="292225D7"/>
     <w:multiLevelType w:val="multilevel"/>
     <w:tmpl w:val="E61E95C0"/>
@@ -4802,7 +8214,269 @@
       </w:rPr>
     </w:lvl>
   </w:abstractNum>
-  <w:abstractNum w:abstractNumId="12" w15:restartNumberingAfterBreak="0">
+  <w:abstractNum w:abstractNumId="15" w15:restartNumberingAfterBreak="0">
+    <w:nsid w:val="2B052C93"/>
+    <w:multiLevelType w:val="multilevel"/>
+    <w:tmpl w:val="63064216"/>
+    <w:lvl w:ilvl="0">
+      <w:start w:val="1"/>
+      <w:numFmt w:val="bullet"/>
+      <w:lvlText w:val=""/>
+      <w:lvlJc w:val="left"/>
+      <w:pPr>
+        <w:tabs>
+          <w:tab w:val="num" w:pos="720"/>
+        </w:tabs>
+        <w:ind w:left="720" w:hanging="360"/>
+      </w:pPr>
+      <w:rPr>
+        <w:rFonts w:ascii="Symbol" w:hAnsi="Symbol" w:hint="default"/>
+        <w:sz w:val="20"/>
+      </w:rPr>
+    </w:lvl>
+    <w:lvl w:ilvl="1" w:tentative="1">
+      <w:start w:val="1"/>
+      <w:numFmt w:val="bullet"/>
+      <w:lvlText w:val="o"/>
+      <w:lvlJc w:val="left"/>
+      <w:pPr>
+        <w:tabs>
+          <w:tab w:val="num" w:pos="1440"/>
+        </w:tabs>
+        <w:ind w:left="1440" w:hanging="360"/>
+      </w:pPr>
+      <w:rPr>
+        <w:rFonts w:ascii="Courier New" w:hAnsi="Courier New" w:hint="default"/>
+        <w:sz w:val="20"/>
+      </w:rPr>
+    </w:lvl>
+    <w:lvl w:ilvl="2" w:tentative="1">
+      <w:start w:val="1"/>
+      <w:numFmt w:val="bullet"/>
+      <w:lvlText w:val=""/>
+      <w:lvlJc w:val="left"/>
+      <w:pPr>
+        <w:tabs>
+          <w:tab w:val="num" w:pos="2160"/>
+        </w:tabs>
+        <w:ind w:left="2160" w:hanging="360"/>
+      </w:pPr>
+      <w:rPr>
+        <w:rFonts w:ascii="Wingdings" w:hAnsi="Wingdings" w:hint="default"/>
+        <w:sz w:val="20"/>
+      </w:rPr>
+    </w:lvl>
+    <w:lvl w:ilvl="3" w:tentative="1">
+      <w:start w:val="1"/>
+      <w:numFmt w:val="bullet"/>
+      <w:lvlText w:val=""/>
+      <w:lvlJc w:val="left"/>
+      <w:pPr>
+        <w:tabs>
+          <w:tab w:val="num" w:pos="2880"/>
+        </w:tabs>
+        <w:ind w:left="2880" w:hanging="360"/>
+      </w:pPr>
+      <w:rPr>
+        <w:rFonts w:ascii="Wingdings" w:hAnsi="Wingdings" w:hint="default"/>
+        <w:sz w:val="20"/>
+      </w:rPr>
+    </w:lvl>
+    <w:lvl w:ilvl="4" w:tentative="1">
+      <w:start w:val="1"/>
+      <w:numFmt w:val="bullet"/>
+      <w:lvlText w:val=""/>
+      <w:lvlJc w:val="left"/>
+      <w:pPr>
+        <w:tabs>
+          <w:tab w:val="num" w:pos="3600"/>
+        </w:tabs>
+        <w:ind w:left="3600" w:hanging="360"/>
+      </w:pPr>
+      <w:rPr>
+        <w:rFonts w:ascii="Wingdings" w:hAnsi="Wingdings" w:hint="default"/>
+        <w:sz w:val="20"/>
+      </w:rPr>
+    </w:lvl>
+    <w:lvl w:ilvl="5" w:tentative="1">
+      <w:start w:val="1"/>
+      <w:numFmt w:val="bullet"/>
+      <w:lvlText w:val=""/>
+      <w:lvlJc w:val="left"/>
+      <w:pPr>
+        <w:tabs>
+          <w:tab w:val="num" w:pos="4320"/>
+        </w:tabs>
+        <w:ind w:left="4320" w:hanging="360"/>
+      </w:pPr>
+      <w:rPr>
+        <w:rFonts w:ascii="Wingdings" w:hAnsi="Wingdings" w:hint="default"/>
+        <w:sz w:val="20"/>
+      </w:rPr>
+    </w:lvl>
+    <w:lvl w:ilvl="6" w:tentative="1">
+      <w:start w:val="1"/>
+      <w:numFmt w:val="bullet"/>
+      <w:lvlText w:val=""/>
+      <w:lvlJc w:val="left"/>
+      <w:pPr>
+        <w:tabs>
+          <w:tab w:val="num" w:pos="5040"/>
+        </w:tabs>
+        <w:ind w:left="5040" w:hanging="360"/>
+      </w:pPr>
+      <w:rPr>
+        <w:rFonts w:ascii="Wingdings" w:hAnsi="Wingdings" w:hint="default"/>
+        <w:sz w:val="20"/>
+      </w:rPr>
+    </w:lvl>
+    <w:lvl w:ilvl="7" w:tentative="1">
+      <w:start w:val="1"/>
+      <w:numFmt w:val="bullet"/>
+      <w:lvlText w:val=""/>
+      <w:lvlJc w:val="left"/>
+      <w:pPr>
+        <w:tabs>
+          <w:tab w:val="num" w:pos="5760"/>
+        </w:tabs>
+        <w:ind w:left="5760" w:hanging="360"/>
+      </w:pPr>
+      <w:rPr>
+        <w:rFonts w:ascii="Wingdings" w:hAnsi="Wingdings" w:hint="default"/>
+        <w:sz w:val="20"/>
+      </w:rPr>
+    </w:lvl>
+    <w:lvl w:ilvl="8" w:tentative="1">
+      <w:start w:val="1"/>
+      <w:numFmt w:val="bullet"/>
+      <w:lvlText w:val=""/>
+      <w:lvlJc w:val="left"/>
+      <w:pPr>
+        <w:tabs>
+          <w:tab w:val="num" w:pos="6480"/>
+        </w:tabs>
+        <w:ind w:left="6480" w:hanging="360"/>
+      </w:pPr>
+      <w:rPr>
+        <w:rFonts w:ascii="Wingdings" w:hAnsi="Wingdings" w:hint="default"/>
+        <w:sz w:val="20"/>
+      </w:rPr>
+    </w:lvl>
+  </w:abstractNum>
+  <w:abstractNum w:abstractNumId="16" w15:restartNumberingAfterBreak="0">
+    <w:nsid w:val="2C015A57"/>
+    <w:multiLevelType w:val="hybridMultilevel"/>
+    <w:tmpl w:val="EAFEB9E8"/>
+    <w:lvl w:ilvl="0" w:tplc="40090001">
+      <w:start w:val="1"/>
+      <w:numFmt w:val="bullet"/>
+      <w:lvlText w:val=""/>
+      <w:lvlJc w:val="left"/>
+      <w:pPr>
+        <w:ind w:left="720" w:hanging="360"/>
+      </w:pPr>
+      <w:rPr>
+        <w:rFonts w:ascii="Symbol" w:hAnsi="Symbol" w:hint="default"/>
+      </w:rPr>
+    </w:lvl>
+    <w:lvl w:ilvl="1" w:tplc="40090003" w:tentative="1">
+      <w:start w:val="1"/>
+      <w:numFmt w:val="bullet"/>
+      <w:lvlText w:val="o"/>
+      <w:lvlJc w:val="left"/>
+      <w:pPr>
+        <w:ind w:left="1440" w:hanging="360"/>
+      </w:pPr>
+      <w:rPr>
+        <w:rFonts w:ascii="Courier New" w:hAnsi="Courier New" w:cs="Courier New" w:hint="default"/>
+      </w:rPr>
+    </w:lvl>
+    <w:lvl w:ilvl="2" w:tplc="40090005" w:tentative="1">
+      <w:start w:val="1"/>
+      <w:numFmt w:val="bullet"/>
+      <w:lvlText w:val=""/>
+      <w:lvlJc w:val="left"/>
+      <w:pPr>
+        <w:ind w:left="2160" w:hanging="360"/>
+      </w:pPr>
+      <w:rPr>
+        <w:rFonts w:ascii="Wingdings" w:hAnsi="Wingdings" w:hint="default"/>
+      </w:rPr>
+    </w:lvl>
+    <w:lvl w:ilvl="3" w:tplc="40090001" w:tentative="1">
+      <w:start w:val="1"/>
+      <w:numFmt w:val="bullet"/>
+      <w:lvlText w:val=""/>
+      <w:lvlJc w:val="left"/>
+      <w:pPr>
+        <w:ind w:left="2880" w:hanging="360"/>
+      </w:pPr>
+      <w:rPr>
+        <w:rFonts w:ascii="Symbol" w:hAnsi="Symbol" w:hint="default"/>
+      </w:rPr>
+    </w:lvl>
+    <w:lvl w:ilvl="4" w:tplc="40090003" w:tentative="1">
+      <w:start w:val="1"/>
+      <w:numFmt w:val="bullet"/>
+      <w:lvlText w:val="o"/>
+      <w:lvlJc w:val="left"/>
+      <w:pPr>
+        <w:ind w:left="3600" w:hanging="360"/>
+      </w:pPr>
+      <w:rPr>
+        <w:rFonts w:ascii="Courier New" w:hAnsi="Courier New" w:cs="Courier New" w:hint="default"/>
+      </w:rPr>
+    </w:lvl>
+    <w:lvl w:ilvl="5" w:tplc="40090005" w:tentative="1">
+      <w:start w:val="1"/>
+      <w:numFmt w:val="bullet"/>
+      <w:lvlText w:val=""/>
+      <w:lvlJc w:val="left"/>
+      <w:pPr>
+        <w:ind w:left="4320" w:hanging="360"/>
+      </w:pPr>
+      <w:rPr>
+        <w:rFonts w:ascii="Wingdings" w:hAnsi="Wingdings" w:hint="default"/>
+      </w:rPr>
+    </w:lvl>
+    <w:lvl w:ilvl="6" w:tplc="40090001" w:tentative="1">
+      <w:start w:val="1"/>
+      <w:numFmt w:val="bullet"/>
+      <w:lvlText w:val=""/>
+      <w:lvlJc w:val="left"/>
+      <w:pPr>
+        <w:ind w:left="5040" w:hanging="360"/>
+      </w:pPr>
+      <w:rPr>
+        <w:rFonts w:ascii="Symbol" w:hAnsi="Symbol" w:hint="default"/>
+      </w:rPr>
+    </w:lvl>
+    <w:lvl w:ilvl="7" w:tplc="40090003" w:tentative="1">
+      <w:start w:val="1"/>
+      <w:numFmt w:val="bullet"/>
+      <w:lvlText w:val="o"/>
+      <w:lvlJc w:val="left"/>
+      <w:pPr>
+        <w:ind w:left="5760" w:hanging="360"/>
+      </w:pPr>
+      <w:rPr>
+        <w:rFonts w:ascii="Courier New" w:hAnsi="Courier New" w:cs="Courier New" w:hint="default"/>
+      </w:rPr>
+    </w:lvl>
+    <w:lvl w:ilvl="8" w:tplc="40090005" w:tentative="1">
+      <w:start w:val="1"/>
+      <w:numFmt w:val="bullet"/>
+      <w:lvlText w:val=""/>
+      <w:lvlJc w:val="left"/>
+      <w:pPr>
+        <w:ind w:left="6480" w:hanging="360"/>
+      </w:pPr>
+      <w:rPr>
+        <w:rFonts w:ascii="Wingdings" w:hAnsi="Wingdings" w:hint="default"/>
+      </w:rPr>
+    </w:lvl>
+  </w:abstractNum>
+  <w:abstractNum w:abstractNumId="17" w15:restartNumberingAfterBreak="0">
     <w:nsid w:val="2D1F28FC"/>
     <w:multiLevelType w:val="multilevel"/>
     <w:tmpl w:val="F4B0A5EA"/>
@@ -4951,7 +8625,418 @@
       </w:rPr>
     </w:lvl>
   </w:abstractNum>
-  <w:abstractNum w:abstractNumId="13" w15:restartNumberingAfterBreak="0">
+  <w:abstractNum w:abstractNumId="18" w15:restartNumberingAfterBreak="0">
+    <w:nsid w:val="305A1999"/>
+    <w:multiLevelType w:val="multilevel"/>
+    <w:tmpl w:val="556C9132"/>
+    <w:lvl w:ilvl="0">
+      <w:start w:val="1"/>
+      <w:numFmt w:val="bullet"/>
+      <w:lvlText w:val=""/>
+      <w:lvlJc w:val="left"/>
+      <w:pPr>
+        <w:tabs>
+          <w:tab w:val="num" w:pos="720"/>
+        </w:tabs>
+        <w:ind w:left="720" w:hanging="360"/>
+      </w:pPr>
+      <w:rPr>
+        <w:rFonts w:ascii="Symbol" w:hAnsi="Symbol" w:hint="default"/>
+        <w:sz w:val="20"/>
+      </w:rPr>
+    </w:lvl>
+    <w:lvl w:ilvl="1" w:tentative="1">
+      <w:start w:val="1"/>
+      <w:numFmt w:val="bullet"/>
+      <w:lvlText w:val="o"/>
+      <w:lvlJc w:val="left"/>
+      <w:pPr>
+        <w:tabs>
+          <w:tab w:val="num" w:pos="1440"/>
+        </w:tabs>
+        <w:ind w:left="1440" w:hanging="360"/>
+      </w:pPr>
+      <w:rPr>
+        <w:rFonts w:ascii="Courier New" w:hAnsi="Courier New" w:hint="default"/>
+        <w:sz w:val="20"/>
+      </w:rPr>
+    </w:lvl>
+    <w:lvl w:ilvl="2" w:tentative="1">
+      <w:start w:val="1"/>
+      <w:numFmt w:val="bullet"/>
+      <w:lvlText w:val=""/>
+      <w:lvlJc w:val="left"/>
+      <w:pPr>
+        <w:tabs>
+          <w:tab w:val="num" w:pos="2160"/>
+        </w:tabs>
+        <w:ind w:left="2160" w:hanging="360"/>
+      </w:pPr>
+      <w:rPr>
+        <w:rFonts w:ascii="Wingdings" w:hAnsi="Wingdings" w:hint="default"/>
+        <w:sz w:val="20"/>
+      </w:rPr>
+    </w:lvl>
+    <w:lvl w:ilvl="3" w:tentative="1">
+      <w:start w:val="1"/>
+      <w:numFmt w:val="bullet"/>
+      <w:lvlText w:val=""/>
+      <w:lvlJc w:val="left"/>
+      <w:pPr>
+        <w:tabs>
+          <w:tab w:val="num" w:pos="2880"/>
+        </w:tabs>
+        <w:ind w:left="2880" w:hanging="360"/>
+      </w:pPr>
+      <w:rPr>
+        <w:rFonts w:ascii="Wingdings" w:hAnsi="Wingdings" w:hint="default"/>
+        <w:sz w:val="20"/>
+      </w:rPr>
+    </w:lvl>
+    <w:lvl w:ilvl="4" w:tentative="1">
+      <w:start w:val="1"/>
+      <w:numFmt w:val="bullet"/>
+      <w:lvlText w:val=""/>
+      <w:lvlJc w:val="left"/>
+      <w:pPr>
+        <w:tabs>
+          <w:tab w:val="num" w:pos="3600"/>
+        </w:tabs>
+        <w:ind w:left="3600" w:hanging="360"/>
+      </w:pPr>
+      <w:rPr>
+        <w:rFonts w:ascii="Wingdings" w:hAnsi="Wingdings" w:hint="default"/>
+        <w:sz w:val="20"/>
+      </w:rPr>
+    </w:lvl>
+    <w:lvl w:ilvl="5" w:tentative="1">
+      <w:start w:val="1"/>
+      <w:numFmt w:val="bullet"/>
+      <w:lvlText w:val=""/>
+      <w:lvlJc w:val="left"/>
+      <w:pPr>
+        <w:tabs>
+          <w:tab w:val="num" w:pos="4320"/>
+        </w:tabs>
+        <w:ind w:left="4320" w:hanging="360"/>
+      </w:pPr>
+      <w:rPr>
+        <w:rFonts w:ascii="Wingdings" w:hAnsi="Wingdings" w:hint="default"/>
+        <w:sz w:val="20"/>
+      </w:rPr>
+    </w:lvl>
+    <w:lvl w:ilvl="6" w:tentative="1">
+      <w:start w:val="1"/>
+      <w:numFmt w:val="bullet"/>
+      <w:lvlText w:val=""/>
+      <w:lvlJc w:val="left"/>
+      <w:pPr>
+        <w:tabs>
+          <w:tab w:val="num" w:pos="5040"/>
+        </w:tabs>
+        <w:ind w:left="5040" w:hanging="360"/>
+      </w:pPr>
+      <w:rPr>
+        <w:rFonts w:ascii="Wingdings" w:hAnsi="Wingdings" w:hint="default"/>
+        <w:sz w:val="20"/>
+      </w:rPr>
+    </w:lvl>
+    <w:lvl w:ilvl="7" w:tentative="1">
+      <w:start w:val="1"/>
+      <w:numFmt w:val="bullet"/>
+      <w:lvlText w:val=""/>
+      <w:lvlJc w:val="left"/>
+      <w:pPr>
+        <w:tabs>
+          <w:tab w:val="num" w:pos="5760"/>
+        </w:tabs>
+        <w:ind w:left="5760" w:hanging="360"/>
+      </w:pPr>
+      <w:rPr>
+        <w:rFonts w:ascii="Wingdings" w:hAnsi="Wingdings" w:hint="default"/>
+        <w:sz w:val="20"/>
+      </w:rPr>
+    </w:lvl>
+    <w:lvl w:ilvl="8" w:tentative="1">
+      <w:start w:val="1"/>
+      <w:numFmt w:val="bullet"/>
+      <w:lvlText w:val=""/>
+      <w:lvlJc w:val="left"/>
+      <w:pPr>
+        <w:tabs>
+          <w:tab w:val="num" w:pos="6480"/>
+        </w:tabs>
+        <w:ind w:left="6480" w:hanging="360"/>
+      </w:pPr>
+      <w:rPr>
+        <w:rFonts w:ascii="Wingdings" w:hAnsi="Wingdings" w:hint="default"/>
+        <w:sz w:val="20"/>
+      </w:rPr>
+    </w:lvl>
+  </w:abstractNum>
+  <w:abstractNum w:abstractNumId="19" w15:restartNumberingAfterBreak="0">
+    <w:nsid w:val="30F85ABC"/>
+    <w:multiLevelType w:val="hybridMultilevel"/>
+    <w:tmpl w:val="57DE68E8"/>
+    <w:lvl w:ilvl="0" w:tplc="40090001">
+      <w:start w:val="1"/>
+      <w:numFmt w:val="bullet"/>
+      <w:lvlText w:val=""/>
+      <w:lvlJc w:val="left"/>
+      <w:pPr>
+        <w:ind w:left="720" w:hanging="360"/>
+      </w:pPr>
+      <w:rPr>
+        <w:rFonts w:ascii="Symbol" w:hAnsi="Symbol" w:hint="default"/>
+      </w:rPr>
+    </w:lvl>
+    <w:lvl w:ilvl="1" w:tplc="40090003" w:tentative="1">
+      <w:start w:val="1"/>
+      <w:numFmt w:val="bullet"/>
+      <w:lvlText w:val="o"/>
+      <w:lvlJc w:val="left"/>
+      <w:pPr>
+        <w:ind w:left="1440" w:hanging="360"/>
+      </w:pPr>
+      <w:rPr>
+        <w:rFonts w:ascii="Courier New" w:hAnsi="Courier New" w:cs="Courier New" w:hint="default"/>
+      </w:rPr>
+    </w:lvl>
+    <w:lvl w:ilvl="2" w:tplc="40090005" w:tentative="1">
+      <w:start w:val="1"/>
+      <w:numFmt w:val="bullet"/>
+      <w:lvlText w:val=""/>
+      <w:lvlJc w:val="left"/>
+      <w:pPr>
+        <w:ind w:left="2160" w:hanging="360"/>
+      </w:pPr>
+      <w:rPr>
+        <w:rFonts w:ascii="Wingdings" w:hAnsi="Wingdings" w:hint="default"/>
+      </w:rPr>
+    </w:lvl>
+    <w:lvl w:ilvl="3" w:tplc="40090001" w:tentative="1">
+      <w:start w:val="1"/>
+      <w:numFmt w:val="bullet"/>
+      <w:lvlText w:val=""/>
+      <w:lvlJc w:val="left"/>
+      <w:pPr>
+        <w:ind w:left="2880" w:hanging="360"/>
+      </w:pPr>
+      <w:rPr>
+        <w:rFonts w:ascii="Symbol" w:hAnsi="Symbol" w:hint="default"/>
+      </w:rPr>
+    </w:lvl>
+    <w:lvl w:ilvl="4" w:tplc="40090003" w:tentative="1">
+      <w:start w:val="1"/>
+      <w:numFmt w:val="bullet"/>
+      <w:lvlText w:val="o"/>
+      <w:lvlJc w:val="left"/>
+      <w:pPr>
+        <w:ind w:left="3600" w:hanging="360"/>
+      </w:pPr>
+      <w:rPr>
+        <w:rFonts w:ascii="Courier New" w:hAnsi="Courier New" w:cs="Courier New" w:hint="default"/>
+      </w:rPr>
+    </w:lvl>
+    <w:lvl w:ilvl="5" w:tplc="40090005" w:tentative="1">
+      <w:start w:val="1"/>
+      <w:numFmt w:val="bullet"/>
+      <w:lvlText w:val=""/>
+      <w:lvlJc w:val="left"/>
+      <w:pPr>
+        <w:ind w:left="4320" w:hanging="360"/>
+      </w:pPr>
+      <w:rPr>
+        <w:rFonts w:ascii="Wingdings" w:hAnsi="Wingdings" w:hint="default"/>
+      </w:rPr>
+    </w:lvl>
+    <w:lvl w:ilvl="6" w:tplc="40090001" w:tentative="1">
+      <w:start w:val="1"/>
+      <w:numFmt w:val="bullet"/>
+      <w:lvlText w:val=""/>
+      <w:lvlJc w:val="left"/>
+      <w:pPr>
+        <w:ind w:left="5040" w:hanging="360"/>
+      </w:pPr>
+      <w:rPr>
+        <w:rFonts w:ascii="Symbol" w:hAnsi="Symbol" w:hint="default"/>
+      </w:rPr>
+    </w:lvl>
+    <w:lvl w:ilvl="7" w:tplc="40090003" w:tentative="1">
+      <w:start w:val="1"/>
+      <w:numFmt w:val="bullet"/>
+      <w:lvlText w:val="o"/>
+      <w:lvlJc w:val="left"/>
+      <w:pPr>
+        <w:ind w:left="5760" w:hanging="360"/>
+      </w:pPr>
+      <w:rPr>
+        <w:rFonts w:ascii="Courier New" w:hAnsi="Courier New" w:cs="Courier New" w:hint="default"/>
+      </w:rPr>
+    </w:lvl>
+    <w:lvl w:ilvl="8" w:tplc="40090005" w:tentative="1">
+      <w:start w:val="1"/>
+      <w:numFmt w:val="bullet"/>
+      <w:lvlText w:val=""/>
+      <w:lvlJc w:val="left"/>
+      <w:pPr>
+        <w:ind w:left="6480" w:hanging="360"/>
+      </w:pPr>
+      <w:rPr>
+        <w:rFonts w:ascii="Wingdings" w:hAnsi="Wingdings" w:hint="default"/>
+      </w:rPr>
+    </w:lvl>
+  </w:abstractNum>
+  <w:abstractNum w:abstractNumId="20" w15:restartNumberingAfterBreak="0">
+    <w:nsid w:val="32923571"/>
+    <w:multiLevelType w:val="multilevel"/>
+    <w:tmpl w:val="BB52D7B2"/>
+    <w:lvl w:ilvl="0">
+      <w:start w:val="1"/>
+      <w:numFmt w:val="bullet"/>
+      <w:lvlText w:val=""/>
+      <w:lvlJc w:val="left"/>
+      <w:pPr>
+        <w:tabs>
+          <w:tab w:val="num" w:pos="720"/>
+        </w:tabs>
+        <w:ind w:left="720" w:hanging="360"/>
+      </w:pPr>
+      <w:rPr>
+        <w:rFonts w:ascii="Symbol" w:hAnsi="Symbol" w:hint="default"/>
+        <w:sz w:val="20"/>
+      </w:rPr>
+    </w:lvl>
+    <w:lvl w:ilvl="1" w:tentative="1">
+      <w:start w:val="1"/>
+      <w:numFmt w:val="bullet"/>
+      <w:lvlText w:val="o"/>
+      <w:lvlJc w:val="left"/>
+      <w:pPr>
+        <w:tabs>
+          <w:tab w:val="num" w:pos="1440"/>
+        </w:tabs>
+        <w:ind w:left="1440" w:hanging="360"/>
+      </w:pPr>
+      <w:rPr>
+        <w:rFonts w:ascii="Courier New" w:hAnsi="Courier New" w:hint="default"/>
+        <w:sz w:val="20"/>
+      </w:rPr>
+    </w:lvl>
+    <w:lvl w:ilvl="2" w:tentative="1">
+      <w:start w:val="1"/>
+      <w:numFmt w:val="bullet"/>
+      <w:lvlText w:val=""/>
+      <w:lvlJc w:val="left"/>
+      <w:pPr>
+        <w:tabs>
+          <w:tab w:val="num" w:pos="2160"/>
+        </w:tabs>
+        <w:ind w:left="2160" w:hanging="360"/>
+      </w:pPr>
+      <w:rPr>
+        <w:rFonts w:ascii="Wingdings" w:hAnsi="Wingdings" w:hint="default"/>
+        <w:sz w:val="20"/>
+      </w:rPr>
+    </w:lvl>
+    <w:lvl w:ilvl="3" w:tentative="1">
+      <w:start w:val="1"/>
+      <w:numFmt w:val="bullet"/>
+      <w:lvlText w:val=""/>
+      <w:lvlJc w:val="left"/>
+      <w:pPr>
+        <w:tabs>
+          <w:tab w:val="num" w:pos="2880"/>
+        </w:tabs>
+        <w:ind w:left="2880" w:hanging="360"/>
+      </w:pPr>
+      <w:rPr>
+        <w:rFonts w:ascii="Wingdings" w:hAnsi="Wingdings" w:hint="default"/>
+        <w:sz w:val="20"/>
+      </w:rPr>
+    </w:lvl>
+    <w:lvl w:ilvl="4" w:tentative="1">
+      <w:start w:val="1"/>
+      <w:numFmt w:val="bullet"/>
+      <w:lvlText w:val=""/>
+      <w:lvlJc w:val="left"/>
+      <w:pPr>
+        <w:tabs>
+          <w:tab w:val="num" w:pos="3600"/>
+        </w:tabs>
+        <w:ind w:left="3600" w:hanging="360"/>
+      </w:pPr>
+      <w:rPr>
+        <w:rFonts w:ascii="Wingdings" w:hAnsi="Wingdings" w:hint="default"/>
+        <w:sz w:val="20"/>
+      </w:rPr>
+    </w:lvl>
+    <w:lvl w:ilvl="5" w:tentative="1">
+      <w:start w:val="1"/>
+      <w:numFmt w:val="bullet"/>
+      <w:lvlText w:val=""/>
+      <w:lvlJc w:val="left"/>
+      <w:pPr>
+        <w:tabs>
+          <w:tab w:val="num" w:pos="4320"/>
+        </w:tabs>
+        <w:ind w:left="4320" w:hanging="360"/>
+      </w:pPr>
+      <w:rPr>
+        <w:rFonts w:ascii="Wingdings" w:hAnsi="Wingdings" w:hint="default"/>
+        <w:sz w:val="20"/>
+      </w:rPr>
+    </w:lvl>
+    <w:lvl w:ilvl="6" w:tentative="1">
+      <w:start w:val="1"/>
+      <w:numFmt w:val="bullet"/>
+      <w:lvlText w:val=""/>
+      <w:lvlJc w:val="left"/>
+      <w:pPr>
+        <w:tabs>
+          <w:tab w:val="num" w:pos="5040"/>
+        </w:tabs>
+        <w:ind w:left="5040" w:hanging="360"/>
+      </w:pPr>
+      <w:rPr>
+        <w:rFonts w:ascii="Wingdings" w:hAnsi="Wingdings" w:hint="default"/>
+        <w:sz w:val="20"/>
+      </w:rPr>
+    </w:lvl>
+    <w:lvl w:ilvl="7" w:tentative="1">
+      <w:start w:val="1"/>
+      <w:numFmt w:val="bullet"/>
+      <w:lvlText w:val=""/>
+      <w:lvlJc w:val="left"/>
+      <w:pPr>
+        <w:tabs>
+          <w:tab w:val="num" w:pos="5760"/>
+        </w:tabs>
+        <w:ind w:left="5760" w:hanging="360"/>
+      </w:pPr>
+      <w:rPr>
+        <w:rFonts w:ascii="Wingdings" w:hAnsi="Wingdings" w:hint="default"/>
+        <w:sz w:val="20"/>
+      </w:rPr>
+    </w:lvl>
+    <w:lvl w:ilvl="8" w:tentative="1">
+      <w:start w:val="1"/>
+      <w:numFmt w:val="bullet"/>
+      <w:lvlText w:val=""/>
+      <w:lvlJc w:val="left"/>
+      <w:pPr>
+        <w:tabs>
+          <w:tab w:val="num" w:pos="6480"/>
+        </w:tabs>
+        <w:ind w:left="6480" w:hanging="360"/>
+      </w:pPr>
+      <w:rPr>
+        <w:rFonts w:ascii="Wingdings" w:hAnsi="Wingdings" w:hint="default"/>
+        <w:sz w:val="20"/>
+      </w:rPr>
+    </w:lvl>
+  </w:abstractNum>
+  <w:abstractNum w:abstractNumId="21" w15:restartNumberingAfterBreak="0">
     <w:nsid w:val="36897528"/>
     <w:multiLevelType w:val="multilevel"/>
     <w:tmpl w:val="8760FA84"/>
@@ -5100,7 +9185,331 @@
       </w:rPr>
     </w:lvl>
   </w:abstractNum>
-  <w:abstractNum w:abstractNumId="14" w15:restartNumberingAfterBreak="0">
+  <w:abstractNum w:abstractNumId="22" w15:restartNumberingAfterBreak="0">
+    <w:nsid w:val="3A384681"/>
+    <w:multiLevelType w:val="hybridMultilevel"/>
+    <w:tmpl w:val="EC4A6076"/>
+    <w:lvl w:ilvl="0" w:tplc="4009000F">
+      <w:start w:val="1"/>
+      <w:numFmt w:val="decimal"/>
+      <w:lvlText w:val="%1."/>
+      <w:lvlJc w:val="left"/>
+      <w:pPr>
+        <w:ind w:left="720" w:hanging="360"/>
+      </w:pPr>
+    </w:lvl>
+    <w:lvl w:ilvl="1" w:tplc="40090019" w:tentative="1">
+      <w:start w:val="1"/>
+      <w:numFmt w:val="lowerLetter"/>
+      <w:lvlText w:val="%2."/>
+      <w:lvlJc w:val="left"/>
+      <w:pPr>
+        <w:ind w:left="1440" w:hanging="360"/>
+      </w:pPr>
+    </w:lvl>
+    <w:lvl w:ilvl="2" w:tplc="4009001B" w:tentative="1">
+      <w:start w:val="1"/>
+      <w:numFmt w:val="lowerRoman"/>
+      <w:lvlText w:val="%3."/>
+      <w:lvlJc w:val="right"/>
+      <w:pPr>
+        <w:ind w:left="2160" w:hanging="180"/>
+      </w:pPr>
+    </w:lvl>
+    <w:lvl w:ilvl="3" w:tplc="4009000F" w:tentative="1">
+      <w:start w:val="1"/>
+      <w:numFmt w:val="decimal"/>
+      <w:lvlText w:val="%4."/>
+      <w:lvlJc w:val="left"/>
+      <w:pPr>
+        <w:ind w:left="2880" w:hanging="360"/>
+      </w:pPr>
+    </w:lvl>
+    <w:lvl w:ilvl="4" w:tplc="40090019" w:tentative="1">
+      <w:start w:val="1"/>
+      <w:numFmt w:val="lowerLetter"/>
+      <w:lvlText w:val="%5."/>
+      <w:lvlJc w:val="left"/>
+      <w:pPr>
+        <w:ind w:left="3600" w:hanging="360"/>
+      </w:pPr>
+    </w:lvl>
+    <w:lvl w:ilvl="5" w:tplc="4009001B" w:tentative="1">
+      <w:start w:val="1"/>
+      <w:numFmt w:val="lowerRoman"/>
+      <w:lvlText w:val="%6."/>
+      <w:lvlJc w:val="right"/>
+      <w:pPr>
+        <w:ind w:left="4320" w:hanging="180"/>
+      </w:pPr>
+    </w:lvl>
+    <w:lvl w:ilvl="6" w:tplc="4009000F" w:tentative="1">
+      <w:start w:val="1"/>
+      <w:numFmt w:val="decimal"/>
+      <w:lvlText w:val="%7."/>
+      <w:lvlJc w:val="left"/>
+      <w:pPr>
+        <w:ind w:left="5040" w:hanging="360"/>
+      </w:pPr>
+    </w:lvl>
+    <w:lvl w:ilvl="7" w:tplc="40090019" w:tentative="1">
+      <w:start w:val="1"/>
+      <w:numFmt w:val="lowerLetter"/>
+      <w:lvlText w:val="%8."/>
+      <w:lvlJc w:val="left"/>
+      <w:pPr>
+        <w:ind w:left="5760" w:hanging="360"/>
+      </w:pPr>
+    </w:lvl>
+    <w:lvl w:ilvl="8" w:tplc="4009001B" w:tentative="1">
+      <w:start w:val="1"/>
+      <w:numFmt w:val="lowerRoman"/>
+      <w:lvlText w:val="%9."/>
+      <w:lvlJc w:val="right"/>
+      <w:pPr>
+        <w:ind w:left="6480" w:hanging="180"/>
+      </w:pPr>
+    </w:lvl>
+  </w:abstractNum>
+  <w:abstractNum w:abstractNumId="23" w15:restartNumberingAfterBreak="0">
+    <w:nsid w:val="3C81589C"/>
+    <w:multiLevelType w:val="hybridMultilevel"/>
+    <w:tmpl w:val="E33CFE80"/>
+    <w:lvl w:ilvl="0" w:tplc="4009000F">
+      <w:start w:val="1"/>
+      <w:numFmt w:val="decimal"/>
+      <w:lvlText w:val="%1."/>
+      <w:lvlJc w:val="left"/>
+      <w:pPr>
+        <w:ind w:left="720" w:hanging="360"/>
+      </w:pPr>
+      <w:rPr>
+        <w:rFonts w:hint="default"/>
+      </w:rPr>
+    </w:lvl>
+    <w:lvl w:ilvl="1" w:tplc="40090019" w:tentative="1">
+      <w:start w:val="1"/>
+      <w:numFmt w:val="lowerLetter"/>
+      <w:lvlText w:val="%2."/>
+      <w:lvlJc w:val="left"/>
+      <w:pPr>
+        <w:ind w:left="1440" w:hanging="360"/>
+      </w:pPr>
+    </w:lvl>
+    <w:lvl w:ilvl="2" w:tplc="4009001B" w:tentative="1">
+      <w:start w:val="1"/>
+      <w:numFmt w:val="lowerRoman"/>
+      <w:lvlText w:val="%3."/>
+      <w:lvlJc w:val="right"/>
+      <w:pPr>
+        <w:ind w:left="2160" w:hanging="180"/>
+      </w:pPr>
+    </w:lvl>
+    <w:lvl w:ilvl="3" w:tplc="4009000F" w:tentative="1">
+      <w:start w:val="1"/>
+      <w:numFmt w:val="decimal"/>
+      <w:lvlText w:val="%4."/>
+      <w:lvlJc w:val="left"/>
+      <w:pPr>
+        <w:ind w:left="2880" w:hanging="360"/>
+      </w:pPr>
+    </w:lvl>
+    <w:lvl w:ilvl="4" w:tplc="40090019" w:tentative="1">
+      <w:start w:val="1"/>
+      <w:numFmt w:val="lowerLetter"/>
+      <w:lvlText w:val="%5."/>
+      <w:lvlJc w:val="left"/>
+      <w:pPr>
+        <w:ind w:left="3600" w:hanging="360"/>
+      </w:pPr>
+    </w:lvl>
+    <w:lvl w:ilvl="5" w:tplc="4009001B" w:tentative="1">
+      <w:start w:val="1"/>
+      <w:numFmt w:val="lowerRoman"/>
+      <w:lvlText w:val="%6."/>
+      <w:lvlJc w:val="right"/>
+      <w:pPr>
+        <w:ind w:left="4320" w:hanging="180"/>
+      </w:pPr>
+    </w:lvl>
+    <w:lvl w:ilvl="6" w:tplc="4009000F" w:tentative="1">
+      <w:start w:val="1"/>
+      <w:numFmt w:val="decimal"/>
+      <w:lvlText w:val="%7."/>
+      <w:lvlJc w:val="left"/>
+      <w:pPr>
+        <w:ind w:left="5040" w:hanging="360"/>
+      </w:pPr>
+    </w:lvl>
+    <w:lvl w:ilvl="7" w:tplc="40090019" w:tentative="1">
+      <w:start w:val="1"/>
+      <w:numFmt w:val="lowerLetter"/>
+      <w:lvlText w:val="%8."/>
+      <w:lvlJc w:val="left"/>
+      <w:pPr>
+        <w:ind w:left="5760" w:hanging="360"/>
+      </w:pPr>
+    </w:lvl>
+    <w:lvl w:ilvl="8" w:tplc="4009001B" w:tentative="1">
+      <w:start w:val="1"/>
+      <w:numFmt w:val="lowerRoman"/>
+      <w:lvlText w:val="%9."/>
+      <w:lvlJc w:val="right"/>
+      <w:pPr>
+        <w:ind w:left="6480" w:hanging="180"/>
+      </w:pPr>
+    </w:lvl>
+  </w:abstractNum>
+  <w:abstractNum w:abstractNumId="24" w15:restartNumberingAfterBreak="0">
+    <w:nsid w:val="3E4A6A58"/>
+    <w:multiLevelType w:val="multilevel"/>
+    <w:tmpl w:val="1BD28E8E"/>
+    <w:lvl w:ilvl="0">
+      <w:start w:val="1"/>
+      <w:numFmt w:val="bullet"/>
+      <w:lvlText w:val=""/>
+      <w:lvlJc w:val="left"/>
+      <w:pPr>
+        <w:tabs>
+          <w:tab w:val="num" w:pos="720"/>
+        </w:tabs>
+        <w:ind w:left="720" w:hanging="360"/>
+      </w:pPr>
+      <w:rPr>
+        <w:rFonts w:ascii="Symbol" w:hAnsi="Symbol" w:hint="default"/>
+        <w:sz w:val="20"/>
+      </w:rPr>
+    </w:lvl>
+    <w:lvl w:ilvl="1" w:tentative="1">
+      <w:start w:val="1"/>
+      <w:numFmt w:val="bullet"/>
+      <w:lvlText w:val="o"/>
+      <w:lvlJc w:val="left"/>
+      <w:pPr>
+        <w:tabs>
+          <w:tab w:val="num" w:pos="1440"/>
+        </w:tabs>
+        <w:ind w:left="1440" w:hanging="360"/>
+      </w:pPr>
+      <w:rPr>
+        <w:rFonts w:ascii="Courier New" w:hAnsi="Courier New" w:hint="default"/>
+        <w:sz w:val="20"/>
+      </w:rPr>
+    </w:lvl>
+    <w:lvl w:ilvl="2" w:tentative="1">
+      <w:start w:val="1"/>
+      <w:numFmt w:val="bullet"/>
+      <w:lvlText w:val=""/>
+      <w:lvlJc w:val="left"/>
+      <w:pPr>
+        <w:tabs>
+          <w:tab w:val="num" w:pos="2160"/>
+        </w:tabs>
+        <w:ind w:left="2160" w:hanging="360"/>
+      </w:pPr>
+      <w:rPr>
+        <w:rFonts w:ascii="Wingdings" w:hAnsi="Wingdings" w:hint="default"/>
+        <w:sz w:val="20"/>
+      </w:rPr>
+    </w:lvl>
+    <w:lvl w:ilvl="3" w:tentative="1">
+      <w:start w:val="1"/>
+      <w:numFmt w:val="bullet"/>
+      <w:lvlText w:val=""/>
+      <w:lvlJc w:val="left"/>
+      <w:pPr>
+        <w:tabs>
+          <w:tab w:val="num" w:pos="2880"/>
+        </w:tabs>
+        <w:ind w:left="2880" w:hanging="360"/>
+      </w:pPr>
+      <w:rPr>
+        <w:rFonts w:ascii="Wingdings" w:hAnsi="Wingdings" w:hint="default"/>
+        <w:sz w:val="20"/>
+      </w:rPr>
+    </w:lvl>
+    <w:lvl w:ilvl="4" w:tentative="1">
+      <w:start w:val="1"/>
+      <w:numFmt w:val="bullet"/>
+      <w:lvlText w:val=""/>
+      <w:lvlJc w:val="left"/>
+      <w:pPr>
+        <w:tabs>
+          <w:tab w:val="num" w:pos="3600"/>
+        </w:tabs>
+        <w:ind w:left="3600" w:hanging="360"/>
+      </w:pPr>
+      <w:rPr>
+        <w:rFonts w:ascii="Wingdings" w:hAnsi="Wingdings" w:hint="default"/>
+        <w:sz w:val="20"/>
+      </w:rPr>
+    </w:lvl>
+    <w:lvl w:ilvl="5" w:tentative="1">
+      <w:start w:val="1"/>
+      <w:numFmt w:val="bullet"/>
+      <w:lvlText w:val=""/>
+      <w:lvlJc w:val="left"/>
+      <w:pPr>
+        <w:tabs>
+          <w:tab w:val="num" w:pos="4320"/>
+        </w:tabs>
+        <w:ind w:left="4320" w:hanging="360"/>
+      </w:pPr>
+      <w:rPr>
+        <w:rFonts w:ascii="Wingdings" w:hAnsi="Wingdings" w:hint="default"/>
+        <w:sz w:val="20"/>
+      </w:rPr>
+    </w:lvl>
+    <w:lvl w:ilvl="6" w:tentative="1">
+      <w:start w:val="1"/>
+      <w:numFmt w:val="bullet"/>
+      <w:lvlText w:val=""/>
+      <w:lvlJc w:val="left"/>
+      <w:pPr>
+        <w:tabs>
+          <w:tab w:val="num" w:pos="5040"/>
+        </w:tabs>
+        <w:ind w:left="5040" w:hanging="360"/>
+      </w:pPr>
+      <w:rPr>
+        <w:rFonts w:ascii="Wingdings" w:hAnsi="Wingdings" w:hint="default"/>
+        <w:sz w:val="20"/>
+      </w:rPr>
+    </w:lvl>
+    <w:lvl w:ilvl="7" w:tentative="1">
+      <w:start w:val="1"/>
+      <w:numFmt w:val="bullet"/>
+      <w:lvlText w:val=""/>
+      <w:lvlJc w:val="left"/>
+      <w:pPr>
+        <w:tabs>
+          <w:tab w:val="num" w:pos="5760"/>
+        </w:tabs>
+        <w:ind w:left="5760" w:hanging="360"/>
+      </w:pPr>
+      <w:rPr>
+        <w:rFonts w:ascii="Wingdings" w:hAnsi="Wingdings" w:hint="default"/>
+        <w:sz w:val="20"/>
+      </w:rPr>
+    </w:lvl>
+    <w:lvl w:ilvl="8" w:tentative="1">
+      <w:start w:val="1"/>
+      <w:numFmt w:val="bullet"/>
+      <w:lvlText w:val=""/>
+      <w:lvlJc w:val="left"/>
+      <w:pPr>
+        <w:tabs>
+          <w:tab w:val="num" w:pos="6480"/>
+        </w:tabs>
+        <w:ind w:left="6480" w:hanging="360"/>
+      </w:pPr>
+      <w:rPr>
+        <w:rFonts w:ascii="Wingdings" w:hAnsi="Wingdings" w:hint="default"/>
+        <w:sz w:val="20"/>
+      </w:rPr>
+    </w:lvl>
+  </w:abstractNum>
+  <w:abstractNum w:abstractNumId="25" w15:restartNumberingAfterBreak="0">
     <w:nsid w:val="3EDE1EBA"/>
     <w:multiLevelType w:val="multilevel"/>
     <w:tmpl w:val="DBDE8CCC"/>
@@ -5249,7 +9658,7 @@
       </w:rPr>
     </w:lvl>
   </w:abstractNum>
-  <w:abstractNum w:abstractNumId="15" w15:restartNumberingAfterBreak="0">
+  <w:abstractNum w:abstractNumId="26" w15:restartNumberingAfterBreak="0">
     <w:nsid w:val="498F27D8"/>
     <w:multiLevelType w:val="hybridMultilevel"/>
     <w:tmpl w:val="AA782C2A"/>
@@ -5362,7 +9771,305 @@
       </w:rPr>
     </w:lvl>
   </w:abstractNum>
-  <w:abstractNum w:abstractNumId="16" w15:restartNumberingAfterBreak="0">
+  <w:abstractNum w:abstractNumId="27" w15:restartNumberingAfterBreak="0">
+    <w:nsid w:val="4B180F33"/>
+    <w:multiLevelType w:val="multilevel"/>
+    <w:tmpl w:val="A46A17B2"/>
+    <w:lvl w:ilvl="0">
+      <w:start w:val="1"/>
+      <w:numFmt w:val="bullet"/>
+      <w:lvlText w:val=""/>
+      <w:lvlJc w:val="left"/>
+      <w:pPr>
+        <w:tabs>
+          <w:tab w:val="num" w:pos="720"/>
+        </w:tabs>
+        <w:ind w:left="720" w:hanging="360"/>
+      </w:pPr>
+      <w:rPr>
+        <w:rFonts w:ascii="Symbol" w:hAnsi="Symbol" w:hint="default"/>
+        <w:sz w:val="20"/>
+      </w:rPr>
+    </w:lvl>
+    <w:lvl w:ilvl="1" w:tentative="1">
+      <w:start w:val="1"/>
+      <w:numFmt w:val="bullet"/>
+      <w:lvlText w:val="o"/>
+      <w:lvlJc w:val="left"/>
+      <w:pPr>
+        <w:tabs>
+          <w:tab w:val="num" w:pos="1440"/>
+        </w:tabs>
+        <w:ind w:left="1440" w:hanging="360"/>
+      </w:pPr>
+      <w:rPr>
+        <w:rFonts w:ascii="Courier New" w:hAnsi="Courier New" w:hint="default"/>
+        <w:sz w:val="20"/>
+      </w:rPr>
+    </w:lvl>
+    <w:lvl w:ilvl="2" w:tentative="1">
+      <w:start w:val="1"/>
+      <w:numFmt w:val="bullet"/>
+      <w:lvlText w:val=""/>
+      <w:lvlJc w:val="left"/>
+      <w:pPr>
+        <w:tabs>
+          <w:tab w:val="num" w:pos="2160"/>
+        </w:tabs>
+        <w:ind w:left="2160" w:hanging="360"/>
+      </w:pPr>
+      <w:rPr>
+        <w:rFonts w:ascii="Wingdings" w:hAnsi="Wingdings" w:hint="default"/>
+        <w:sz w:val="20"/>
+      </w:rPr>
+    </w:lvl>
+    <w:lvl w:ilvl="3" w:tentative="1">
+      <w:start w:val="1"/>
+      <w:numFmt w:val="bullet"/>
+      <w:lvlText w:val=""/>
+      <w:lvlJc w:val="left"/>
+      <w:pPr>
+        <w:tabs>
+          <w:tab w:val="num" w:pos="2880"/>
+        </w:tabs>
+        <w:ind w:left="2880" w:hanging="360"/>
+      </w:pPr>
+      <w:rPr>
+        <w:rFonts w:ascii="Wingdings" w:hAnsi="Wingdings" w:hint="default"/>
+        <w:sz w:val="20"/>
+      </w:rPr>
+    </w:lvl>
+    <w:lvl w:ilvl="4" w:tentative="1">
+      <w:start w:val="1"/>
+      <w:numFmt w:val="bullet"/>
+      <w:lvlText w:val=""/>
+      <w:lvlJc w:val="left"/>
+      <w:pPr>
+        <w:tabs>
+          <w:tab w:val="num" w:pos="3600"/>
+        </w:tabs>
+        <w:ind w:left="3600" w:hanging="360"/>
+      </w:pPr>
+      <w:rPr>
+        <w:rFonts w:ascii="Wingdings" w:hAnsi="Wingdings" w:hint="default"/>
+        <w:sz w:val="20"/>
+      </w:rPr>
+    </w:lvl>
+    <w:lvl w:ilvl="5" w:tentative="1">
+      <w:start w:val="1"/>
+      <w:numFmt w:val="bullet"/>
+      <w:lvlText w:val=""/>
+      <w:lvlJc w:val="left"/>
+      <w:pPr>
+        <w:tabs>
+          <w:tab w:val="num" w:pos="4320"/>
+        </w:tabs>
+        <w:ind w:left="4320" w:hanging="360"/>
+      </w:pPr>
+      <w:rPr>
+        <w:rFonts w:ascii="Wingdings" w:hAnsi="Wingdings" w:hint="default"/>
+        <w:sz w:val="20"/>
+      </w:rPr>
+    </w:lvl>
+    <w:lvl w:ilvl="6" w:tentative="1">
+      <w:start w:val="1"/>
+      <w:numFmt w:val="bullet"/>
+      <w:lvlText w:val=""/>
+      <w:lvlJc w:val="left"/>
+      <w:pPr>
+        <w:tabs>
+          <w:tab w:val="num" w:pos="5040"/>
+        </w:tabs>
+        <w:ind w:left="5040" w:hanging="360"/>
+      </w:pPr>
+      <w:rPr>
+        <w:rFonts w:ascii="Wingdings" w:hAnsi="Wingdings" w:hint="default"/>
+        <w:sz w:val="20"/>
+      </w:rPr>
+    </w:lvl>
+    <w:lvl w:ilvl="7" w:tentative="1">
+      <w:start w:val="1"/>
+      <w:numFmt w:val="bullet"/>
+      <w:lvlText w:val=""/>
+      <w:lvlJc w:val="left"/>
+      <w:pPr>
+        <w:tabs>
+          <w:tab w:val="num" w:pos="5760"/>
+        </w:tabs>
+        <w:ind w:left="5760" w:hanging="360"/>
+      </w:pPr>
+      <w:rPr>
+        <w:rFonts w:ascii="Wingdings" w:hAnsi="Wingdings" w:hint="default"/>
+        <w:sz w:val="20"/>
+      </w:rPr>
+    </w:lvl>
+    <w:lvl w:ilvl="8" w:tentative="1">
+      <w:start w:val="1"/>
+      <w:numFmt w:val="bullet"/>
+      <w:lvlText w:val=""/>
+      <w:lvlJc w:val="left"/>
+      <w:pPr>
+        <w:tabs>
+          <w:tab w:val="num" w:pos="6480"/>
+        </w:tabs>
+        <w:ind w:left="6480" w:hanging="360"/>
+      </w:pPr>
+      <w:rPr>
+        <w:rFonts w:ascii="Wingdings" w:hAnsi="Wingdings" w:hint="default"/>
+        <w:sz w:val="20"/>
+      </w:rPr>
+    </w:lvl>
+  </w:abstractNum>
+  <w:abstractNum w:abstractNumId="28" w15:restartNumberingAfterBreak="0">
+    <w:nsid w:val="4BC935F5"/>
+    <w:multiLevelType w:val="multilevel"/>
+    <w:tmpl w:val="85D6EECA"/>
+    <w:lvl w:ilvl="0">
+      <w:start w:val="1"/>
+      <w:numFmt w:val="bullet"/>
+      <w:lvlText w:val=""/>
+      <w:lvlJc w:val="left"/>
+      <w:pPr>
+        <w:tabs>
+          <w:tab w:val="num" w:pos="720"/>
+        </w:tabs>
+        <w:ind w:left="720" w:hanging="360"/>
+      </w:pPr>
+      <w:rPr>
+        <w:rFonts w:ascii="Symbol" w:hAnsi="Symbol" w:hint="default"/>
+        <w:sz w:val="20"/>
+      </w:rPr>
+    </w:lvl>
+    <w:lvl w:ilvl="1" w:tentative="1">
+      <w:start w:val="1"/>
+      <w:numFmt w:val="bullet"/>
+      <w:lvlText w:val="o"/>
+      <w:lvlJc w:val="left"/>
+      <w:pPr>
+        <w:tabs>
+          <w:tab w:val="num" w:pos="1440"/>
+        </w:tabs>
+        <w:ind w:left="1440" w:hanging="360"/>
+      </w:pPr>
+      <w:rPr>
+        <w:rFonts w:ascii="Courier New" w:hAnsi="Courier New" w:hint="default"/>
+        <w:sz w:val="20"/>
+      </w:rPr>
+    </w:lvl>
+    <w:lvl w:ilvl="2" w:tentative="1">
+      <w:start w:val="1"/>
+      <w:numFmt w:val="bullet"/>
+      <w:lvlText w:val=""/>
+      <w:lvlJc w:val="left"/>
+      <w:pPr>
+        <w:tabs>
+          <w:tab w:val="num" w:pos="2160"/>
+        </w:tabs>
+        <w:ind w:left="2160" w:hanging="360"/>
+      </w:pPr>
+      <w:rPr>
+        <w:rFonts w:ascii="Wingdings" w:hAnsi="Wingdings" w:hint="default"/>
+        <w:sz w:val="20"/>
+      </w:rPr>
+    </w:lvl>
+    <w:lvl w:ilvl="3" w:tentative="1">
+      <w:start w:val="1"/>
+      <w:numFmt w:val="bullet"/>
+      <w:lvlText w:val=""/>
+      <w:lvlJc w:val="left"/>
+      <w:pPr>
+        <w:tabs>
+          <w:tab w:val="num" w:pos="2880"/>
+        </w:tabs>
+        <w:ind w:left="2880" w:hanging="360"/>
+      </w:pPr>
+      <w:rPr>
+        <w:rFonts w:ascii="Wingdings" w:hAnsi="Wingdings" w:hint="default"/>
+        <w:sz w:val="20"/>
+      </w:rPr>
+    </w:lvl>
+    <w:lvl w:ilvl="4" w:tentative="1">
+      <w:start w:val="1"/>
+      <w:numFmt w:val="bullet"/>
+      <w:lvlText w:val=""/>
+      <w:lvlJc w:val="left"/>
+      <w:pPr>
+        <w:tabs>
+          <w:tab w:val="num" w:pos="3600"/>
+        </w:tabs>
+        <w:ind w:left="3600" w:hanging="360"/>
+      </w:pPr>
+      <w:rPr>
+        <w:rFonts w:ascii="Wingdings" w:hAnsi="Wingdings" w:hint="default"/>
+        <w:sz w:val="20"/>
+      </w:rPr>
+    </w:lvl>
+    <w:lvl w:ilvl="5" w:tentative="1">
+      <w:start w:val="1"/>
+      <w:numFmt w:val="bullet"/>
+      <w:lvlText w:val=""/>
+      <w:lvlJc w:val="left"/>
+      <w:pPr>
+        <w:tabs>
+          <w:tab w:val="num" w:pos="4320"/>
+        </w:tabs>
+        <w:ind w:left="4320" w:hanging="360"/>
+      </w:pPr>
+      <w:rPr>
+        <w:rFonts w:ascii="Wingdings" w:hAnsi="Wingdings" w:hint="default"/>
+        <w:sz w:val="20"/>
+      </w:rPr>
+    </w:lvl>
+    <w:lvl w:ilvl="6" w:tentative="1">
+      <w:start w:val="1"/>
+      <w:numFmt w:val="bullet"/>
+      <w:lvlText w:val=""/>
+      <w:lvlJc w:val="left"/>
+      <w:pPr>
+        <w:tabs>
+          <w:tab w:val="num" w:pos="5040"/>
+        </w:tabs>
+        <w:ind w:left="5040" w:hanging="360"/>
+      </w:pPr>
+      <w:rPr>
+        <w:rFonts w:ascii="Wingdings" w:hAnsi="Wingdings" w:hint="default"/>
+        <w:sz w:val="20"/>
+      </w:rPr>
+    </w:lvl>
+    <w:lvl w:ilvl="7" w:tentative="1">
+      <w:start w:val="1"/>
+      <w:numFmt w:val="bullet"/>
+      <w:lvlText w:val=""/>
+      <w:lvlJc w:val="left"/>
+      <w:pPr>
+        <w:tabs>
+          <w:tab w:val="num" w:pos="5760"/>
+        </w:tabs>
+        <w:ind w:left="5760" w:hanging="360"/>
+      </w:pPr>
+      <w:rPr>
+        <w:rFonts w:ascii="Wingdings" w:hAnsi="Wingdings" w:hint="default"/>
+        <w:sz w:val="20"/>
+      </w:rPr>
+    </w:lvl>
+    <w:lvl w:ilvl="8" w:tentative="1">
+      <w:start w:val="1"/>
+      <w:numFmt w:val="bullet"/>
+      <w:lvlText w:val=""/>
+      <w:lvlJc w:val="left"/>
+      <w:pPr>
+        <w:tabs>
+          <w:tab w:val="num" w:pos="6480"/>
+        </w:tabs>
+        <w:ind w:left="6480" w:hanging="360"/>
+      </w:pPr>
+      <w:rPr>
+        <w:rFonts w:ascii="Wingdings" w:hAnsi="Wingdings" w:hint="default"/>
+        <w:sz w:val="20"/>
+      </w:rPr>
+    </w:lvl>
+  </w:abstractNum>
+  <w:abstractNum w:abstractNumId="29" w15:restartNumberingAfterBreak="0">
     <w:nsid w:val="4E59765A"/>
     <w:multiLevelType w:val="multilevel"/>
     <w:tmpl w:val="47CA669E"/>
@@ -5511,7 +10218,156 @@
       </w:rPr>
     </w:lvl>
   </w:abstractNum>
-  <w:abstractNum w:abstractNumId="17" w15:restartNumberingAfterBreak="0">
+  <w:abstractNum w:abstractNumId="30" w15:restartNumberingAfterBreak="0">
+    <w:nsid w:val="532D262E"/>
+    <w:multiLevelType w:val="multilevel"/>
+    <w:tmpl w:val="C85649BE"/>
+    <w:lvl w:ilvl="0">
+      <w:start w:val="1"/>
+      <w:numFmt w:val="bullet"/>
+      <w:lvlText w:val=""/>
+      <w:lvlJc w:val="left"/>
+      <w:pPr>
+        <w:tabs>
+          <w:tab w:val="num" w:pos="720"/>
+        </w:tabs>
+        <w:ind w:left="720" w:hanging="360"/>
+      </w:pPr>
+      <w:rPr>
+        <w:rFonts w:ascii="Symbol" w:hAnsi="Symbol" w:hint="default"/>
+        <w:sz w:val="20"/>
+      </w:rPr>
+    </w:lvl>
+    <w:lvl w:ilvl="1" w:tentative="1">
+      <w:start w:val="1"/>
+      <w:numFmt w:val="bullet"/>
+      <w:lvlText w:val="o"/>
+      <w:lvlJc w:val="left"/>
+      <w:pPr>
+        <w:tabs>
+          <w:tab w:val="num" w:pos="1440"/>
+        </w:tabs>
+        <w:ind w:left="1440" w:hanging="360"/>
+      </w:pPr>
+      <w:rPr>
+        <w:rFonts w:ascii="Courier New" w:hAnsi="Courier New" w:hint="default"/>
+        <w:sz w:val="20"/>
+      </w:rPr>
+    </w:lvl>
+    <w:lvl w:ilvl="2" w:tentative="1">
+      <w:start w:val="1"/>
+      <w:numFmt w:val="bullet"/>
+      <w:lvlText w:val=""/>
+      <w:lvlJc w:val="left"/>
+      <w:pPr>
+        <w:tabs>
+          <w:tab w:val="num" w:pos="2160"/>
+        </w:tabs>
+        <w:ind w:left="2160" w:hanging="360"/>
+      </w:pPr>
+      <w:rPr>
+        <w:rFonts w:ascii="Wingdings" w:hAnsi="Wingdings" w:hint="default"/>
+        <w:sz w:val="20"/>
+      </w:rPr>
+    </w:lvl>
+    <w:lvl w:ilvl="3" w:tentative="1">
+      <w:start w:val="1"/>
+      <w:numFmt w:val="bullet"/>
+      <w:lvlText w:val=""/>
+      <w:lvlJc w:val="left"/>
+      <w:pPr>
+        <w:tabs>
+          <w:tab w:val="num" w:pos="2880"/>
+        </w:tabs>
+        <w:ind w:left="2880" w:hanging="360"/>
+      </w:pPr>
+      <w:rPr>
+        <w:rFonts w:ascii="Wingdings" w:hAnsi="Wingdings" w:hint="default"/>
+        <w:sz w:val="20"/>
+      </w:rPr>
+    </w:lvl>
+    <w:lvl w:ilvl="4" w:tentative="1">
+      <w:start w:val="1"/>
+      <w:numFmt w:val="bullet"/>
+      <w:lvlText w:val=""/>
+      <w:lvlJc w:val="left"/>
+      <w:pPr>
+        <w:tabs>
+          <w:tab w:val="num" w:pos="3600"/>
+        </w:tabs>
+        <w:ind w:left="3600" w:hanging="360"/>
+      </w:pPr>
+      <w:rPr>
+        <w:rFonts w:ascii="Wingdings" w:hAnsi="Wingdings" w:hint="default"/>
+        <w:sz w:val="20"/>
+      </w:rPr>
+    </w:lvl>
+    <w:lvl w:ilvl="5" w:tentative="1">
+      <w:start w:val="1"/>
+      <w:numFmt w:val="bullet"/>
+      <w:lvlText w:val=""/>
+      <w:lvlJc w:val="left"/>
+      <w:pPr>
+        <w:tabs>
+          <w:tab w:val="num" w:pos="4320"/>
+        </w:tabs>
+        <w:ind w:left="4320" w:hanging="360"/>
+      </w:pPr>
+      <w:rPr>
+        <w:rFonts w:ascii="Wingdings" w:hAnsi="Wingdings" w:hint="default"/>
+        <w:sz w:val="20"/>
+      </w:rPr>
+    </w:lvl>
+    <w:lvl w:ilvl="6" w:tentative="1">
+      <w:start w:val="1"/>
+      <w:numFmt w:val="bullet"/>
+      <w:lvlText w:val=""/>
+      <w:lvlJc w:val="left"/>
+      <w:pPr>
+        <w:tabs>
+          <w:tab w:val="num" w:pos="5040"/>
+        </w:tabs>
+        <w:ind w:left="5040" w:hanging="360"/>
+      </w:pPr>
+      <w:rPr>
+        <w:rFonts w:ascii="Wingdings" w:hAnsi="Wingdings" w:hint="default"/>
+        <w:sz w:val="20"/>
+      </w:rPr>
+    </w:lvl>
+    <w:lvl w:ilvl="7" w:tentative="1">
+      <w:start w:val="1"/>
+      <w:numFmt w:val="bullet"/>
+      <w:lvlText w:val=""/>
+      <w:lvlJc w:val="left"/>
+      <w:pPr>
+        <w:tabs>
+          <w:tab w:val="num" w:pos="5760"/>
+        </w:tabs>
+        <w:ind w:left="5760" w:hanging="360"/>
+      </w:pPr>
+      <w:rPr>
+        <w:rFonts w:ascii="Wingdings" w:hAnsi="Wingdings" w:hint="default"/>
+        <w:sz w:val="20"/>
+      </w:rPr>
+    </w:lvl>
+    <w:lvl w:ilvl="8" w:tentative="1">
+      <w:start w:val="1"/>
+      <w:numFmt w:val="bullet"/>
+      <w:lvlText w:val=""/>
+      <w:lvlJc w:val="left"/>
+      <w:pPr>
+        <w:tabs>
+          <w:tab w:val="num" w:pos="6480"/>
+        </w:tabs>
+        <w:ind w:left="6480" w:hanging="360"/>
+      </w:pPr>
+      <w:rPr>
+        <w:rFonts w:ascii="Wingdings" w:hAnsi="Wingdings" w:hint="default"/>
+        <w:sz w:val="20"/>
+      </w:rPr>
+    </w:lvl>
+  </w:abstractNum>
+  <w:abstractNum w:abstractNumId="31" w15:restartNumberingAfterBreak="0">
     <w:nsid w:val="551C5402"/>
     <w:multiLevelType w:val="multilevel"/>
     <w:tmpl w:val="578C0038"/>
@@ -5656,7 +10512,7 @@
       </w:rPr>
     </w:lvl>
   </w:abstractNum>
-  <w:abstractNum w:abstractNumId="18" w15:restartNumberingAfterBreak="0">
+  <w:abstractNum w:abstractNumId="32" w15:restartNumberingAfterBreak="0">
     <w:nsid w:val="5A292A10"/>
     <w:multiLevelType w:val="multilevel"/>
     <w:tmpl w:val="B8788256"/>
@@ -5805,7 +10661,7 @@
       </w:rPr>
     </w:lvl>
   </w:abstractNum>
-  <w:abstractNum w:abstractNumId="19" w15:restartNumberingAfterBreak="0">
+  <w:abstractNum w:abstractNumId="33" w15:restartNumberingAfterBreak="0">
     <w:nsid w:val="61BF3661"/>
     <w:multiLevelType w:val="multilevel"/>
     <w:tmpl w:val="A7F279C2"/>
@@ -5954,7 +10810,567 @@
       </w:rPr>
     </w:lvl>
   </w:abstractNum>
-  <w:abstractNum w:abstractNumId="20" w15:restartNumberingAfterBreak="0">
+  <w:abstractNum w:abstractNumId="34" w15:restartNumberingAfterBreak="0">
+    <w:nsid w:val="62134D1D"/>
+    <w:multiLevelType w:val="multilevel"/>
+    <w:tmpl w:val="2C40F958"/>
+    <w:lvl w:ilvl="0">
+      <w:start w:val="1"/>
+      <w:numFmt w:val="bullet"/>
+      <w:lvlText w:val=""/>
+      <w:lvlJc w:val="left"/>
+      <w:pPr>
+        <w:tabs>
+          <w:tab w:val="num" w:pos="720"/>
+        </w:tabs>
+        <w:ind w:left="720" w:hanging="360"/>
+      </w:pPr>
+      <w:rPr>
+        <w:rFonts w:ascii="Symbol" w:hAnsi="Symbol" w:hint="default"/>
+        <w:sz w:val="20"/>
+      </w:rPr>
+    </w:lvl>
+    <w:lvl w:ilvl="1" w:tentative="1">
+      <w:start w:val="1"/>
+      <w:numFmt w:val="bullet"/>
+      <w:lvlText w:val="o"/>
+      <w:lvlJc w:val="left"/>
+      <w:pPr>
+        <w:tabs>
+          <w:tab w:val="num" w:pos="1440"/>
+        </w:tabs>
+        <w:ind w:left="1440" w:hanging="360"/>
+      </w:pPr>
+      <w:rPr>
+        <w:rFonts w:ascii="Courier New" w:hAnsi="Courier New" w:hint="default"/>
+        <w:sz w:val="20"/>
+      </w:rPr>
+    </w:lvl>
+    <w:lvl w:ilvl="2" w:tentative="1">
+      <w:start w:val="1"/>
+      <w:numFmt w:val="bullet"/>
+      <w:lvlText w:val=""/>
+      <w:lvlJc w:val="left"/>
+      <w:pPr>
+        <w:tabs>
+          <w:tab w:val="num" w:pos="2160"/>
+        </w:tabs>
+        <w:ind w:left="2160" w:hanging="360"/>
+      </w:pPr>
+      <w:rPr>
+        <w:rFonts w:ascii="Wingdings" w:hAnsi="Wingdings" w:hint="default"/>
+        <w:sz w:val="20"/>
+      </w:rPr>
+    </w:lvl>
+    <w:lvl w:ilvl="3" w:tentative="1">
+      <w:start w:val="1"/>
+      <w:numFmt w:val="bullet"/>
+      <w:lvlText w:val=""/>
+      <w:lvlJc w:val="left"/>
+      <w:pPr>
+        <w:tabs>
+          <w:tab w:val="num" w:pos="2880"/>
+        </w:tabs>
+        <w:ind w:left="2880" w:hanging="360"/>
+      </w:pPr>
+      <w:rPr>
+        <w:rFonts w:ascii="Wingdings" w:hAnsi="Wingdings" w:hint="default"/>
+        <w:sz w:val="20"/>
+      </w:rPr>
+    </w:lvl>
+    <w:lvl w:ilvl="4" w:tentative="1">
+      <w:start w:val="1"/>
+      <w:numFmt w:val="bullet"/>
+      <w:lvlText w:val=""/>
+      <w:lvlJc w:val="left"/>
+      <w:pPr>
+        <w:tabs>
+          <w:tab w:val="num" w:pos="3600"/>
+        </w:tabs>
+        <w:ind w:left="3600" w:hanging="360"/>
+      </w:pPr>
+      <w:rPr>
+        <w:rFonts w:ascii="Wingdings" w:hAnsi="Wingdings" w:hint="default"/>
+        <w:sz w:val="20"/>
+      </w:rPr>
+    </w:lvl>
+    <w:lvl w:ilvl="5" w:tentative="1">
+      <w:start w:val="1"/>
+      <w:numFmt w:val="bullet"/>
+      <w:lvlText w:val=""/>
+      <w:lvlJc w:val="left"/>
+      <w:pPr>
+        <w:tabs>
+          <w:tab w:val="num" w:pos="4320"/>
+        </w:tabs>
+        <w:ind w:left="4320" w:hanging="360"/>
+      </w:pPr>
+      <w:rPr>
+        <w:rFonts w:ascii="Wingdings" w:hAnsi="Wingdings" w:hint="default"/>
+        <w:sz w:val="20"/>
+      </w:rPr>
+    </w:lvl>
+    <w:lvl w:ilvl="6" w:tentative="1">
+      <w:start w:val="1"/>
+      <w:numFmt w:val="bullet"/>
+      <w:lvlText w:val=""/>
+      <w:lvlJc w:val="left"/>
+      <w:pPr>
+        <w:tabs>
+          <w:tab w:val="num" w:pos="5040"/>
+        </w:tabs>
+        <w:ind w:left="5040" w:hanging="360"/>
+      </w:pPr>
+      <w:rPr>
+        <w:rFonts w:ascii="Wingdings" w:hAnsi="Wingdings" w:hint="default"/>
+        <w:sz w:val="20"/>
+      </w:rPr>
+    </w:lvl>
+    <w:lvl w:ilvl="7" w:tentative="1">
+      <w:start w:val="1"/>
+      <w:numFmt w:val="bullet"/>
+      <w:lvlText w:val=""/>
+      <w:lvlJc w:val="left"/>
+      <w:pPr>
+        <w:tabs>
+          <w:tab w:val="num" w:pos="5760"/>
+        </w:tabs>
+        <w:ind w:left="5760" w:hanging="360"/>
+      </w:pPr>
+      <w:rPr>
+        <w:rFonts w:ascii="Wingdings" w:hAnsi="Wingdings" w:hint="default"/>
+        <w:sz w:val="20"/>
+      </w:rPr>
+    </w:lvl>
+    <w:lvl w:ilvl="8" w:tentative="1">
+      <w:start w:val="1"/>
+      <w:numFmt w:val="bullet"/>
+      <w:lvlText w:val=""/>
+      <w:lvlJc w:val="left"/>
+      <w:pPr>
+        <w:tabs>
+          <w:tab w:val="num" w:pos="6480"/>
+        </w:tabs>
+        <w:ind w:left="6480" w:hanging="360"/>
+      </w:pPr>
+      <w:rPr>
+        <w:rFonts w:ascii="Wingdings" w:hAnsi="Wingdings" w:hint="default"/>
+        <w:sz w:val="20"/>
+      </w:rPr>
+    </w:lvl>
+  </w:abstractNum>
+  <w:abstractNum w:abstractNumId="35" w15:restartNumberingAfterBreak="0">
+    <w:nsid w:val="62D267EC"/>
+    <w:multiLevelType w:val="multilevel"/>
+    <w:tmpl w:val="0E7E4BD8"/>
+    <w:lvl w:ilvl="0">
+      <w:start w:val="1"/>
+      <w:numFmt w:val="bullet"/>
+      <w:lvlText w:val=""/>
+      <w:lvlJc w:val="left"/>
+      <w:pPr>
+        <w:tabs>
+          <w:tab w:val="num" w:pos="720"/>
+        </w:tabs>
+        <w:ind w:left="720" w:hanging="360"/>
+      </w:pPr>
+      <w:rPr>
+        <w:rFonts w:ascii="Symbol" w:hAnsi="Symbol" w:hint="default"/>
+        <w:sz w:val="20"/>
+      </w:rPr>
+    </w:lvl>
+    <w:lvl w:ilvl="1" w:tentative="1">
+      <w:start w:val="1"/>
+      <w:numFmt w:val="bullet"/>
+      <w:lvlText w:val="o"/>
+      <w:lvlJc w:val="left"/>
+      <w:pPr>
+        <w:tabs>
+          <w:tab w:val="num" w:pos="1440"/>
+        </w:tabs>
+        <w:ind w:left="1440" w:hanging="360"/>
+      </w:pPr>
+      <w:rPr>
+        <w:rFonts w:ascii="Courier New" w:hAnsi="Courier New" w:hint="default"/>
+        <w:sz w:val="20"/>
+      </w:rPr>
+    </w:lvl>
+    <w:lvl w:ilvl="2" w:tentative="1">
+      <w:start w:val="1"/>
+      <w:numFmt w:val="bullet"/>
+      <w:lvlText w:val=""/>
+      <w:lvlJc w:val="left"/>
+      <w:pPr>
+        <w:tabs>
+          <w:tab w:val="num" w:pos="2160"/>
+        </w:tabs>
+        <w:ind w:left="2160" w:hanging="360"/>
+      </w:pPr>
+      <w:rPr>
+        <w:rFonts w:ascii="Wingdings" w:hAnsi="Wingdings" w:hint="default"/>
+        <w:sz w:val="20"/>
+      </w:rPr>
+    </w:lvl>
+    <w:lvl w:ilvl="3" w:tentative="1">
+      <w:start w:val="1"/>
+      <w:numFmt w:val="bullet"/>
+      <w:lvlText w:val=""/>
+      <w:lvlJc w:val="left"/>
+      <w:pPr>
+        <w:tabs>
+          <w:tab w:val="num" w:pos="2880"/>
+        </w:tabs>
+        <w:ind w:left="2880" w:hanging="360"/>
+      </w:pPr>
+      <w:rPr>
+        <w:rFonts w:ascii="Wingdings" w:hAnsi="Wingdings" w:hint="default"/>
+        <w:sz w:val="20"/>
+      </w:rPr>
+    </w:lvl>
+    <w:lvl w:ilvl="4" w:tentative="1">
+      <w:start w:val="1"/>
+      <w:numFmt w:val="bullet"/>
+      <w:lvlText w:val=""/>
+      <w:lvlJc w:val="left"/>
+      <w:pPr>
+        <w:tabs>
+          <w:tab w:val="num" w:pos="3600"/>
+        </w:tabs>
+        <w:ind w:left="3600" w:hanging="360"/>
+      </w:pPr>
+      <w:rPr>
+        <w:rFonts w:ascii="Wingdings" w:hAnsi="Wingdings" w:hint="default"/>
+        <w:sz w:val="20"/>
+      </w:rPr>
+    </w:lvl>
+    <w:lvl w:ilvl="5" w:tentative="1">
+      <w:start w:val="1"/>
+      <w:numFmt w:val="bullet"/>
+      <w:lvlText w:val=""/>
+      <w:lvlJc w:val="left"/>
+      <w:pPr>
+        <w:tabs>
+          <w:tab w:val="num" w:pos="4320"/>
+        </w:tabs>
+        <w:ind w:left="4320" w:hanging="360"/>
+      </w:pPr>
+      <w:rPr>
+        <w:rFonts w:ascii="Wingdings" w:hAnsi="Wingdings" w:hint="default"/>
+        <w:sz w:val="20"/>
+      </w:rPr>
+    </w:lvl>
+    <w:lvl w:ilvl="6" w:tentative="1">
+      <w:start w:val="1"/>
+      <w:numFmt w:val="bullet"/>
+      <w:lvlText w:val=""/>
+      <w:lvlJc w:val="left"/>
+      <w:pPr>
+        <w:tabs>
+          <w:tab w:val="num" w:pos="5040"/>
+        </w:tabs>
+        <w:ind w:left="5040" w:hanging="360"/>
+      </w:pPr>
+      <w:rPr>
+        <w:rFonts w:ascii="Wingdings" w:hAnsi="Wingdings" w:hint="default"/>
+        <w:sz w:val="20"/>
+      </w:rPr>
+    </w:lvl>
+    <w:lvl w:ilvl="7" w:tentative="1">
+      <w:start w:val="1"/>
+      <w:numFmt w:val="bullet"/>
+      <w:lvlText w:val=""/>
+      <w:lvlJc w:val="left"/>
+      <w:pPr>
+        <w:tabs>
+          <w:tab w:val="num" w:pos="5760"/>
+        </w:tabs>
+        <w:ind w:left="5760" w:hanging="360"/>
+      </w:pPr>
+      <w:rPr>
+        <w:rFonts w:ascii="Wingdings" w:hAnsi="Wingdings" w:hint="default"/>
+        <w:sz w:val="20"/>
+      </w:rPr>
+    </w:lvl>
+    <w:lvl w:ilvl="8" w:tentative="1">
+      <w:start w:val="1"/>
+      <w:numFmt w:val="bullet"/>
+      <w:lvlText w:val=""/>
+      <w:lvlJc w:val="left"/>
+      <w:pPr>
+        <w:tabs>
+          <w:tab w:val="num" w:pos="6480"/>
+        </w:tabs>
+        <w:ind w:left="6480" w:hanging="360"/>
+      </w:pPr>
+      <w:rPr>
+        <w:rFonts w:ascii="Wingdings" w:hAnsi="Wingdings" w:hint="default"/>
+        <w:sz w:val="20"/>
+      </w:rPr>
+    </w:lvl>
+  </w:abstractNum>
+  <w:abstractNum w:abstractNumId="36" w15:restartNumberingAfterBreak="0">
+    <w:nsid w:val="63D2401E"/>
+    <w:multiLevelType w:val="hybridMultilevel"/>
+    <w:tmpl w:val="F8E4E4F6"/>
+    <w:lvl w:ilvl="0" w:tplc="40090001">
+      <w:start w:val="1"/>
+      <w:numFmt w:val="bullet"/>
+      <w:lvlText w:val=""/>
+      <w:lvlJc w:val="left"/>
+      <w:pPr>
+        <w:ind w:left="720" w:hanging="360"/>
+      </w:pPr>
+      <w:rPr>
+        <w:rFonts w:ascii="Symbol" w:hAnsi="Symbol" w:hint="default"/>
+      </w:rPr>
+    </w:lvl>
+    <w:lvl w:ilvl="1" w:tplc="40090003" w:tentative="1">
+      <w:start w:val="1"/>
+      <w:numFmt w:val="bullet"/>
+      <w:lvlText w:val="o"/>
+      <w:lvlJc w:val="left"/>
+      <w:pPr>
+        <w:ind w:left="1440" w:hanging="360"/>
+      </w:pPr>
+      <w:rPr>
+        <w:rFonts w:ascii="Courier New" w:hAnsi="Courier New" w:cs="Courier New" w:hint="default"/>
+      </w:rPr>
+    </w:lvl>
+    <w:lvl w:ilvl="2" w:tplc="40090005" w:tentative="1">
+      <w:start w:val="1"/>
+      <w:numFmt w:val="bullet"/>
+      <w:lvlText w:val=""/>
+      <w:lvlJc w:val="left"/>
+      <w:pPr>
+        <w:ind w:left="2160" w:hanging="360"/>
+      </w:pPr>
+      <w:rPr>
+        <w:rFonts w:ascii="Wingdings" w:hAnsi="Wingdings" w:hint="default"/>
+      </w:rPr>
+    </w:lvl>
+    <w:lvl w:ilvl="3" w:tplc="40090001" w:tentative="1">
+      <w:start w:val="1"/>
+      <w:numFmt w:val="bullet"/>
+      <w:lvlText w:val=""/>
+      <w:lvlJc w:val="left"/>
+      <w:pPr>
+        <w:ind w:left="2880" w:hanging="360"/>
+      </w:pPr>
+      <w:rPr>
+        <w:rFonts w:ascii="Symbol" w:hAnsi="Symbol" w:hint="default"/>
+      </w:rPr>
+    </w:lvl>
+    <w:lvl w:ilvl="4" w:tplc="40090003" w:tentative="1">
+      <w:start w:val="1"/>
+      <w:numFmt w:val="bullet"/>
+      <w:lvlText w:val="o"/>
+      <w:lvlJc w:val="left"/>
+      <w:pPr>
+        <w:ind w:left="3600" w:hanging="360"/>
+      </w:pPr>
+      <w:rPr>
+        <w:rFonts w:ascii="Courier New" w:hAnsi="Courier New" w:cs="Courier New" w:hint="default"/>
+      </w:rPr>
+    </w:lvl>
+    <w:lvl w:ilvl="5" w:tplc="40090005" w:tentative="1">
+      <w:start w:val="1"/>
+      <w:numFmt w:val="bullet"/>
+      <w:lvlText w:val=""/>
+      <w:lvlJc w:val="left"/>
+      <w:pPr>
+        <w:ind w:left="4320" w:hanging="360"/>
+      </w:pPr>
+      <w:rPr>
+        <w:rFonts w:ascii="Wingdings" w:hAnsi="Wingdings" w:hint="default"/>
+      </w:rPr>
+    </w:lvl>
+    <w:lvl w:ilvl="6" w:tplc="40090001" w:tentative="1">
+      <w:start w:val="1"/>
+      <w:numFmt w:val="bullet"/>
+      <w:lvlText w:val=""/>
+      <w:lvlJc w:val="left"/>
+      <w:pPr>
+        <w:ind w:left="5040" w:hanging="360"/>
+      </w:pPr>
+      <w:rPr>
+        <w:rFonts w:ascii="Symbol" w:hAnsi="Symbol" w:hint="default"/>
+      </w:rPr>
+    </w:lvl>
+    <w:lvl w:ilvl="7" w:tplc="40090003" w:tentative="1">
+      <w:start w:val="1"/>
+      <w:numFmt w:val="bullet"/>
+      <w:lvlText w:val="o"/>
+      <w:lvlJc w:val="left"/>
+      <w:pPr>
+        <w:ind w:left="5760" w:hanging="360"/>
+      </w:pPr>
+      <w:rPr>
+        <w:rFonts w:ascii="Courier New" w:hAnsi="Courier New" w:cs="Courier New" w:hint="default"/>
+      </w:rPr>
+    </w:lvl>
+    <w:lvl w:ilvl="8" w:tplc="40090005" w:tentative="1">
+      <w:start w:val="1"/>
+      <w:numFmt w:val="bullet"/>
+      <w:lvlText w:val=""/>
+      <w:lvlJc w:val="left"/>
+      <w:pPr>
+        <w:ind w:left="6480" w:hanging="360"/>
+      </w:pPr>
+      <w:rPr>
+        <w:rFonts w:ascii="Wingdings" w:hAnsi="Wingdings" w:hint="default"/>
+      </w:rPr>
+    </w:lvl>
+  </w:abstractNum>
+  <w:abstractNum w:abstractNumId="37" w15:restartNumberingAfterBreak="0">
+    <w:nsid w:val="6669285B"/>
+    <w:multiLevelType w:val="multilevel"/>
+    <w:tmpl w:val="CA2A5134"/>
+    <w:lvl w:ilvl="0">
+      <w:start w:val="1"/>
+      <w:numFmt w:val="bullet"/>
+      <w:lvlText w:val=""/>
+      <w:lvlJc w:val="left"/>
+      <w:pPr>
+        <w:tabs>
+          <w:tab w:val="num" w:pos="720"/>
+        </w:tabs>
+        <w:ind w:left="720" w:hanging="360"/>
+      </w:pPr>
+      <w:rPr>
+        <w:rFonts w:ascii="Symbol" w:hAnsi="Symbol" w:hint="default"/>
+        <w:sz w:val="20"/>
+      </w:rPr>
+    </w:lvl>
+    <w:lvl w:ilvl="1" w:tentative="1">
+      <w:start w:val="1"/>
+      <w:numFmt w:val="bullet"/>
+      <w:lvlText w:val="o"/>
+      <w:lvlJc w:val="left"/>
+      <w:pPr>
+        <w:tabs>
+          <w:tab w:val="num" w:pos="1440"/>
+        </w:tabs>
+        <w:ind w:left="1440" w:hanging="360"/>
+      </w:pPr>
+      <w:rPr>
+        <w:rFonts w:ascii="Courier New" w:hAnsi="Courier New" w:hint="default"/>
+        <w:sz w:val="20"/>
+      </w:rPr>
+    </w:lvl>
+    <w:lvl w:ilvl="2" w:tentative="1">
+      <w:start w:val="1"/>
+      <w:numFmt w:val="bullet"/>
+      <w:lvlText w:val=""/>
+      <w:lvlJc w:val="left"/>
+      <w:pPr>
+        <w:tabs>
+          <w:tab w:val="num" w:pos="2160"/>
+        </w:tabs>
+        <w:ind w:left="2160" w:hanging="360"/>
+      </w:pPr>
+      <w:rPr>
+        <w:rFonts w:ascii="Wingdings" w:hAnsi="Wingdings" w:hint="default"/>
+        <w:sz w:val="20"/>
+      </w:rPr>
+    </w:lvl>
+    <w:lvl w:ilvl="3" w:tentative="1">
+      <w:start w:val="1"/>
+      <w:numFmt w:val="bullet"/>
+      <w:lvlText w:val=""/>
+      <w:lvlJc w:val="left"/>
+      <w:pPr>
+        <w:tabs>
+          <w:tab w:val="num" w:pos="2880"/>
+        </w:tabs>
+        <w:ind w:left="2880" w:hanging="360"/>
+      </w:pPr>
+      <w:rPr>
+        <w:rFonts w:ascii="Wingdings" w:hAnsi="Wingdings" w:hint="default"/>
+        <w:sz w:val="20"/>
+      </w:rPr>
+    </w:lvl>
+    <w:lvl w:ilvl="4" w:tentative="1">
+      <w:start w:val="1"/>
+      <w:numFmt w:val="bullet"/>
+      <w:lvlText w:val=""/>
+      <w:lvlJc w:val="left"/>
+      <w:pPr>
+        <w:tabs>
+          <w:tab w:val="num" w:pos="3600"/>
+        </w:tabs>
+        <w:ind w:left="3600" w:hanging="360"/>
+      </w:pPr>
+      <w:rPr>
+        <w:rFonts w:ascii="Wingdings" w:hAnsi="Wingdings" w:hint="default"/>
+        <w:sz w:val="20"/>
+      </w:rPr>
+    </w:lvl>
+    <w:lvl w:ilvl="5" w:tentative="1">
+      <w:start w:val="1"/>
+      <w:numFmt w:val="bullet"/>
+      <w:lvlText w:val=""/>
+      <w:lvlJc w:val="left"/>
+      <w:pPr>
+        <w:tabs>
+          <w:tab w:val="num" w:pos="4320"/>
+        </w:tabs>
+        <w:ind w:left="4320" w:hanging="360"/>
+      </w:pPr>
+      <w:rPr>
+        <w:rFonts w:ascii="Wingdings" w:hAnsi="Wingdings" w:hint="default"/>
+        <w:sz w:val="20"/>
+      </w:rPr>
+    </w:lvl>
+    <w:lvl w:ilvl="6" w:tentative="1">
+      <w:start w:val="1"/>
+      <w:numFmt w:val="bullet"/>
+      <w:lvlText w:val=""/>
+      <w:lvlJc w:val="left"/>
+      <w:pPr>
+        <w:tabs>
+          <w:tab w:val="num" w:pos="5040"/>
+        </w:tabs>
+        <w:ind w:left="5040" w:hanging="360"/>
+      </w:pPr>
+      <w:rPr>
+        <w:rFonts w:ascii="Wingdings" w:hAnsi="Wingdings" w:hint="default"/>
+        <w:sz w:val="20"/>
+      </w:rPr>
+    </w:lvl>
+    <w:lvl w:ilvl="7" w:tentative="1">
+      <w:start w:val="1"/>
+      <w:numFmt w:val="bullet"/>
+      <w:lvlText w:val=""/>
+      <w:lvlJc w:val="left"/>
+      <w:pPr>
+        <w:tabs>
+          <w:tab w:val="num" w:pos="5760"/>
+        </w:tabs>
+        <w:ind w:left="5760" w:hanging="360"/>
+      </w:pPr>
+      <w:rPr>
+        <w:rFonts w:ascii="Wingdings" w:hAnsi="Wingdings" w:hint="default"/>
+        <w:sz w:val="20"/>
+      </w:rPr>
+    </w:lvl>
+    <w:lvl w:ilvl="8" w:tentative="1">
+      <w:start w:val="1"/>
+      <w:numFmt w:val="bullet"/>
+      <w:lvlText w:val=""/>
+      <w:lvlJc w:val="left"/>
+      <w:pPr>
+        <w:tabs>
+          <w:tab w:val="num" w:pos="6480"/>
+        </w:tabs>
+        <w:ind w:left="6480" w:hanging="360"/>
+      </w:pPr>
+      <w:rPr>
+        <w:rFonts w:ascii="Wingdings" w:hAnsi="Wingdings" w:hint="default"/>
+        <w:sz w:val="20"/>
+      </w:rPr>
+    </w:lvl>
+  </w:abstractNum>
+  <w:abstractNum w:abstractNumId="38" w15:restartNumberingAfterBreak="0">
     <w:nsid w:val="69413AC8"/>
     <w:multiLevelType w:val="multilevel"/>
     <w:tmpl w:val="AA24CB32"/>
@@ -6103,7 +11519,7 @@
       </w:rPr>
     </w:lvl>
   </w:abstractNum>
-  <w:abstractNum w:abstractNumId="21" w15:restartNumberingAfterBreak="0">
+  <w:abstractNum w:abstractNumId="39" w15:restartNumberingAfterBreak="0">
     <w:nsid w:val="6DA52740"/>
     <w:multiLevelType w:val="multilevel"/>
     <w:tmpl w:val="00F4D192"/>
@@ -6252,7 +11668,156 @@
       </w:rPr>
     </w:lvl>
   </w:abstractNum>
-  <w:abstractNum w:abstractNumId="22" w15:restartNumberingAfterBreak="0">
+  <w:abstractNum w:abstractNumId="40" w15:restartNumberingAfterBreak="0">
+    <w:nsid w:val="72D81FA3"/>
+    <w:multiLevelType w:val="multilevel"/>
+    <w:tmpl w:val="C3C27808"/>
+    <w:lvl w:ilvl="0">
+      <w:start w:val="1"/>
+      <w:numFmt w:val="bullet"/>
+      <w:lvlText w:val=""/>
+      <w:lvlJc w:val="left"/>
+      <w:pPr>
+        <w:tabs>
+          <w:tab w:val="num" w:pos="720"/>
+        </w:tabs>
+        <w:ind w:left="720" w:hanging="360"/>
+      </w:pPr>
+      <w:rPr>
+        <w:rFonts w:ascii="Symbol" w:hAnsi="Symbol" w:hint="default"/>
+        <w:sz w:val="20"/>
+      </w:rPr>
+    </w:lvl>
+    <w:lvl w:ilvl="1" w:tentative="1">
+      <w:start w:val="1"/>
+      <w:numFmt w:val="bullet"/>
+      <w:lvlText w:val="o"/>
+      <w:lvlJc w:val="left"/>
+      <w:pPr>
+        <w:tabs>
+          <w:tab w:val="num" w:pos="1440"/>
+        </w:tabs>
+        <w:ind w:left="1440" w:hanging="360"/>
+      </w:pPr>
+      <w:rPr>
+        <w:rFonts w:ascii="Courier New" w:hAnsi="Courier New" w:hint="default"/>
+        <w:sz w:val="20"/>
+      </w:rPr>
+    </w:lvl>
+    <w:lvl w:ilvl="2" w:tentative="1">
+      <w:start w:val="1"/>
+      <w:numFmt w:val="bullet"/>
+      <w:lvlText w:val=""/>
+      <w:lvlJc w:val="left"/>
+      <w:pPr>
+        <w:tabs>
+          <w:tab w:val="num" w:pos="2160"/>
+        </w:tabs>
+        <w:ind w:left="2160" w:hanging="360"/>
+      </w:pPr>
+      <w:rPr>
+        <w:rFonts w:ascii="Wingdings" w:hAnsi="Wingdings" w:hint="default"/>
+        <w:sz w:val="20"/>
+      </w:rPr>
+    </w:lvl>
+    <w:lvl w:ilvl="3" w:tentative="1">
+      <w:start w:val="1"/>
+      <w:numFmt w:val="bullet"/>
+      <w:lvlText w:val=""/>
+      <w:lvlJc w:val="left"/>
+      <w:pPr>
+        <w:tabs>
+          <w:tab w:val="num" w:pos="2880"/>
+        </w:tabs>
+        <w:ind w:left="2880" w:hanging="360"/>
+      </w:pPr>
+      <w:rPr>
+        <w:rFonts w:ascii="Wingdings" w:hAnsi="Wingdings" w:hint="default"/>
+        <w:sz w:val="20"/>
+      </w:rPr>
+    </w:lvl>
+    <w:lvl w:ilvl="4" w:tentative="1">
+      <w:start w:val="1"/>
+      <w:numFmt w:val="bullet"/>
+      <w:lvlText w:val=""/>
+      <w:lvlJc w:val="left"/>
+      <w:pPr>
+        <w:tabs>
+          <w:tab w:val="num" w:pos="3600"/>
+        </w:tabs>
+        <w:ind w:left="3600" w:hanging="360"/>
+      </w:pPr>
+      <w:rPr>
+        <w:rFonts w:ascii="Wingdings" w:hAnsi="Wingdings" w:hint="default"/>
+        <w:sz w:val="20"/>
+      </w:rPr>
+    </w:lvl>
+    <w:lvl w:ilvl="5" w:tentative="1">
+      <w:start w:val="1"/>
+      <w:numFmt w:val="bullet"/>
+      <w:lvlText w:val=""/>
+      <w:lvlJc w:val="left"/>
+      <w:pPr>
+        <w:tabs>
+          <w:tab w:val="num" w:pos="4320"/>
+        </w:tabs>
+        <w:ind w:left="4320" w:hanging="360"/>
+      </w:pPr>
+      <w:rPr>
+        <w:rFonts w:ascii="Wingdings" w:hAnsi="Wingdings" w:hint="default"/>
+        <w:sz w:val="20"/>
+      </w:rPr>
+    </w:lvl>
+    <w:lvl w:ilvl="6" w:tentative="1">
+      <w:start w:val="1"/>
+      <w:numFmt w:val="bullet"/>
+      <w:lvlText w:val=""/>
+      <w:lvlJc w:val="left"/>
+      <w:pPr>
+        <w:tabs>
+          <w:tab w:val="num" w:pos="5040"/>
+        </w:tabs>
+        <w:ind w:left="5040" w:hanging="360"/>
+      </w:pPr>
+      <w:rPr>
+        <w:rFonts w:ascii="Wingdings" w:hAnsi="Wingdings" w:hint="default"/>
+        <w:sz w:val="20"/>
+      </w:rPr>
+    </w:lvl>
+    <w:lvl w:ilvl="7" w:tentative="1">
+      <w:start w:val="1"/>
+      <w:numFmt w:val="bullet"/>
+      <w:lvlText w:val=""/>
+      <w:lvlJc w:val="left"/>
+      <w:pPr>
+        <w:tabs>
+          <w:tab w:val="num" w:pos="5760"/>
+        </w:tabs>
+        <w:ind w:left="5760" w:hanging="360"/>
+      </w:pPr>
+      <w:rPr>
+        <w:rFonts w:ascii="Wingdings" w:hAnsi="Wingdings" w:hint="default"/>
+        <w:sz w:val="20"/>
+      </w:rPr>
+    </w:lvl>
+    <w:lvl w:ilvl="8" w:tentative="1">
+      <w:start w:val="1"/>
+      <w:numFmt w:val="bullet"/>
+      <w:lvlText w:val=""/>
+      <w:lvlJc w:val="left"/>
+      <w:pPr>
+        <w:tabs>
+          <w:tab w:val="num" w:pos="6480"/>
+        </w:tabs>
+        <w:ind w:left="6480" w:hanging="360"/>
+      </w:pPr>
+      <w:rPr>
+        <w:rFonts w:ascii="Wingdings" w:hAnsi="Wingdings" w:hint="default"/>
+        <w:sz w:val="20"/>
+      </w:rPr>
+    </w:lvl>
+  </w:abstractNum>
+  <w:abstractNum w:abstractNumId="41" w15:restartNumberingAfterBreak="0">
     <w:nsid w:val="74EA78FD"/>
     <w:multiLevelType w:val="multilevel"/>
     <w:tmpl w:val="8C4A8B46"/>
@@ -6401,7 +11966,156 @@
       </w:rPr>
     </w:lvl>
   </w:abstractNum>
-  <w:abstractNum w:abstractNumId="23" w15:restartNumberingAfterBreak="0">
+  <w:abstractNum w:abstractNumId="42" w15:restartNumberingAfterBreak="0">
+    <w:nsid w:val="75BC100F"/>
+    <w:multiLevelType w:val="multilevel"/>
+    <w:tmpl w:val="760AD0F0"/>
+    <w:lvl w:ilvl="0">
+      <w:start w:val="1"/>
+      <w:numFmt w:val="bullet"/>
+      <w:lvlText w:val=""/>
+      <w:lvlJc w:val="left"/>
+      <w:pPr>
+        <w:tabs>
+          <w:tab w:val="num" w:pos="720"/>
+        </w:tabs>
+        <w:ind w:left="720" w:hanging="360"/>
+      </w:pPr>
+      <w:rPr>
+        <w:rFonts w:ascii="Symbol" w:hAnsi="Symbol" w:hint="default"/>
+        <w:sz w:val="20"/>
+      </w:rPr>
+    </w:lvl>
+    <w:lvl w:ilvl="1" w:tentative="1">
+      <w:start w:val="1"/>
+      <w:numFmt w:val="bullet"/>
+      <w:lvlText w:val="o"/>
+      <w:lvlJc w:val="left"/>
+      <w:pPr>
+        <w:tabs>
+          <w:tab w:val="num" w:pos="1440"/>
+        </w:tabs>
+        <w:ind w:left="1440" w:hanging="360"/>
+      </w:pPr>
+      <w:rPr>
+        <w:rFonts w:ascii="Courier New" w:hAnsi="Courier New" w:hint="default"/>
+        <w:sz w:val="20"/>
+      </w:rPr>
+    </w:lvl>
+    <w:lvl w:ilvl="2" w:tentative="1">
+      <w:start w:val="1"/>
+      <w:numFmt w:val="bullet"/>
+      <w:lvlText w:val=""/>
+      <w:lvlJc w:val="left"/>
+      <w:pPr>
+        <w:tabs>
+          <w:tab w:val="num" w:pos="2160"/>
+        </w:tabs>
+        <w:ind w:left="2160" w:hanging="360"/>
+      </w:pPr>
+      <w:rPr>
+        <w:rFonts w:ascii="Wingdings" w:hAnsi="Wingdings" w:hint="default"/>
+        <w:sz w:val="20"/>
+      </w:rPr>
+    </w:lvl>
+    <w:lvl w:ilvl="3" w:tentative="1">
+      <w:start w:val="1"/>
+      <w:numFmt w:val="bullet"/>
+      <w:lvlText w:val=""/>
+      <w:lvlJc w:val="left"/>
+      <w:pPr>
+        <w:tabs>
+          <w:tab w:val="num" w:pos="2880"/>
+        </w:tabs>
+        <w:ind w:left="2880" w:hanging="360"/>
+      </w:pPr>
+      <w:rPr>
+        <w:rFonts w:ascii="Wingdings" w:hAnsi="Wingdings" w:hint="default"/>
+        <w:sz w:val="20"/>
+      </w:rPr>
+    </w:lvl>
+    <w:lvl w:ilvl="4" w:tentative="1">
+      <w:start w:val="1"/>
+      <w:numFmt w:val="bullet"/>
+      <w:lvlText w:val=""/>
+      <w:lvlJc w:val="left"/>
+      <w:pPr>
+        <w:tabs>
+          <w:tab w:val="num" w:pos="3600"/>
+        </w:tabs>
+        <w:ind w:left="3600" w:hanging="360"/>
+      </w:pPr>
+      <w:rPr>
+        <w:rFonts w:ascii="Wingdings" w:hAnsi="Wingdings" w:hint="default"/>
+        <w:sz w:val="20"/>
+      </w:rPr>
+    </w:lvl>
+    <w:lvl w:ilvl="5" w:tentative="1">
+      <w:start w:val="1"/>
+      <w:numFmt w:val="bullet"/>
+      <w:lvlText w:val=""/>
+      <w:lvlJc w:val="left"/>
+      <w:pPr>
+        <w:tabs>
+          <w:tab w:val="num" w:pos="4320"/>
+        </w:tabs>
+        <w:ind w:left="4320" w:hanging="360"/>
+      </w:pPr>
+      <w:rPr>
+        <w:rFonts w:ascii="Wingdings" w:hAnsi="Wingdings" w:hint="default"/>
+        <w:sz w:val="20"/>
+      </w:rPr>
+    </w:lvl>
+    <w:lvl w:ilvl="6" w:tentative="1">
+      <w:start w:val="1"/>
+      <w:numFmt w:val="bullet"/>
+      <w:lvlText w:val=""/>
+      <w:lvlJc w:val="left"/>
+      <w:pPr>
+        <w:tabs>
+          <w:tab w:val="num" w:pos="5040"/>
+        </w:tabs>
+        <w:ind w:left="5040" w:hanging="360"/>
+      </w:pPr>
+      <w:rPr>
+        <w:rFonts w:ascii="Wingdings" w:hAnsi="Wingdings" w:hint="default"/>
+        <w:sz w:val="20"/>
+      </w:rPr>
+    </w:lvl>
+    <w:lvl w:ilvl="7" w:tentative="1">
+      <w:start w:val="1"/>
+      <w:numFmt w:val="bullet"/>
+      <w:lvlText w:val=""/>
+      <w:lvlJc w:val="left"/>
+      <w:pPr>
+        <w:tabs>
+          <w:tab w:val="num" w:pos="5760"/>
+        </w:tabs>
+        <w:ind w:left="5760" w:hanging="360"/>
+      </w:pPr>
+      <w:rPr>
+        <w:rFonts w:ascii="Wingdings" w:hAnsi="Wingdings" w:hint="default"/>
+        <w:sz w:val="20"/>
+      </w:rPr>
+    </w:lvl>
+    <w:lvl w:ilvl="8" w:tentative="1">
+      <w:start w:val="1"/>
+      <w:numFmt w:val="bullet"/>
+      <w:lvlText w:val=""/>
+      <w:lvlJc w:val="left"/>
+      <w:pPr>
+        <w:tabs>
+          <w:tab w:val="num" w:pos="6480"/>
+        </w:tabs>
+        <w:ind w:left="6480" w:hanging="360"/>
+      </w:pPr>
+      <w:rPr>
+        <w:rFonts w:ascii="Wingdings" w:hAnsi="Wingdings" w:hint="default"/>
+        <w:sz w:val="20"/>
+      </w:rPr>
+    </w:lvl>
+  </w:abstractNum>
+  <w:abstractNum w:abstractNumId="43" w15:restartNumberingAfterBreak="0">
     <w:nsid w:val="77FF45A7"/>
     <w:multiLevelType w:val="multilevel"/>
     <w:tmpl w:val="AAEEEE28"/>
@@ -6514,77 +12228,289 @@
       </w:pPr>
     </w:lvl>
   </w:abstractNum>
+  <w:abstractNum w:abstractNumId="44" w15:restartNumberingAfterBreak="0">
+    <w:nsid w:val="793069A3"/>
+    <w:multiLevelType w:val="multilevel"/>
+    <w:tmpl w:val="B9EC4A48"/>
+    <w:lvl w:ilvl="0">
+      <w:start w:val="1"/>
+      <w:numFmt w:val="bullet"/>
+      <w:lvlText w:val=""/>
+      <w:lvlJc w:val="left"/>
+      <w:pPr>
+        <w:tabs>
+          <w:tab w:val="num" w:pos="720"/>
+        </w:tabs>
+        <w:ind w:left="720" w:hanging="360"/>
+      </w:pPr>
+      <w:rPr>
+        <w:rFonts w:ascii="Symbol" w:hAnsi="Symbol" w:hint="default"/>
+        <w:sz w:val="20"/>
+      </w:rPr>
+    </w:lvl>
+    <w:lvl w:ilvl="1" w:tentative="1">
+      <w:start w:val="1"/>
+      <w:numFmt w:val="bullet"/>
+      <w:lvlText w:val="o"/>
+      <w:lvlJc w:val="left"/>
+      <w:pPr>
+        <w:tabs>
+          <w:tab w:val="num" w:pos="1440"/>
+        </w:tabs>
+        <w:ind w:left="1440" w:hanging="360"/>
+      </w:pPr>
+      <w:rPr>
+        <w:rFonts w:ascii="Courier New" w:hAnsi="Courier New" w:hint="default"/>
+        <w:sz w:val="20"/>
+      </w:rPr>
+    </w:lvl>
+    <w:lvl w:ilvl="2" w:tentative="1">
+      <w:start w:val="1"/>
+      <w:numFmt w:val="bullet"/>
+      <w:lvlText w:val=""/>
+      <w:lvlJc w:val="left"/>
+      <w:pPr>
+        <w:tabs>
+          <w:tab w:val="num" w:pos="2160"/>
+        </w:tabs>
+        <w:ind w:left="2160" w:hanging="360"/>
+      </w:pPr>
+      <w:rPr>
+        <w:rFonts w:ascii="Wingdings" w:hAnsi="Wingdings" w:hint="default"/>
+        <w:sz w:val="20"/>
+      </w:rPr>
+    </w:lvl>
+    <w:lvl w:ilvl="3" w:tentative="1">
+      <w:start w:val="1"/>
+      <w:numFmt w:val="bullet"/>
+      <w:lvlText w:val=""/>
+      <w:lvlJc w:val="left"/>
+      <w:pPr>
+        <w:tabs>
+          <w:tab w:val="num" w:pos="2880"/>
+        </w:tabs>
+        <w:ind w:left="2880" w:hanging="360"/>
+      </w:pPr>
+      <w:rPr>
+        <w:rFonts w:ascii="Wingdings" w:hAnsi="Wingdings" w:hint="default"/>
+        <w:sz w:val="20"/>
+      </w:rPr>
+    </w:lvl>
+    <w:lvl w:ilvl="4" w:tentative="1">
+      <w:start w:val="1"/>
+      <w:numFmt w:val="bullet"/>
+      <w:lvlText w:val=""/>
+      <w:lvlJc w:val="left"/>
+      <w:pPr>
+        <w:tabs>
+          <w:tab w:val="num" w:pos="3600"/>
+        </w:tabs>
+        <w:ind w:left="3600" w:hanging="360"/>
+      </w:pPr>
+      <w:rPr>
+        <w:rFonts w:ascii="Wingdings" w:hAnsi="Wingdings" w:hint="default"/>
+        <w:sz w:val="20"/>
+      </w:rPr>
+    </w:lvl>
+    <w:lvl w:ilvl="5" w:tentative="1">
+      <w:start w:val="1"/>
+      <w:numFmt w:val="bullet"/>
+      <w:lvlText w:val=""/>
+      <w:lvlJc w:val="left"/>
+      <w:pPr>
+        <w:tabs>
+          <w:tab w:val="num" w:pos="4320"/>
+        </w:tabs>
+        <w:ind w:left="4320" w:hanging="360"/>
+      </w:pPr>
+      <w:rPr>
+        <w:rFonts w:ascii="Wingdings" w:hAnsi="Wingdings" w:hint="default"/>
+        <w:sz w:val="20"/>
+      </w:rPr>
+    </w:lvl>
+    <w:lvl w:ilvl="6" w:tentative="1">
+      <w:start w:val="1"/>
+      <w:numFmt w:val="bullet"/>
+      <w:lvlText w:val=""/>
+      <w:lvlJc w:val="left"/>
+      <w:pPr>
+        <w:tabs>
+          <w:tab w:val="num" w:pos="5040"/>
+        </w:tabs>
+        <w:ind w:left="5040" w:hanging="360"/>
+      </w:pPr>
+      <w:rPr>
+        <w:rFonts w:ascii="Wingdings" w:hAnsi="Wingdings" w:hint="default"/>
+        <w:sz w:val="20"/>
+      </w:rPr>
+    </w:lvl>
+    <w:lvl w:ilvl="7" w:tentative="1">
+      <w:start w:val="1"/>
+      <w:numFmt w:val="bullet"/>
+      <w:lvlText w:val=""/>
+      <w:lvlJc w:val="left"/>
+      <w:pPr>
+        <w:tabs>
+          <w:tab w:val="num" w:pos="5760"/>
+        </w:tabs>
+        <w:ind w:left="5760" w:hanging="360"/>
+      </w:pPr>
+      <w:rPr>
+        <w:rFonts w:ascii="Wingdings" w:hAnsi="Wingdings" w:hint="default"/>
+        <w:sz w:val="20"/>
+      </w:rPr>
+    </w:lvl>
+    <w:lvl w:ilvl="8" w:tentative="1">
+      <w:start w:val="1"/>
+      <w:numFmt w:val="bullet"/>
+      <w:lvlText w:val=""/>
+      <w:lvlJc w:val="left"/>
+      <w:pPr>
+        <w:tabs>
+          <w:tab w:val="num" w:pos="6480"/>
+        </w:tabs>
+        <w:ind w:left="6480" w:hanging="360"/>
+      </w:pPr>
+      <w:rPr>
+        <w:rFonts w:ascii="Wingdings" w:hAnsi="Wingdings" w:hint="default"/>
+        <w:sz w:val="20"/>
+      </w:rPr>
+    </w:lvl>
+  </w:abstractNum>
   <w:num w:numId="1" w16cid:durableId="1006247835">
+    <w:abstractNumId w:val="7"/>
+  </w:num>
+  <w:num w:numId="2" w16cid:durableId="1689869816">
+    <w:abstractNumId w:val="11"/>
+  </w:num>
+  <w:num w:numId="3" w16cid:durableId="972518492">
+    <w:abstractNumId w:val="17"/>
+  </w:num>
+  <w:num w:numId="4" w16cid:durableId="815605030">
+    <w:abstractNumId w:val="21"/>
+  </w:num>
+  <w:num w:numId="5" w16cid:durableId="1160538869">
+    <w:abstractNumId w:val="33"/>
+  </w:num>
+  <w:num w:numId="6" w16cid:durableId="1217624553">
+    <w:abstractNumId w:val="41"/>
+  </w:num>
+  <w:num w:numId="7" w16cid:durableId="413401511">
+    <w:abstractNumId w:val="13"/>
+  </w:num>
+  <w:num w:numId="8" w16cid:durableId="301276317">
+    <w:abstractNumId w:val="12"/>
+  </w:num>
+  <w:num w:numId="9" w16cid:durableId="1300451263">
+    <w:abstractNumId w:val="32"/>
+  </w:num>
+  <w:num w:numId="10" w16cid:durableId="1111127963">
+    <w:abstractNumId w:val="14"/>
+  </w:num>
+  <w:num w:numId="11" w16cid:durableId="1762213668">
+    <w:abstractNumId w:val="25"/>
+  </w:num>
+  <w:num w:numId="12" w16cid:durableId="1031614267">
+    <w:abstractNumId w:val="3"/>
+  </w:num>
+  <w:num w:numId="13" w16cid:durableId="653073698">
+    <w:abstractNumId w:val="10"/>
+  </w:num>
+  <w:num w:numId="14" w16cid:durableId="1896621428">
+    <w:abstractNumId w:val="38"/>
+  </w:num>
+  <w:num w:numId="15" w16cid:durableId="1741249642">
+    <w:abstractNumId w:val="8"/>
+  </w:num>
+  <w:num w:numId="16" w16cid:durableId="893196774">
+    <w:abstractNumId w:val="9"/>
+  </w:num>
+  <w:num w:numId="17" w16cid:durableId="429400599">
+    <w:abstractNumId w:val="29"/>
+  </w:num>
+  <w:num w:numId="18" w16cid:durableId="725033481">
+    <w:abstractNumId w:val="5"/>
+  </w:num>
+  <w:num w:numId="19" w16cid:durableId="45837511">
+    <w:abstractNumId w:val="43"/>
+  </w:num>
+  <w:num w:numId="20" w16cid:durableId="626080874">
+    <w:abstractNumId w:val="31"/>
+  </w:num>
+  <w:num w:numId="21" w16cid:durableId="698505536">
+    <w:abstractNumId w:val="39"/>
+  </w:num>
+  <w:num w:numId="22" w16cid:durableId="2082823937">
     <w:abstractNumId w:val="4"/>
   </w:num>
-  <w:num w:numId="2" w16cid:durableId="1689869816">
-    <w:abstractNumId w:val="8"/>
-  </w:num>
-  <w:num w:numId="3" w16cid:durableId="972518492">
-    <w:abstractNumId w:val="12"/>
-  </w:num>
-  <w:num w:numId="4" w16cid:durableId="815605030">
-    <w:abstractNumId w:val="13"/>
-  </w:num>
-  <w:num w:numId="5" w16cid:durableId="1160538869">
-    <w:abstractNumId w:val="19"/>
-  </w:num>
-  <w:num w:numId="6" w16cid:durableId="1217624553">
-    <w:abstractNumId w:val="22"/>
-  </w:num>
-  <w:num w:numId="7" w16cid:durableId="413401511">
-    <w:abstractNumId w:val="10"/>
-  </w:num>
-  <w:num w:numId="8" w16cid:durableId="301276317">
-    <w:abstractNumId w:val="9"/>
-  </w:num>
-  <w:num w:numId="9" w16cid:durableId="1300451263">
-    <w:abstractNumId w:val="18"/>
-  </w:num>
-  <w:num w:numId="10" w16cid:durableId="1111127963">
-    <w:abstractNumId w:val="11"/>
-  </w:num>
-  <w:num w:numId="11" w16cid:durableId="1762213668">
-    <w:abstractNumId w:val="14"/>
-  </w:num>
-  <w:num w:numId="12" w16cid:durableId="1031614267">
-    <w:abstractNumId w:val="1"/>
-  </w:num>
-  <w:num w:numId="13" w16cid:durableId="653073698">
-    <w:abstractNumId w:val="7"/>
-  </w:num>
-  <w:num w:numId="14" w16cid:durableId="1896621428">
-    <w:abstractNumId w:val="20"/>
-  </w:num>
-  <w:num w:numId="15" w16cid:durableId="1741249642">
-    <w:abstractNumId w:val="5"/>
-  </w:num>
-  <w:num w:numId="16" w16cid:durableId="893196774">
-    <w:abstractNumId w:val="6"/>
-  </w:num>
-  <w:num w:numId="17" w16cid:durableId="429400599">
-    <w:abstractNumId w:val="16"/>
-  </w:num>
-  <w:num w:numId="18" w16cid:durableId="725033481">
-    <w:abstractNumId w:val="3"/>
-  </w:num>
-  <w:num w:numId="19" w16cid:durableId="45837511">
-    <w:abstractNumId w:val="23"/>
-  </w:num>
-  <w:num w:numId="20" w16cid:durableId="626080874">
-    <w:abstractNumId w:val="17"/>
-  </w:num>
-  <w:num w:numId="21" w16cid:durableId="698505536">
-    <w:abstractNumId w:val="21"/>
-  </w:num>
-  <w:num w:numId="22" w16cid:durableId="2082823937">
-    <w:abstractNumId w:val="2"/>
-  </w:num>
   <w:num w:numId="23" w16cid:durableId="652832556">
-    <w:abstractNumId w:val="15"/>
+    <w:abstractNumId w:val="26"/>
   </w:num>
   <w:num w:numId="24" w16cid:durableId="1320499420">
     <w:abstractNumId w:val="0"/>
+  </w:num>
+  <w:num w:numId="25" w16cid:durableId="784690718">
+    <w:abstractNumId w:val="6"/>
+  </w:num>
+  <w:num w:numId="26" w16cid:durableId="855654750">
+    <w:abstractNumId w:val="23"/>
+  </w:num>
+  <w:num w:numId="27" w16cid:durableId="7607141">
+    <w:abstractNumId w:val="2"/>
+  </w:num>
+  <w:num w:numId="28" w16cid:durableId="17120729">
+    <w:abstractNumId w:val="36"/>
+  </w:num>
+  <w:num w:numId="29" w16cid:durableId="862717102">
+    <w:abstractNumId w:val="16"/>
+  </w:num>
+  <w:num w:numId="30" w16cid:durableId="1799911850">
+    <w:abstractNumId w:val="19"/>
+  </w:num>
+  <w:num w:numId="31" w16cid:durableId="1637908026">
+    <w:abstractNumId w:val="22"/>
+  </w:num>
+  <w:num w:numId="32" w16cid:durableId="899242469">
+    <w:abstractNumId w:val="20"/>
+  </w:num>
+  <w:num w:numId="33" w16cid:durableId="868297092">
+    <w:abstractNumId w:val="40"/>
+  </w:num>
+  <w:num w:numId="34" w16cid:durableId="1308780372">
+    <w:abstractNumId w:val="37"/>
+  </w:num>
+  <w:num w:numId="35" w16cid:durableId="1248004937">
+    <w:abstractNumId w:val="18"/>
+  </w:num>
+  <w:num w:numId="36" w16cid:durableId="1719085240">
+    <w:abstractNumId w:val="15"/>
+  </w:num>
+  <w:num w:numId="37" w16cid:durableId="804388977">
+    <w:abstractNumId w:val="27"/>
+  </w:num>
+  <w:num w:numId="38" w16cid:durableId="245966389">
+    <w:abstractNumId w:val="42"/>
+  </w:num>
+  <w:num w:numId="39" w16cid:durableId="884294194">
+    <w:abstractNumId w:val="24"/>
+  </w:num>
+  <w:num w:numId="40" w16cid:durableId="15469842">
+    <w:abstractNumId w:val="35"/>
+  </w:num>
+  <w:num w:numId="41" w16cid:durableId="990907317">
+    <w:abstractNumId w:val="30"/>
+  </w:num>
+  <w:num w:numId="42" w16cid:durableId="800925104">
+    <w:abstractNumId w:val="28"/>
+  </w:num>
+  <w:num w:numId="43" w16cid:durableId="606618935">
+    <w:abstractNumId w:val="34"/>
+  </w:num>
+  <w:num w:numId="44" w16cid:durableId="1412310241">
+    <w:abstractNumId w:val="1"/>
+  </w:num>
+  <w:num w:numId="45" w16cid:durableId="264115270">
+    <w:abstractNumId w:val="44"/>
   </w:num>
   <w:numIdMacAtCleanup w:val="21"/>
 </w:numbering>
